--- a/가시화 담당 요구사항 정의서.docx
+++ b/가시화 담당 요구사항 정의서.docx
@@ -32,7 +32,7 @@
         <w:rPr>
           <w:sz w:val="20"/>
         </w:rPr>
-        <w:t>상대 파트: 강대규 (OpenTelemetry 기반 관측 스택 백엔드)</w:t>
+        <w:t>상대 파트: 이대규 — OpenTelemetry 기반 관측 스택 백엔드</w:t>
       </w:r>
     </w:p>
     <w:p>
@@ -40,7 +40,7 @@
         <w:rPr>
           <w:sz w:val="20"/>
         </w:rPr>
-        <w:t>근거: 260818 회의록 §4 (공통 인터페이스 문서), 요구사항정의서 v0.2 §6</w:t>
+        <w:t>근거: 260818 회의록 §4 공통 인터페이스 문서, 요구사항정의서 v0.2 §6</w:t>
       </w:r>
     </w:p>
     <w:p>
@@ -48,7 +48,7 @@
         <w:rPr>
           <w:sz w:val="20"/>
         </w:rPr>
-        <w:t>상태: 초안 — 회신 요청 (§6)</w:t>
+        <w:t>상태: 초안 — 회신 요청 사항은 6장</w:t>
       </w:r>
     </w:p>
     <w:p>
@@ -63,7 +63,7 @@
         <w:rPr>
           <w:b w:val="0"/>
         </w:rPr>
-        <w:t>본 문서는 가시화 모듈이 관측 스택 백엔드로부터 "받아야 하는 것"과 "줘야 하는 것"을 정리한 것이다. 회의 §4에서 지목된 최대 리스크("각자 따로 만들면 통합하는 순간 안 맞는다")에 대응해, 확정된 사실이 아니라 논의 가능한 안(案)을 먼저 제시하는 형태로 작성했다. 특히 송신부는 우리가 필드안을 먼저 낸다.</w:t>
+        <w:t>본 문서는 가시화 모듈이 관측 스택 백엔드로부터 "받아야 하는 것"과 "줘야 하는 것"을 정리한 것이다. 회의 §4에서 지목된 최대 리스크, 즉 "각자 따로 만들면 통합하는 순간 안 맞는다"에 대응해 확정된 사실이 아니라 논의 가능한 안을 먼저 제시하는 형태로 작성했다. 특히 송신부는 우리가 필드안을 먼저 낸다.</w:t>
       </w:r>
     </w:p>
     <w:p>
@@ -95,7 +95,7 @@
         <w:pStyle w:val="ListBullet"/>
       </w:pPr>
       <w:r>
-        <w:t>가시화 모듈은 수집기·저장소를 만들지 않는다. 질의(pull)와 발행(push)만 한다.</w:t>
+        <w:t>가시화 모듈은 수집기·저장소를 만들지 않는다. 질의와 발행만 한다.</w:t>
       </w:r>
     </w:p>
     <w:p>
@@ -111,7 +111,7 @@
         <w:pStyle w:val="ListBullet"/>
       </w:pPr>
       <w:r>
-        <w:t>관측 스택 구현체(OTel / Prometheus / Grafana)는 DataSource 인터페이스 뒤에 은닉한다. 구현체가 교체되어도 화면 코드는 바뀌지 않는다.</w:t>
+        <w:t>관측 스택 구현체인 OTel·Prometheus·Grafana는 DataSource 인터페이스 뒤에 은닉한다. 구현체가 교체되어도 화면 코드는 바뀌지 않는다.</w:t>
       </w:r>
     </w:p>
     <w:p>
@@ -119,7 +119,7 @@
         <w:pStyle w:val="ListBullet"/>
       </w:pPr>
       <w:r>
-        <w:t>가시화 클라이언트는 브라우저에서 동작한다(웹/TypeScript 확정). 이 사실이 채널 선택에 제약을 만든다 — 브라우저는 raw MQTT(TCP)를 사용할 수 없다.</w:t>
+        <w:t>가시화 클라이언트는 브라우저에서 동작한다. 웹·TypeScript로 확정했다. 이 사실이 채널 선택에 제약을 만든다 — 브라우저는 raw MQTT를 사용할 수 없다.</w:t>
       </w:r>
     </w:p>
     <w:p>
@@ -182,7 +182,7 @@
                 <w:b/>
                 <w:sz w:val="18"/>
               </w:rPr>
-              <w:t>OTel (기록)</w:t>
+              <w:t>OTel · 기록</w:t>
             </w:r>
           </w:p>
         </w:tc>
@@ -198,7 +198,7 @@
                 <w:b/>
                 <w:sz w:val="18"/>
               </w:rPr>
-              <w:t>MQTT (전달)</w:t>
+              <w:t>MQTT · 전달</w:t>
             </w:r>
           </w:p>
         </w:tc>
@@ -277,7 +277,7 @@
                 <w:rFonts w:ascii="맑은 고딕" w:hAnsi="맑은 고딕" w:eastAsia="맑은 고딕"/>
                 <w:sz w:val="18"/>
               </w:rPr>
-              <w:t>허용 (샘플링·배치 전송이 전제)</w:t>
+              <w:t>허용. 샘플링·배치 전송이 전제</w:t>
             </w:r>
           </w:p>
         </w:tc>
@@ -292,7 +292,7 @@
                 <w:rFonts w:ascii="맑은 고딕" w:hAnsi="맑은 고딕" w:eastAsia="맑은 고딕"/>
                 <w:sz w:val="18"/>
               </w:rPr>
-              <w:t>불허 가능 (QoS 1 이상)</w:t>
+              <w:t>QoS 1 이상이면 불허 가능</w:t>
             </w:r>
           </w:p>
         </w:tc>
@@ -469,7 +469,7 @@
         <w:pStyle w:val="ListBullet"/>
       </w:pPr>
       <w:r>
-        <w:t>감사 기록을 MQTT로만 보내는 것 — 브로커는 저장소가 아니다. 구독하지 않은 시점의 메시지는 남지 않으므로 사후 질의가 불가능하고, 책임 소재 추적 요건(회의 §4 수문 예시)이 성립하지 않는다.</w:t>
+        <w:t>감사 기록을 MQTT로만 보내는 것 — 브로커는 저장소가 아니다. 구독하지 않은 시점의 메시지는 남지 않으므로 사후 질의가 불가능하고, 회의 §4 수문 예시가 요구한 책임 소재 추적이 성립하지 않는다.</w:t>
       </w:r>
     </w:p>
     <w:p>
@@ -484,7 +484,7 @@
         <w:rPr>
           <w:b w:val="0"/>
         </w:rPr>
-        <w:t>참고: AI 담당 요구사항 정의서는 "전송 채널은 백엔드가 정한 공통 브로커를 그대로 사용"이라고만 적었고, 그 브로커의 실체가 아직 정해지지 않았다. 가시화도 같은 브로커를 쓸 것이므로 이 확정은 두 파트 공통의 선행 조건이다(§6 Q9).</w:t>
+        <w:t>참고: AI 담당 요구사항 정의서는 "전송 채널은 백엔드가 정한 공통 브로커를 그대로 사용"이라고만 적었고, 그 브로커의 실체가 아직 정해지지 않았다. 가시화도 같은 브로커를 쓸 것이므로 이 확정은 두 파트 공통의 선행 조건이다. 6장 Q9 참조.</w:t>
       </w:r>
     </w:p>
     <w:p>
@@ -496,7 +496,7 @@
           <w:b/>
           <w:sz w:val="28"/>
         </w:rPr>
-        <w:t>2. 받아야 하는 것 (수신부: 백엔드 → 가시화)</w:t>
+        <w:t>2. 받아야 하는 것 — 수신부: 백엔드 → 가시화</w:t>
       </w:r>
     </w:p>
     <w:p>
@@ -568,7 +568,7 @@
                 <w:b/>
                 <w:sz w:val="18"/>
               </w:rPr>
-              <w:t>채널(제안)</w:t>
+              <w:t>채널 제안</w:t>
             </w:r>
           </w:p>
         </w:tc>
@@ -631,7 +631,7 @@
                 <w:rFonts w:ascii="맑은 고딕" w:hAnsi="맑은 고딕" w:eastAsia="맑은 고딕"/>
                 <w:sz w:val="18"/>
               </w:rPr>
-              <w:t>HTTP (pull)</w:t>
+              <w:t>HTTP 질의</w:t>
             </w:r>
           </w:p>
         </w:tc>
@@ -1050,7 +1050,7 @@
                 <w:rFonts w:ascii="맑은 고딕" w:hAnsi="맑은 고딕" w:eastAsia="맑은 고딕"/>
                 <w:sz w:val="18"/>
               </w:rPr>
-              <w:t>시각 기준(clock) 규약</w:t>
+              <w:t>시각 기준 규약</w:t>
             </w:r>
           </w:p>
         </w:tc>
@@ -1189,7 +1189,7 @@
                 <w:rFonts w:ascii="맑은 고딕" w:hAnsi="맑은 고딕" w:eastAsia="맑은 고딕"/>
                 <w:sz w:val="18"/>
               </w:rPr>
-              <w:t>미정 (D-2)</w:t>
+              <w:t>미정 → D-2</w:t>
             </w:r>
           </w:p>
         </w:tc>
@@ -1294,7 +1294,7 @@
         <w:pStyle w:val="ListBullet"/>
       </w:pPr>
       <w:r>
-        <w:t>엔드포인트 (환경별: 로컬 / 개발 / 운영)</w:t>
+        <w:t>엔드포인트 — 로컬 / 개발 / 운영 환경별 주소</w:t>
       </w:r>
     </w:p>
     <w:p>
@@ -1310,7 +1310,7 @@
         <w:pStyle w:val="ListBullet"/>
       </w:pPr>
       <w:r>
-        <w:t>인증 방식: none / basic / bearer / mtls 중 하나 + 시크릿 전달 경로. 자격 증명 값 자체는 가시화 설정 파일에 기록하지 않으며, 시크릿 저장소 참조 키만 받는다.</w:t>
+        <w:t>인증 방식: none / basic / bearer / mtls 중 하나와 시크릿 전달 경로. 자격 증명 값 자체는 가시화 설정 파일에 기록하지 않으며, 시크릿 저장소 참조 키만 받는다.</w:t>
       </w:r>
     </w:p>
     <w:p>
@@ -1334,7 +1334,7 @@
         <w:pStyle w:val="ListBullet"/>
       </w:pPr>
       <w:r>
-        <w:t>보존 기간·해상도: 원본 유지 기간, 다운샘플링 시점과 간격 (그래프의 기본 조회 범위가 여기서 결정됨)</w:t>
+        <w:t>보존 기간·해상도: 원본 유지 기간, 다운샘플링 시점과 간격. 그래프의 기본 조회 범위가 여기서 결정된다.</w:t>
       </w:r>
     </w:p>
     <w:p>
@@ -1346,7 +1346,7 @@
           <w:b/>
           <w:sz w:val="22"/>
         </w:rPr>
-        <w:t>2.3. I-2. 계층 식별자 ↔ 라벨 대응 규칙 (최우선)</w:t>
+        <w:t>2.3. I-2. 계층 식별자 ↔ 라벨 대응 규칙 — 최우선</w:t>
       </w:r>
     </w:p>
     <w:p>
@@ -1362,7 +1362,7 @@
         <w:pStyle w:val="ListBullet"/>
       </w:pPr>
       <w:r>
-        <w:t>Resource attribute / 메트릭 라벨의 명명 규약</w:t>
+        <w:t>Resource attribute와 메트릭 라벨의 명명 규약</w:t>
       </w:r>
     </w:p>
     <w:p>
@@ -1378,7 +1378,7 @@
         <w:pStyle w:val="ListBullet"/>
       </w:pPr>
       <w:r>
-        <w:t>메트릭 이름 규약(접두어 체계, 단위 표기)</w:t>
+        <w:t>메트릭 이름 규약 — 접두어 체계, 단위 표기</w:t>
       </w:r>
     </w:p>
     <w:p>
@@ -1386,7 +1386,7 @@
         <w:pStyle w:val="ListBullet"/>
       </w:pPr>
       <w:r>
-        <w:t>동일 대상이 여러 이름으로 나타날 수 있는지 여부 (별칭 존재 시 정규화 규칙)</w:t>
+        <w:t>동일 대상이 여러 이름으로 나타날 수 있는지 여부. 별칭이 있다면 정규화 규칙</w:t>
       </w:r>
     </w:p>
     <w:p>
@@ -1394,7 +1394,7 @@
         <w:rPr>
           <w:b w:val="0"/>
         </w:rPr>
-        <w:t>이 항목은 진나영 파트의 식별자 체계(컨테이너 ID ↔ 디스크립터 ID ↔ Entity ID)와 같은 문제의 다른 면이다. 세 파트가 각자 정하면 어긋나므로 3자 동시 확정을 요청한다.</w:t>
+        <w:t>이 항목은 진나영 파트의 식별자 체계, 즉 컨테이너 ID ↔ 디스크립터 ID ↔ Entity ID 대응과 같은 문제의 다른 면이다. 세 파트가 각자 정하면 어긋나므로 3자 동시 확정을 요청한다.</w:t>
       </w:r>
     </w:p>
     <w:p>
@@ -1406,7 +1406,7 @@
           <w:b/>
           <w:sz w:val="22"/>
         </w:rPr>
-        <w:t>2.4. I-4. 스트림 (고빈도 텔레메트리 / 영상)</w:t>
+        <w:t>2.4. I-4. 스트림 — 고빈도 텔레메트리와 영상</w:t>
       </w:r>
     </w:p>
     <w:tbl>
@@ -1544,7 +1544,7 @@
                 <w:rFonts w:ascii="맑은 고딕" w:hAnsi="맑은 고딕" w:eastAsia="맑은 고딕"/>
                 <w:sz w:val="18"/>
               </w:rPr>
-              <w:t>별도 스트림(RTSP / WebRTC / HLS)</w:t>
+              <w:t>별도 스트림 RTSP / WebRTC / HLS</w:t>
             </w:r>
           </w:p>
         </w:tc>
@@ -1591,7 +1591,7 @@
                 <w:rFonts w:ascii="맑은 고딕" w:hAnsi="맑은 고딕" w:eastAsia="맑은 고딕"/>
                 <w:sz w:val="18"/>
               </w:rPr>
-              <w:t>MQTT (frame_ref만)</w:t>
+              <w:t>MQTT로 frame_ref만 전달</w:t>
             </w:r>
           </w:p>
         </w:tc>
@@ -1622,7 +1622,7 @@
         <w:pStyle w:val="ListBullet"/>
       </w:pPr>
       <w:r>
-        <w:t>필요 정보: 전송 프로토콜, 엔드포인트 규약, 프레임 타임스탬프의 기준 시계, 백프레셔 정책(드롭 / 버퍼), 재연결 시 재개 방식</w:t>
+        <w:t>필요 정보: 전송 프로토콜, 엔드포인트 규약, 프레임 타임스탬프의 기준 시계, 소비자가 못 따라갈 때의 드롭·버퍼 정책, 재연결 시 재개 방식</w:t>
       </w:r>
     </w:p>
     <w:p>
@@ -1642,7 +1642,7 @@
           <w:b/>
           <w:sz w:val="22"/>
         </w:rPr>
-        <w:t>2.5. I-5 / I-6. 감사 로그 조회 · 권한 모델</w:t>
+        <w:t>2.5. I-5 / I-6. 감사 로그 조회와 권한 모델</w:t>
       </w:r>
     </w:p>
     <w:p>
@@ -1658,7 +1658,7 @@
         <w:pStyle w:val="ListBullet"/>
       </w:pPr>
       <w:r>
-        <w:t>필요 정보: 조회 API 주소, 필터 축(대상 / 기간 / 발행자 / 발행 경로), 페이징, 조회 권한 모델</w:t>
+        <w:t>필요 정보: 조회 API 주소, 필터 축인 대상·기간·발행자·발행 경로, 페이징, 조회 권한 모델</w:t>
       </w:r>
     </w:p>
     <w:p>
@@ -1666,7 +1666,7 @@
         <w:pStyle w:val="ListBullet"/>
       </w:pPr>
       <w:r>
-        <w:t>권한 모델: 역할 목록과 역할별 제어 권한 범위, 사용자 신원 확인 방식(SSO / 토큰), 현재 사용자 역할 조회 API. 최종 검증은 백엔드 책임이며 가시화 쪽 검증은 UX 목적의 사전 차단이다.</w:t>
+        <w:t>권한 모델: 역할 목록과 역할별 제어 권한 범위, SSO 또는 토큰 등 사용자 신원 확인 방식, 현재 사용자 역할 조회 API. 최종 검증은 백엔드 책임이며 가시화 쪽 검증은 UX 목적의 사전 차단이다.</w:t>
       </w:r>
     </w:p>
     <w:p>
@@ -1678,7 +1678,7 @@
           <w:b/>
           <w:sz w:val="22"/>
         </w:rPr>
-        <w:t>2.6. I-9 / I-10. 실시간 수신 경로 (신설 항목)</w:t>
+        <w:t>2.6. I-9 / I-10. 실시간 수신 경로 — 신설 항목</w:t>
       </w:r>
     </w:p>
     <w:p>
@@ -1686,7 +1686,7 @@
         <w:pStyle w:val="ListBullet"/>
       </w:pPr>
       <w:r>
-        <w:t>I-9: 가시화 클라이언트는 브라우저에서 동작하므로 raw MQTT를 사용할 수 없다. 브로커가 MQTT over WebSocket 리스너를 열어주거나, 백엔드 WebSocket 게이트웨이를 경유해야 한다. 이것이 정해지지 않으면 실시간 갱신 경로가 존재하지 않는다. (§4 D-2)</w:t>
+        <w:t>I-9: 가시화 클라이언트는 브라우저에서 동작하므로 raw MQTT를 사용할 수 없다. 브로커가 MQTT over WebSocket 리스너를 열어주거나, 백엔드 WebSocket 게이트웨이를 경유해야 한다. 이것이 정해지지 않으면 실시간 갱신 경로가 존재하지 않는다. 4장 D-2 참조.</w:t>
       </w:r>
     </w:p>
     <w:p>
@@ -1709,7 +1709,7 @@
         <w:rPr>
           <w:b/>
         </w:rPr>
-        <w:t>표준 입력 스키마 (백엔드/어댑터 → 가시화, MQTT 상태 메시지)</w:t>
+        <w:t>표준 입력 스키마 ① 상태 메시지 — 백엔드·어댑터 → 가시화, MQTT</w:t>
       </w:r>
     </w:p>
     <w:p>
@@ -1774,7 +1774,7 @@
           <w:rFonts w:ascii="Consolas" w:hAnsi="Consolas" w:eastAsia="Consolas"/>
           <w:sz w:val="18"/>
         </w:rPr>
-        <w:t xml:space="preserve">  "timestamp": "ISO8601 (ms 단위 포함)",</w:t>
+        <w:t xml:space="preserve">  "timestamp": "ISO8601, ms 단위 포함",</w:t>
       </w:r>
     </w:p>
     <w:p>
@@ -1813,7 +1813,7 @@
           <w:rFonts w:ascii="Consolas" w:hAnsi="Consolas" w:eastAsia="Consolas"/>
           <w:sz w:val="18"/>
         </w:rPr>
-        <w:t xml:space="preserve">  "quality": "number (0~1, 선택)",</w:t>
+        <w:t xml:space="preserve">  "quality": "number, 0~1, 선택",</w:t>
       </w:r>
     </w:p>
     <w:p>
@@ -1826,7 +1826,7 @@
           <w:rFonts w:ascii="Consolas" w:hAnsi="Consolas" w:eastAsia="Consolas"/>
           <w:sz w:val="18"/>
         </w:rPr>
-        <w:t xml:space="preserve">  "source_ref": "string (선택: 영상 프레임 등 원본 바이너리 참조 키)"</w:t>
+        <w:t xml:space="preserve">  "source_ref": "string, 선택. 영상 프레임 등 원본 바이너리 참조 키"</w:t>
       </w:r>
     </w:p>
     <w:p>
@@ -1852,7 +1852,7 @@
         <w:pStyle w:val="ListBullet"/>
       </w:pPr>
       <w:r>
-        <w:t>lifecycle이 not_deployed / unreachable 두 값을 구분하는 것이 요건이다. "의도적으로 배포하지 않은 것"과 "장애로 응답하지 않는 것"은 화면에서 다르게 표시되어야 한다.</w:t>
+        <w:t>lifecycle이 not_deployed와 unreachable을 구분하는 것이 요건이다. "의도적으로 배포하지 않은 것"과 "장애로 응답하지 않는 것"은 화면에서 다르게 표시되어야 한다.</w:t>
       </w:r>
     </w:p>
     <w:p>
@@ -1860,7 +1860,7 @@
         <w:pStyle w:val="ListBullet"/>
       </w:pPr>
       <w:r>
-        <w:t>원본 바이너리는 메시지에 싣지 않고 참조만 전달한다(AI 담당 문서의 frame_ref와 동일 방식).</w:t>
+        <w:t>원본 바이너리는 메시지에 싣지 않고 참조만 전달한다. AI 담당 문서의 frame_ref와 동일 방식이다.</w:t>
       </w:r>
     </w:p>
     <w:p>
@@ -1872,7 +1872,7 @@
           <w:b/>
           <w:sz w:val="28"/>
         </w:rPr>
-        <w:t>3. 줘야 하는 것 (송신부: 가시화 → 백엔드)</w:t>
+        <w:t>3. 줘야 하는 것 — 송신부: 가시화 → 백엔드</w:t>
       </w:r>
     </w:p>
     <w:p>
@@ -1944,7 +1944,7 @@
                 <w:b/>
                 <w:sz w:val="18"/>
               </w:rPr>
-              <w:t>채널(제안)</w:t>
+              <w:t>채널 제안</w:t>
             </w:r>
           </w:p>
         </w:tc>
@@ -2007,7 +2007,7 @@
                 <w:rFonts w:ascii="맑은 고딕" w:hAnsi="맑은 고딕" w:eastAsia="맑은 고딕"/>
                 <w:sz w:val="18"/>
               </w:rPr>
-              <w:t>MQTT (QoS 1 이상) 또는 백엔드 HTTP API</w:t>
+              <w:t>MQTT QoS 1 이상 또는 백엔드 HTTP API</w:t>
             </w:r>
           </w:p>
         </w:tc>
@@ -2193,7 +2193,7 @@
                 <w:rFonts w:ascii="맑은 고딕" w:hAnsi="맑은 고딕" w:eastAsia="맑은 고딕"/>
                 <w:sz w:val="18"/>
               </w:rPr>
-              <w:t>OTel (OTLP/HTTP)</w:t>
+              <w:t>OTel · OTLP/HTTP</w:t>
             </w:r>
           </w:p>
         </w:tc>
@@ -2255,7 +2255,7 @@
                 <w:rFonts w:ascii="맑은 고딕" w:hAnsi="맑은 고딕" w:eastAsia="맑은 고딕"/>
                 <w:sz w:val="18"/>
               </w:rPr>
-              <w:t>채널 아님 (파일 공유)</w:t>
+              <w:t>채널 아님. 파일 공유</w:t>
             </w:r>
           </w:p>
         </w:tc>
@@ -2302,7 +2302,7 @@
                 <w:rFonts w:ascii="맑은 고딕" w:hAnsi="맑은 고딕" w:eastAsia="맑은 고딕"/>
                 <w:sz w:val="18"/>
               </w:rPr>
-              <w:t>그래프 구성 반영(commit) 기록</w:t>
+              <w:t>그래프 구성 반영 기록</w:t>
             </w:r>
           </w:p>
         </w:tc>
@@ -2375,7 +2375,7 @@
         <w:rPr>
           <w:b/>
         </w:rPr>
-        <w:t>표준 출력 스키마 ① 명령 전달 (가시화 → 브로커, MQTT 페이로드)</w:t>
+        <w:t>표준 출력 스키마 ② 명령 전달 — 가시화 → 브로커, MQTT 페이로드</w:t>
       </w:r>
     </w:p>
     <w:p>
@@ -2401,7 +2401,7 @@
           <w:rFonts w:ascii="Consolas" w:hAnsi="Consolas" w:eastAsia="Consolas"/>
           <w:sz w:val="18"/>
         </w:rPr>
-        <w:t xml:space="preserve">  "command_id": "string (UUID)",</w:t>
+        <w:t xml:space="preserve">  "command_id": "string, UUID",</w:t>
       </w:r>
     </w:p>
     <w:p>
@@ -2414,7 +2414,7 @@
           <w:rFonts w:ascii="Consolas" w:hAnsi="Consolas" w:eastAsia="Consolas"/>
           <w:sz w:val="18"/>
         </w:rPr>
-        <w:t xml:space="preserve">  "timestamp": "ISO8601 (ms 단위 포함)",</w:t>
+        <w:t xml:space="preserve">  "timestamp": "ISO8601, ms 단위 포함",</w:t>
       </w:r>
     </w:p>
     <w:p>
@@ -2440,7 +2440,7 @@
           <w:rFonts w:ascii="Consolas" w:hAnsi="Consolas" w:eastAsia="Consolas"/>
           <w:sz w:val="18"/>
         </w:rPr>
-        <w:t xml:space="preserve">  "action": "string (선언된 제어 액션 ID)",</w:t>
+        <w:t xml:space="preserve">  "action": "string. 선언된 제어 액션 ID",</w:t>
       </w:r>
     </w:p>
     <w:p>
@@ -2492,7 +2492,7 @@
           <w:rFonts w:ascii="Consolas" w:hAnsi="Consolas" w:eastAsia="Consolas"/>
           <w:sz w:val="18"/>
         </w:rPr>
-        <w:t xml:space="preserve">  "expires_at": "ISO8601 (이 시각 이후 도착 시 실행 금지)",</w:t>
+        <w:t xml:space="preserve">  "expires_at": "ISO8601. 이 시각 이후 도착 시 실행 금지",</w:t>
       </w:r>
     </w:p>
     <w:p>
@@ -2505,7 +2505,7 @@
           <w:rFonts w:ascii="Consolas" w:hAnsi="Consolas" w:eastAsia="Consolas"/>
           <w:sz w:val="18"/>
         </w:rPr>
-        <w:t xml:space="preserve">  "reply_to": "string (결과를 받을 토픽)"</w:t>
+        <w:t xml:space="preserve">  "reply_to": "string. 결과를 받을 토픽"</w:t>
       </w:r>
     </w:p>
     <w:p>
@@ -2539,7 +2539,7 @@
         <w:pStyle w:val="ListBullet"/>
       </w:pPr>
       <w:r>
-        <w:t>origin_path는 전달 페이로드와 감사 기록 양쪽에 모두 넣는다. 백엔드가 발행 경로에 따라 다른 정책(예: 음성 명령은 확인 필수)을 적용할 여지를 남긴다.</w:t>
+        <w:t>origin_path는 전달 페이로드와 감사 기록 양쪽에 모두 넣는다. 백엔드가 발행 경로에 따라 다른 정책을 적용할 여지를 남긴다. 예를 들어 음성 명령만 확인 절차를 강제하는 식이다.</w:t>
       </w:r>
     </w:p>
     <w:p>
@@ -2554,7 +2554,7 @@
         <w:rPr>
           <w:b/>
         </w:rPr>
-        <w:t>표준 입력 스키마 ② 명령 결과 (백엔드 → 가시화, reply_to 토픽)</w:t>
+        <w:t>표준 입력 스키마 ③ 명령 결과 — 백엔드 → 가시화, reply_to 토픽</w:t>
       </w:r>
     </w:p>
     <w:p>
@@ -2619,7 +2619,7 @@
           <w:rFonts w:ascii="Consolas" w:hAnsi="Consolas" w:eastAsia="Consolas"/>
           <w:sz w:val="18"/>
         </w:rPr>
-        <w:t xml:space="preserve">  "reason": "string (rejected/failed 시 사유)",</w:t>
+        <w:t xml:space="preserve">  "reason": "string. rejected·failed 시 사유",</w:t>
       </w:r>
     </w:p>
     <w:p>
@@ -2632,7 +2632,7 @@
           <w:rFonts w:ascii="Consolas" w:hAnsi="Consolas" w:eastAsia="Consolas"/>
           <w:sz w:val="18"/>
         </w:rPr>
-        <w:t xml:space="preserve">  "executed_by": "string (실행 주체 식별자)"</w:t>
+        <w:t xml:space="preserve">  "executed_by": "string. 실행 주체 식별자"</w:t>
       </w:r>
     </w:p>
     <w:p>
@@ -2665,7 +2665,7 @@
         <w:rPr>
           <w:b/>
         </w:rPr>
-        <w:t>표준 출력 스키마 ③ 감사 기록 (가시화 → OTel Log Record 속성)</w:t>
+        <w:t>표준 출력 스키마 ④ 감사 기록 — 가시화 → OTel Log Record 속성</w:t>
       </w:r>
     </w:p>
     <w:p>
@@ -2717,7 +2717,7 @@
           <w:rFonts w:ascii="Consolas" w:hAnsi="Consolas" w:eastAsia="Consolas"/>
           <w:sz w:val="18"/>
         </w:rPr>
-        <w:t xml:space="preserve">  "command.id": "string  (전달 페이로드의 command_id와 동일)",</w:t>
+        <w:t xml:space="preserve">  "command.id": "string. 전달 페이로드의 command_id와 동일",</w:t>
       </w:r>
     </w:p>
     <w:p>
@@ -2769,7 +2769,7 @@
           <w:rFonts w:ascii="Consolas" w:hAnsi="Consolas" w:eastAsia="Consolas"/>
           <w:sz w:val="18"/>
         </w:rPr>
-        <w:t xml:space="preserve">  "origin.client": "string (화면·단말 식별자)",</w:t>
+        <w:t xml:space="preserve">  "origin.client": "string. 화면·단말 식별자",</w:t>
       </w:r>
     </w:p>
     <w:p>
@@ -2847,7 +2847,7 @@
           <w:rFonts w:ascii="Consolas" w:hAnsi="Consolas" w:eastAsia="Consolas"/>
           <w:sz w:val="18"/>
         </w:rPr>
-        <w:t xml:space="preserve">  "action.paramsValid": "bool (클라이언트 1차 검증 통과 여부)",</w:t>
+        <w:t xml:space="preserve">  "action.paramsValid": "bool. 클라이언트 1차 검증 통과 여부",</w:t>
       </w:r>
     </w:p>
     <w:p>
@@ -2860,7 +2860,7 @@
           <w:rFonts w:ascii="Consolas" w:hAnsi="Consolas" w:eastAsia="Consolas"/>
           <w:sz w:val="18"/>
         </w:rPr>
-        <w:t xml:space="preserve">  "result.status": "accepted | rejected | timeout | failed  (결과 확정 시 후속 이벤트)",</w:t>
+        <w:t xml:space="preserve">  "result.status": "accepted | rejected | timeout | failed — 결과 확정 시 후속 이벤트",</w:t>
       </w:r>
     </w:p>
     <w:p>
@@ -2873,7 +2873,7 @@
           <w:rFonts w:ascii="Consolas" w:hAnsi="Consolas" w:eastAsia="Consolas"/>
           <w:sz w:val="18"/>
         </w:rPr>
-        <w:t xml:space="preserve">  "voice.transcript": "string  (origin.path=voice일 때 필수)",</w:t>
+        <w:t xml:space="preserve">  "voice.transcript": "string — origin.path=voice일 때 필수",</w:t>
       </w:r>
     </w:p>
     <w:p>
@@ -2899,7 +2899,7 @@
           <w:rFonts w:ascii="Consolas" w:hAnsi="Consolas" w:eastAsia="Consolas"/>
           <w:sz w:val="18"/>
         </w:rPr>
-        <w:t xml:space="preserve">  "llm.model": "string  (origin.path=llm_suggestion일 때 필수)",</w:t>
+        <w:t xml:space="preserve">  "llm.model": "string — origin.path=llm_suggestion일 때 필수",</w:t>
       </w:r>
     </w:p>
     <w:p>
@@ -2925,7 +2925,7 @@
           <w:rFonts w:ascii="Consolas" w:hAnsi="Consolas" w:eastAsia="Consolas"/>
           <w:sz w:val="18"/>
         </w:rPr>
-        <w:t xml:space="preserve">  "llm.userModified": "bool (제안을 수정한 뒤 수락했는지)",</w:t>
+        <w:t xml:space="preserve">  "llm.userModified": "bool. 제안을 수정한 뒤 수락했는지",</w:t>
       </w:r>
     </w:p>
     <w:p>
@@ -3008,7 +3008,7 @@
         <w:pStyle w:val="ListBullet"/>
       </w:pPr>
       <w:r>
-        <w:t>성능 요건의 목표 수치는 고정값 대신 SLA로 관리한다. 실측값을 OTel 지표로 지속 비교한다. (AI 담당 문서의 지연 관리 방식과 동일한 접근)</w:t>
+        <w:t>성능 요건의 목표 수치는 고정값 대신 SLA로 관리한다. 실측값을 OTel 지표로 지속 비교한다. AI 담당 문서의 지연 관리 방식과 같은 접근이다.</w:t>
       </w:r>
     </w:p>
     <w:p>
@@ -3020,7 +3020,7 @@
           <w:b/>
           <w:sz w:val="22"/>
         </w:rPr>
-        <w:t>3.4. O-5. 그래프 구성 반영 기록 (신설 항목)</w:t>
+        <w:t>3.4. O-5. 그래프 구성 반영 기록 — 신설 항목</w:t>
       </w:r>
     </w:p>
     <w:p>
@@ -3156,7 +3156,7 @@
                 <w:rFonts w:ascii="맑은 고딕" w:hAnsi="맑은 고딕" w:eastAsia="맑은 고딕"/>
                 <w:sz w:val="18"/>
               </w:rPr>
-              <w:t>제어 명령 전달 채널: MQTT / 백엔드 HTTP API / (OTel은 불가)</w:t>
+              <w:t>제어 명령 전달 채널: MQTT / 백엔드 HTTP API. OTel은 불가</w:t>
             </w:r>
           </w:p>
         </w:tc>
@@ -3233,7 +3233,7 @@
                 <w:rFonts w:ascii="맑은 고딕" w:hAnsi="맑은 고딕" w:eastAsia="맑은 고딕"/>
                 <w:sz w:val="18"/>
               </w:rPr>
-              <w:t>게이트웨이 경유 (브로커 자격 증명을 브라우저에 내리지 않기 위해)</w:t>
+              <w:t>게이트웨이 경유. 브로커 자격 증명을 브라우저에 내리지 않기 위해</w:t>
             </w:r>
           </w:p>
         </w:tc>
@@ -3357,7 +3357,7 @@
                 <w:rFonts w:ascii="맑은 고딕" w:hAnsi="맑은 고딕" w:eastAsia="맑은 고딕"/>
                 <w:sz w:val="18"/>
               </w:rPr>
-              <w:t>채택 (AI 담당 문서와 동일 방식)</w:t>
+              <w:t>채택. AI 담당 문서와 동일 방식</w:t>
             </w:r>
           </w:p>
         </w:tc>
@@ -3466,7 +3466,7 @@
                 <w:rFonts w:ascii="맑은 고딕" w:hAnsi="맑은 고딕" w:eastAsia="맑은 고딕"/>
                 <w:sz w:val="18"/>
               </w:rPr>
-              <w:t>브라우저 → OTel Collector 직접 OTLP 허용(CORS) / 게이트웨이 경유</w:t>
+              <w:t>브라우저 → OTel Collector 직접 OTLP 허용 여부. CORS 포함</w:t>
             </w:r>
           </w:p>
         </w:tc>
@@ -3481,7 +3481,7 @@
                 <w:rFonts w:ascii="맑은 고딕" w:hAnsi="맑은 고딕" w:eastAsia="맑은 고딕"/>
                 <w:sz w:val="18"/>
               </w:rPr>
-              <w:t>게이트웨이 경유 (D-2와 같은 이유)</w:t>
+              <w:t>게이트웨이 경유. D-2와 같은 이유</w:t>
             </w:r>
           </w:p>
         </w:tc>
@@ -3605,7 +3605,7 @@
                 <w:rFonts w:ascii="맑은 고딕" w:hAnsi="맑은 고딕" w:eastAsia="맑은 고딕"/>
                 <w:sz w:val="18"/>
               </w:rPr>
-              <w:t>있으면 그것을 사용 (이중 발행 회피)</w:t>
+              <w:t>있으면 그것을 사용해 이중 발행을 피한다</w:t>
             </w:r>
           </w:p>
         </w:tc>
@@ -3648,7 +3648,7 @@
           <w:b/>
           <w:sz w:val="28"/>
         </w:rPr>
-        <w:t>5. 표준 프로토콜 (명명 규약 제안)</w:t>
+        <w:t>5. 표준 프로토콜 — 명명 규약 제안</w:t>
       </w:r>
     </w:p>
     <w:p>
@@ -3681,7 +3681,7 @@
           <w:rFonts w:ascii="Consolas" w:hAnsi="Consolas" w:eastAsia="Consolas"/>
           <w:sz w:val="18"/>
         </w:rPr>
-        <w:t>{domain}/{zone}/{node}/{entity}/state/{signal}       # 상태 (retained)</w:t>
+        <w:t>{domain}/{zone}/{node}/{entity}/state/{signal}       # 상태. retained</w:t>
       </w:r>
     </w:p>
     <w:p>
@@ -3707,7 +3707,7 @@
           <w:rFonts w:ascii="Consolas" w:hAnsi="Consolas" w:eastAsia="Consolas"/>
           <w:sz w:val="18"/>
         </w:rPr>
-        <w:t>{domain}/{zone}/{node}/{entity}/cmd/{action}         # 제어 명령 (가시화 → 백엔드)</w:t>
+        <w:t>{domain}/{zone}/{node}/{entity}/cmd/{action}         # 제어 명령. 가시화 → 백엔드</w:t>
       </w:r>
     </w:p>
     <w:p>
@@ -3745,7 +3745,7 @@
         <w:rPr>
           <w:b w:val="0"/>
         </w:rPr>
-        <w:t>AI 파트가 ai.* 네임스페이스를 사용하므로 가시화는 viz.*를 사용한다. 라벨에 zone·domain을 공통 포함하는 규칙도 AI 담당 문서(3.4)와 동일하게 맞춘다.</w:t>
+        <w:t>AI 파트가 ai.* 네임스페이스를 사용하므로 가시화는 viz.*를 사용한다. 라벨에 zone·domain을 공통 포함하는 규칙도 AI 담당 문서 3.4절과 동일하게 맞춘다.</w:t>
       </w:r>
     </w:p>
     <w:p>
@@ -3836,7 +3836,7 @@
           <w:rFonts w:ascii="Consolas" w:hAnsi="Consolas" w:eastAsia="Consolas"/>
           <w:sz w:val="18"/>
         </w:rPr>
-        <w:t>viz.control.command_issued           # counter, 라벨: origin.path</w:t>
+        <w:t>viz.control.command_issued           # counter. 라벨: origin.path</w:t>
       </w:r>
     </w:p>
     <w:p>
@@ -3873,7 +3873,7 @@
         <w:pStyle w:val="ListBullet"/>
       </w:pPr>
       <w:r>
-        <w:t>Q1. 제어 명령 감사 이벤트를 OTel Log / Span Event / 별도 API 중 무엇으로 받겠는가? (D-7)</w:t>
+        <w:t>Q1. 제어 명령 감사 이벤트를 OTel Log / Span Event / 별도 API 중 무엇으로 받겠는가? → D-7</w:t>
       </w:r>
     </w:p>
     <w:p>
@@ -3881,7 +3881,7 @@
         <w:pStyle w:val="ListBullet"/>
       </w:pPr>
       <w:r>
-        <w:t>Q2. 제안한 감사 필드 중 빼야 할 것 / 이름을 바꿔야 할 것이 있는가? 특히 OTel semantic convention에 이미 대응 이름이 있는 필드.</w:t>
+        <w:t>Q2. 제안한 감사 필드 중 빼야 할 것이나 이름을 바꿔야 할 것이 있는가? 특히 OTel semantic convention에 이미 대응 이름이 있는 필드.</w:t>
       </w:r>
     </w:p>
     <w:p>
@@ -3897,7 +3897,7 @@
         <w:pStyle w:val="ListBullet"/>
       </w:pPr>
       <w:r>
-        <w:t>Q4. Zone / Node / Entity를 어떤 resource attribute·라벨로 표현할 것인가? 진나영 파트의 컨테이너 식별자 체계와는 어떻게 잇는가? (I-2)</w:t>
+        <w:t>Q4. Zone / Node / Entity를 어떤 resource attribute·라벨로 표현할 것인가? 진나영 파트의 컨테이너 식별자 체계와는 어떻게 잇는가? → I-2</w:t>
       </w:r>
     </w:p>
     <w:p>
@@ -3905,7 +3905,7 @@
         <w:pStyle w:val="ListBullet"/>
       </w:pPr>
       <w:r>
-        <w:t>Q5. 감사 로그를 되읽는 조회 API를 제공할 계획이 있는가? 없다면 "마지막으로 누가 조작했는지"를 화면에 표시할 수 없다. (I-5)</w:t>
+        <w:t>Q5. 감사 로그를 되읽는 조회 API를 제공할 계획이 있는가? 없다면 "마지막으로 누가 조작했는지"를 화면에 표시할 수 없다. → I-5</w:t>
       </w:r>
     </w:p>
     <w:p>
@@ -3913,7 +3913,7 @@
         <w:pStyle w:val="ListBullet"/>
       </w:pPr>
       <w:r>
-        <w:t>Q6. 영상 스트림이 관측 스택을 경유하는가, 하드웨어 파트에서 가시화로 직접 오는가? (I-4b)</w:t>
+        <w:t>Q6. 영상 스트림이 관측 스택을 경유하는가, 하드웨어 파트에서 가시화로 직접 오는가? → I-4b</w:t>
       </w:r>
     </w:p>
     <w:p>
@@ -3921,7 +3921,7 @@
         <w:pStyle w:val="ListBullet"/>
       </w:pPr>
       <w:r>
-        <w:t>Q7. 메트릭 중 이미 집약된 것과 원본을 구분해 알려줄 수 있는가? (I-8)</w:t>
+        <w:t>Q7. 메트릭 중 이미 집약된 것과 원본을 구분해 알려줄 수 있는가? → I-8</w:t>
       </w:r>
     </w:p>
     <w:p>
@@ -3949,7 +3949,7 @@
         <w:pStyle w:val="ListBullet"/>
       </w:pPr>
       <w:r>
-        <w:t>Q9. "공통 브로커"의 실체가 무엇인가? 제품(Mosquitto / EMQX / NanoMQ 등), MQTT 버전(3.1.1 / 5.0), 배치 위치. AI 담당 문서도 "백엔드가 정한 공통 브로커"라고만 적혀 있어 두 파트가 함께 대기 중이다. (D-1)</w:t>
+        <w:t>Q9. "공통 브로커"의 실체가 무엇인가? 제품은 Mosquitto·EMQX·NanoMQ 중 어느 것인지, MQTT 버전은 3.1.1인지 5.0인지, 어디에 배치되는지. AI 담당 문서도 "백엔드가 정한 공통 브로커"라고만 적혀 있어 두 파트가 함께 대기 중이다. → D-1</w:t>
       </w:r>
     </w:p>
     <w:p>
@@ -3957,7 +3957,7 @@
         <w:pStyle w:val="ListBullet"/>
       </w:pPr>
       <w:r>
-        <w:t>Q10. 브로커가 WebSocket 리스너를 열어주는가? TLS 적용 여부는? 아니면 백엔드 WebSocket 게이트웨이를 경유해야 하는가? (D-2, I-9)</w:t>
+        <w:t>Q10. 브로커가 WebSocket 리스너를 열어주는가? TLS 적용 여부는? 아니면 백엔드 WebSocket 게이트웨이를 경유해야 하는가? → D-2, I-9</w:t>
       </w:r>
     </w:p>
     <w:p>
@@ -3965,7 +3965,7 @@
         <w:pStyle w:val="ListBullet"/>
       </w:pPr>
       <w:r>
-        <w:t>Q11. 브로커의 인증·ACL 모델은 무엇인가? 브라우저 클라이언트에 자격 증명을 어떻게 발급하는가(단명 토큰 발급 경로가 있는가)? 브로커 계정을 프런트엔드에 하드코딩하는 방식은 사용하지 않겠다.</w:t>
+        <w:t>Q11. 브로커의 인증·ACL 모델은 무엇인가? 브라우저 클라이언트에 자격 증명을 어떻게 발급하는가? 단명 토큰 발급 경로가 있는지 확인이 필요하다. 브로커 계정을 프런트엔드에 하드코딩하는 방식은 사용하지 않겠다.</w:t>
       </w:r>
     </w:p>
     <w:p>
@@ -3973,7 +3973,7 @@
         <w:pStyle w:val="ListBullet"/>
       </w:pPr>
       <w:r>
-        <w:t>Q12. 토픽 네임스페이스를 누가 소유·승인하는가? 가시화가 토픽을 제안해도 되는가, 정해진 것을 받아야 하는가? (D-3)</w:t>
+        <w:t>Q12. 토픽 네임스페이스를 누가 소유·승인하는가? 가시화가 토픽을 제안해도 되는가, 정해진 것을 받아야 하는가? → D-3</w:t>
       </w:r>
     </w:p>
     <w:p>
@@ -3981,7 +3981,7 @@
         <w:pStyle w:val="ListBullet"/>
       </w:pPr>
       <w:r>
-        <w:t>Q13. QoS 기본값, retained 사용 정책, 메시지 최대 크기는? 특히 상태 토픽의 retained 사용 가능 여부가 "의도적 미배포 vs 장애" 구분 표시에 직접 영향을 준다. (D-5, I-10)</w:t>
+        <w:t>Q13. QoS 기본값, retained 사용 정책, 메시지 최대 크기는? 특히 상태 토픽의 retained 사용 가능 여부가 "의도적 미배포 vs 장애" 구분 표시에 직접 영향을 준다. → D-5, I-10</w:t>
       </w:r>
     </w:p>
     <w:p>
@@ -3989,7 +3989,7 @@
         <w:pStyle w:val="ListBullet"/>
       </w:pPr>
       <w:r>
-        <w:t>Q14. MQTT ↔ OTel 브리지가 이미 있는가? 있다면 감사 기록을 가시화가 이중 발행할 필요가 없다. (D-8)</w:t>
+        <w:t>Q14. MQTT ↔ OTel 브리지가 이미 있는가? 있다면 감사 기록을 가시화가 이중 발행할 필요가 없다. → D-8</w:t>
       </w:r>
     </w:p>
     <w:p>
@@ -3997,7 +3997,7 @@
         <w:pStyle w:val="ListBullet"/>
       </w:pPr>
       <w:r>
-        <w:t>Q15. 명령의 ack/결과 규약은? MQTT 5의 response topic + correlation data를 쓰는가, /ack 하위 토픽 관례를 쓰는가?</w:t>
+        <w:t>Q15. 명령의 ack·결과 규약은? MQTT 5의 response topic과 correlation data를 쓰는가, /ack 하위 토픽 관례를 쓰는가?</w:t>
       </w:r>
     </w:p>
     <w:p>
@@ -4021,7 +4021,7 @@
         <w:pStyle w:val="ListBullet"/>
       </w:pPr>
       <w:r>
-        <w:t>Q18. 가시화가 구독할 토픽 수·초당 메시지량 예상치를 미리 제출하면 도움이 되는가? (O-4로 제출 가능)</w:t>
+        <w:t>Q18. 가시화가 구독할 토픽 수와 초당 메시지량 예상치를 미리 제출하면 도움이 되는가? O-4로 제출 가능하다.</w:t>
       </w:r>
     </w:p>
     <w:p>
@@ -4153,7 +4153,7 @@
                 <w:rFonts w:ascii="맑은 고딕" w:hAnsi="맑은 고딕" w:eastAsia="맑은 고딕"/>
                 <w:sz w:val="18"/>
               </w:rPr>
-              <w:t>O-1 제어 명령 스키마 + D-1 전달 채널</w:t>
+              <w:t>O-1 제어 명령 스키마와 D-1 전달 채널</w:t>
             </w:r>
           </w:p>
         </w:tc>
@@ -4215,7 +4215,7 @@
                 <w:rFonts w:ascii="맑은 고딕" w:hAnsi="맑은 고딕" w:eastAsia="맑은 고딕"/>
                 <w:sz w:val="18"/>
               </w:rPr>
-              <w:t>I-2 / D-3 식별자·토픽 체계 일원화</w:t>
+              <w:t>I-2 · D-3 식별자·토픽 체계 일원화</w:t>
             </w:r>
           </w:p>
         </w:tc>
@@ -4245,7 +4245,7 @@
                 <w:rFonts w:ascii="맑은 고딕" w:hAnsi="맑은 고딕" w:eastAsia="맑은 고딕"/>
                 <w:sz w:val="18"/>
               </w:rPr>
-              <w:t>임시 규약으로 진행 후 교체 (교체 비용 발생)</w:t>
+              <w:t>임시 규약으로 진행 후 교체. 교체 비용 발생</w:t>
             </w:r>
           </w:p>
         </w:tc>
@@ -4277,7 +4277,7 @@
                 <w:rFonts w:ascii="맑은 고딕" w:hAnsi="맑은 고딕" w:eastAsia="맑은 고딕"/>
                 <w:sz w:val="18"/>
               </w:rPr>
-              <w:t>D-2 / I-9 브라우저 실시간 구독 경로</w:t>
+              <w:t>D-2 · I-9 브라우저 실시간 구독 경로</w:t>
             </w:r>
           </w:p>
         </w:tc>
@@ -4307,7 +4307,7 @@
                 <w:rFonts w:ascii="맑은 고딕" w:hAnsi="맑은 고딕" w:eastAsia="맑은 고딕"/>
                 <w:sz w:val="18"/>
               </w:rPr>
-              <w:t>폴링으로 임시 동작 (해상도 저하)</w:t>
+              <w:t>폴링으로 임시 동작. 해상도 저하</w:t>
             </w:r>
           </w:p>
         </w:tc>
@@ -4401,7 +4401,7 @@
                 <w:rFonts w:ascii="맑은 고딕" w:hAnsi="맑은 고딕" w:eastAsia="맑은 고딕"/>
                 <w:sz w:val="18"/>
               </w:rPr>
-              <w:t>I-5 / I-6 감사 조회 · 권한</w:t>
+              <w:t>I-5 · I-6 감사 조회와 권한</w:t>
             </w:r>
           </w:p>
         </w:tc>
@@ -4463,7 +4463,7 @@
                 <w:rFonts w:ascii="맑은 고딕" w:hAnsi="맑은 고딕" w:eastAsia="맑은 고딕"/>
                 <w:sz w:val="18"/>
               </w:rPr>
-              <w:t>I-4 / D-4 스트림·영상</w:t>
+              <w:t>I-4 · D-4 스트림과 영상</w:t>
             </w:r>
           </w:p>
         </w:tc>
@@ -4525,7 +4525,7 @@
                 <w:rFonts w:ascii="맑은 고딕" w:hAnsi="맑은 고딕" w:eastAsia="맑은 고딕"/>
                 <w:sz w:val="18"/>
               </w:rPr>
-              <w:t>그 외 (I-3, I-7, I-8, O-2, O-3, O-5)</w:t>
+              <w:t>그 외 I-3, I-7, I-8, O-2, O-3, O-5</w:t>
             </w:r>
           </w:p>
         </w:tc>
@@ -4623,7 +4623,7 @@
         <w:pStyle w:val="ListBullet"/>
       </w:pPr>
       <w:r>
-        <w:t>질의 부하가 커지는 구성(짧은 폴링 주기 등)을 도입할 때 사전에 공유한다. O-4가 그 수단이다.</w:t>
+        <w:t>질의 부하가 커지는 구성을 도입할 때 사전에 공유한다. 짧은 폴링 주기 등이 해당하며, O-4가 그 수단이다.</w:t>
       </w:r>
     </w:p>
     <w:p>

--- a/가시화 담당 요구사항 정의서.docx
+++ b/가시화 담당 요구사항 정의서.docx
@@ -1420,7 +1420,7 @@
                 <w:rFonts w:ascii="맑은 고딕" w:hAnsi="맑은 고딕" w:eastAsia="맑은 고딕"/>
                 <w:sz w:val="16"/>
               </w:rPr>
-              <w:t>Zone/Node/Entity 계층 구조</w:t>
+              <w:t>Entity/Node/Zone 계층 구조</w:t>
             </w:r>
           </w:p>
         </w:tc>
@@ -1435,7 +1435,7 @@
                 <w:rFonts w:ascii="맑은 고딕" w:hAnsi="맑은 고딕" w:eastAsia="맑은 고딕"/>
                 <w:sz w:val="16"/>
               </w:rPr>
-              <w:t>시스템은 Zone / Node / Entity의 3단 중립 추상화 계층과 각 계층의 고유 식별자 체계를 제공해야 한다. 개발자는 이 계층에 맞춰 데이터를 등록한다.</w:t>
+              <w:t>시스템은 Entity / Node / Zone의 공간 계층과 각 계층의 고유 식별자 체계를 제공해야 한다. Entity와 Node는 필수, Zone은 선택이며, Zone이 지정되지 않으면 분야 식별자(domain)를 최상위 구역으로 간주한다. 개발자는 이 계층에 맞춰 데이터를 등록한다.</w:t>
             </w:r>
           </w:p>
         </w:tc>
@@ -1559,7 +1559,7 @@
                 <w:rFonts w:ascii="맑은 고딕" w:hAnsi="맑은 고딕" w:eastAsia="맑은 고딕"/>
                 <w:sz w:val="16"/>
               </w:rPr>
-              <w:t>사용자는 글로벌(Zone) 뷰에서 특정 Node/Entity로 드릴다운해 상세 정보를 확인할 수 있어야 한다. 시스템은 계층 간 이동 시 컨텍스트(선택 상태, 필터)를 유지한다.</w:t>
+              <w:t>사용자는 최상위 뷰에서 특정 Node/Entity로 드릴다운해 상세 정보를 확인할 수 있어야 한다. 시스템은 계층 간 이동 시 컨텍스트(선택 상태, 필터)를 유지한다.</w:t>
             </w:r>
           </w:p>
         </w:tc>
@@ -1575,6 +1575,254 @@
                 <w:sz w:val="16"/>
               </w:rPr>
               <w:t>Medium</w:t>
+            </w:r>
+          </w:p>
+        </w:tc>
+      </w:tr>
+      <w:tr>
+        <w:tc>
+          <w:tcPr>
+            <w:tcW w:type="dxa" w:w="1134"/>
+          </w:tcPr>
+          <w:p>
+            <w:r/>
+            <w:r>
+              <w:rPr>
+                <w:rFonts w:ascii="맑은 고딕" w:hAnsi="맑은 고딕" w:eastAsia="맑은 고딕"/>
+                <w:sz w:val="16"/>
+              </w:rPr>
+              <w:t>계층</w:t>
+            </w:r>
+          </w:p>
+        </w:tc>
+        <w:tc>
+          <w:tcPr>
+            <w:tcW w:type="dxa" w:w="1928"/>
+          </w:tcPr>
+          <w:p>
+            <w:r/>
+            <w:r>
+              <w:rPr>
+                <w:rFonts w:ascii="맑은 고딕" w:hAnsi="맑은 고딕" w:eastAsia="맑은 고딕"/>
+                <w:sz w:val="16"/>
+              </w:rPr>
+              <w:t>필수</w:t>
+            </w:r>
+          </w:p>
+        </w:tc>
+        <w:tc>
+          <w:tcPr>
+            <w:tcW w:type="dxa" w:w="5386"/>
+          </w:tcPr>
+          <w:p>
+            <w:r/>
+            <w:r>
+              <w:rPr>
+                <w:rFonts w:ascii="맑은 고딕" w:hAnsi="맑은 고딕" w:eastAsia="맑은 고딕"/>
+                <w:sz w:val="16"/>
+              </w:rPr>
+              <w:t>캡스톤</w:t>
+            </w:r>
+          </w:p>
+        </w:tc>
+        <w:tc>
+          <w:tcPr>
+            <w:tcW w:type="dxa" w:w="907"/>
+          </w:tcPr>
+          <w:p>
+            <w:r/>
+            <w:r>
+              <w:rPr>
+                <w:rFonts w:ascii="맑은 고딕" w:hAnsi="맑은 고딕" w:eastAsia="맑은 고딕"/>
+                <w:sz w:val="16"/>
+              </w:rPr>
+              <w:t>하천</w:t>
+            </w:r>
+          </w:p>
+        </w:tc>
+      </w:tr>
+      <w:tr>
+        <w:tc>
+          <w:tcPr>
+            <w:tcW w:type="dxa" w:w="1134"/>
+          </w:tcPr>
+          <w:p>
+            <w:r/>
+            <w:r>
+              <w:rPr>
+                <w:rFonts w:ascii="맑은 고딕" w:hAnsi="맑은 고딕" w:eastAsia="맑은 고딕"/>
+                <w:sz w:val="16"/>
+              </w:rPr>
+              <w:t>Entity</w:t>
+            </w:r>
+          </w:p>
+        </w:tc>
+        <w:tc>
+          <w:tcPr>
+            <w:tcW w:type="dxa" w:w="1928"/>
+          </w:tcPr>
+          <w:p>
+            <w:r/>
+            <w:r>
+              <w:rPr>
+                <w:rFonts w:ascii="맑은 고딕" w:hAnsi="맑은 고딕" w:eastAsia="맑은 고딕"/>
+                <w:sz w:val="16"/>
+              </w:rPr>
+              <w:t>필수</w:t>
+            </w:r>
+          </w:p>
+        </w:tc>
+        <w:tc>
+          <w:tcPr>
+            <w:tcW w:type="dxa" w:w="5386"/>
+          </w:tcPr>
+          <w:p>
+            <w:r/>
+            <w:r>
+              <w:rPr>
+                <w:rFonts w:ascii="맑은 고딕" w:hAnsi="맑은 고딕" w:eastAsia="맑은 고딕"/>
+                <w:sz w:val="16"/>
+              </w:rPr>
+              <w:t>로봇 1대, 탐지 객체 1개</w:t>
+            </w:r>
+          </w:p>
+        </w:tc>
+        <w:tc>
+          <w:tcPr>
+            <w:tcW w:type="dxa" w:w="907"/>
+          </w:tcPr>
+          <w:p>
+            <w:r/>
+            <w:r>
+              <w:rPr>
+                <w:rFonts w:ascii="맑은 고딕" w:hAnsi="맑은 고딕" w:eastAsia="맑은 고딕"/>
+                <w:sz w:val="16"/>
+              </w:rPr>
+              <w:t>게이트 1개, 수위 센서 1개</w:t>
+            </w:r>
+          </w:p>
+        </w:tc>
+      </w:tr>
+      <w:tr>
+        <w:tc>
+          <w:tcPr>
+            <w:tcW w:type="dxa" w:w="1134"/>
+          </w:tcPr>
+          <w:p>
+            <w:r/>
+            <w:r>
+              <w:rPr>
+                <w:rFonts w:ascii="맑은 고딕" w:hAnsi="맑은 고딕" w:eastAsia="맑은 고딕"/>
+                <w:sz w:val="16"/>
+              </w:rPr>
+              <w:t>Node</w:t>
+            </w:r>
+          </w:p>
+        </w:tc>
+        <w:tc>
+          <w:tcPr>
+            <w:tcW w:type="dxa" w:w="1928"/>
+          </w:tcPr>
+          <w:p>
+            <w:r/>
+            <w:r>
+              <w:rPr>
+                <w:rFonts w:ascii="맑은 고딕" w:hAnsi="맑은 고딕" w:eastAsia="맑은 고딕"/>
+                <w:sz w:val="16"/>
+              </w:rPr>
+              <w:t>필수</w:t>
+            </w:r>
+          </w:p>
+        </w:tc>
+        <w:tc>
+          <w:tcPr>
+            <w:tcW w:type="dxa" w:w="5386"/>
+          </w:tcPr>
+          <w:p>
+            <w:r/>
+            <w:r>
+              <w:rPr>
+                <w:rFonts w:ascii="맑은 고딕" w:hAnsi="맑은 고딕" w:eastAsia="맑은 고딕"/>
+                <w:sz w:val="16"/>
+              </w:rPr>
+              <w:t>엣지 노드와 붙은 센서들, 카메라 1대의 시야</w:t>
+            </w:r>
+          </w:p>
+        </w:tc>
+        <w:tc>
+          <w:tcPr>
+            <w:tcW w:type="dxa" w:w="907"/>
+          </w:tcPr>
+          <w:p>
+            <w:r/>
+            <w:r>
+              <w:rPr>
+                <w:rFonts w:ascii="맑은 고딕" w:hAnsi="맑은 고딕" w:eastAsia="맑은 고딕"/>
+                <w:sz w:val="16"/>
+              </w:rPr>
+              <w:t>관측소 1곳</w:t>
+            </w:r>
+          </w:p>
+        </w:tc>
+      </w:tr>
+      <w:tr>
+        <w:tc>
+          <w:tcPr>
+            <w:tcW w:type="dxa" w:w="1134"/>
+          </w:tcPr>
+          <w:p>
+            <w:r/>
+            <w:r>
+              <w:rPr>
+                <w:rFonts w:ascii="맑은 고딕" w:hAnsi="맑은 고딕" w:eastAsia="맑은 고딕"/>
+                <w:sz w:val="16"/>
+              </w:rPr>
+              <w:t>Zone</w:t>
+            </w:r>
+          </w:p>
+        </w:tc>
+        <w:tc>
+          <w:tcPr>
+            <w:tcW w:type="dxa" w:w="1928"/>
+          </w:tcPr>
+          <w:p>
+            <w:r/>
+            <w:r>
+              <w:rPr>
+                <w:rFonts w:ascii="맑은 고딕" w:hAnsi="맑은 고딕" w:eastAsia="맑은 고딕"/>
+                <w:sz w:val="16"/>
+              </w:rPr>
+              <w:t>선택</w:t>
+            </w:r>
+          </w:p>
+        </w:tc>
+        <w:tc>
+          <w:tcPr>
+            <w:tcW w:type="dxa" w:w="5386"/>
+          </w:tcPr>
+          <w:p>
+            <w:r/>
+            <w:r>
+              <w:rPr>
+                <w:rFonts w:ascii="맑은 고딕" w:hAnsi="맑은 고딕" w:eastAsia="맑은 고딕"/>
+                <w:sz w:val="16"/>
+              </w:rPr>
+              <w:t>미사용 — domain으로 대체</w:t>
+            </w:r>
+          </w:p>
+        </w:tc>
+        <w:tc>
+          <w:tcPr>
+            <w:tcW w:type="dxa" w:w="907"/>
+          </w:tcPr>
+          <w:p>
+            <w:r/>
+            <w:r>
+              <w:rPr>
+                <w:rFonts w:ascii="맑은 고딕" w:hAnsi="맑은 고딕" w:eastAsia="맑은 고딕"/>
+                <w:sz w:val="16"/>
+              </w:rPr>
+              <w:t>하천 구간</w:t>
             </w:r>
           </w:p>
         </w:tc>
@@ -7600,7 +7848,7 @@
                 <w:rFonts w:ascii="맑은 고딕" w:hAnsi="맑은 고딕" w:eastAsia="맑은 고딕"/>
                 <w:sz w:val="18"/>
               </w:rPr>
-              <w:t>Zone → Node → Entity</w:t>
+              <w:t>Entity → Node → Zone. Zone은 선택</w:t>
             </w:r>
           </w:p>
         </w:tc>
@@ -7711,15 +7959,16 @@
         <w:tblLook w:firstColumn="1" w:firstRow="1" w:lastColumn="0" w:lastRow="0" w:noHBand="0" w:noVBand="1" w:val="04A0"/>
       </w:tblPr>
       <w:tblGrid>
-        <w:gridCol w:w="2160"/>
-        <w:gridCol w:w="2160"/>
-        <w:gridCol w:w="2160"/>
-        <w:gridCol w:w="2160"/>
+        <w:gridCol w:w="1728"/>
+        <w:gridCol w:w="1728"/>
+        <w:gridCol w:w="1728"/>
+        <w:gridCol w:w="1728"/>
+        <w:gridCol w:w="1728"/>
       </w:tblGrid>
       <w:tr>
         <w:tc>
           <w:tcPr>
-            <w:tcW w:type="dxa" w:w="907"/>
+            <w:tcW w:type="dxa" w:w="850"/>
           </w:tcPr>
           <w:p>
             <w:r/>
@@ -7735,7 +7984,7 @@
         </w:tc>
         <w:tc>
           <w:tcPr>
-            <w:tcW w:type="dxa" w:w="2948"/>
+            <w:tcW w:type="dxa" w:w="2608"/>
           </w:tcPr>
           <w:p>
             <w:r/>
@@ -7751,7 +8000,7 @@
         </w:tc>
         <w:tc>
           <w:tcPr>
-            <w:tcW w:type="dxa" w:w="2778"/>
+            <w:tcW w:type="dxa" w:w="737"/>
           </w:tcPr>
           <w:p>
             <w:r/>
@@ -7761,13 +8010,13 @@
                 <w:b/>
                 <w:sz w:val="18"/>
               </w:rPr>
-              <w:t>캡스톤</w:t>
-            </w:r>
-          </w:p>
-        </w:tc>
-        <w:tc>
-          <w:tcPr>
-            <w:tcW w:type="dxa" w:w="2721"/>
+              <w:t>필수</w:t>
+            </w:r>
+          </w:p>
+        </w:tc>
+        <w:tc>
+          <w:tcPr>
+            <w:tcW w:type="dxa" w:w="2494"/>
           </w:tcPr>
           <w:p>
             <w:r/>
@@ -7777,6 +8026,22 @@
                 <w:b/>
                 <w:sz w:val="18"/>
               </w:rPr>
+              <w:t>캡스톤</w:t>
+            </w:r>
+          </w:p>
+        </w:tc>
+        <w:tc>
+          <w:tcPr>
+            <w:tcW w:type="dxa" w:w="2665"/>
+          </w:tcPr>
+          <w:p>
+            <w:r/>
+            <w:r>
+              <w:rPr>
+                <w:rFonts w:ascii="맑은 고딕" w:hAnsi="맑은 고딕" w:eastAsia="맑은 고딕"/>
+                <w:b/>
+                <w:sz w:val="18"/>
+              </w:rPr>
               <w:t>하천</w:t>
             </w:r>
           </w:p>
@@ -7785,7 +8050,7 @@
       <w:tr>
         <w:tc>
           <w:tcPr>
-            <w:tcW w:type="dxa" w:w="907"/>
+            <w:tcW w:type="dxa" w:w="850"/>
           </w:tcPr>
           <w:p>
             <w:r/>
@@ -7800,7 +8065,7 @@
         </w:tc>
         <w:tc>
           <w:tcPr>
-            <w:tcW w:type="dxa" w:w="2948"/>
+            <w:tcW w:type="dxa" w:w="2608"/>
           </w:tcPr>
           <w:p>
             <w:r/>
@@ -7815,7 +8080,7 @@
         </w:tc>
         <w:tc>
           <w:tcPr>
-            <w:tcW w:type="dxa" w:w="2778"/>
+            <w:tcW w:type="dxa" w:w="737"/>
           </w:tcPr>
           <w:p>
             <w:r/>
@@ -7824,13 +8089,28 @@
                 <w:rFonts w:ascii="맑은 고딕" w:hAnsi="맑은 고딕" w:eastAsia="맑은 고딕"/>
                 <w:sz w:val="18"/>
               </w:rPr>
+              <w:t>필수</w:t>
+            </w:r>
+          </w:p>
+        </w:tc>
+        <w:tc>
+          <w:tcPr>
+            <w:tcW w:type="dxa" w:w="2494"/>
+          </w:tcPr>
+          <w:p>
+            <w:r/>
+            <w:r>
+              <w:rPr>
+                <w:rFonts w:ascii="맑은 고딕" w:hAnsi="맑은 고딕" w:eastAsia="맑은 고딕"/>
+                <w:sz w:val="18"/>
+              </w:rPr>
               <w:t>로봇 1대, 탐지 객체 1개</w:t>
             </w:r>
           </w:p>
         </w:tc>
         <w:tc>
           <w:tcPr>
-            <w:tcW w:type="dxa" w:w="2721"/>
+            <w:tcW w:type="dxa" w:w="2665"/>
           </w:tcPr>
           <w:p>
             <w:r/>
@@ -7847,7 +8127,7 @@
       <w:tr>
         <w:tc>
           <w:tcPr>
-            <w:tcW w:type="dxa" w:w="907"/>
+            <w:tcW w:type="dxa" w:w="850"/>
           </w:tcPr>
           <w:p>
             <w:r/>
@@ -7862,7 +8142,7 @@
         </w:tc>
         <w:tc>
           <w:tcPr>
-            <w:tcW w:type="dxa" w:w="2948"/>
+            <w:tcW w:type="dxa" w:w="2608"/>
           </w:tcPr>
           <w:p>
             <w:r/>
@@ -7877,7 +8157,7 @@
         </w:tc>
         <w:tc>
           <w:tcPr>
-            <w:tcW w:type="dxa" w:w="2778"/>
+            <w:tcW w:type="dxa" w:w="737"/>
           </w:tcPr>
           <w:p>
             <w:r/>
@@ -7886,13 +8166,28 @@
                 <w:rFonts w:ascii="맑은 고딕" w:hAnsi="맑은 고딕" w:eastAsia="맑은 고딕"/>
                 <w:sz w:val="18"/>
               </w:rPr>
+              <w:t>필수</w:t>
+            </w:r>
+          </w:p>
+        </w:tc>
+        <w:tc>
+          <w:tcPr>
+            <w:tcW w:type="dxa" w:w="2494"/>
+          </w:tcPr>
+          <w:p>
+            <w:r/>
+            <w:r>
+              <w:rPr>
+                <w:rFonts w:ascii="맑은 고딕" w:hAnsi="맑은 고딕" w:eastAsia="맑은 고딕"/>
+                <w:sz w:val="18"/>
+              </w:rPr>
               <w:t>엣지 노드와 붙은 센서들, 카메라 1대의 시야</w:t>
             </w:r>
           </w:p>
         </w:tc>
         <w:tc>
           <w:tcPr>
-            <w:tcW w:type="dxa" w:w="2721"/>
+            <w:tcW w:type="dxa" w:w="2665"/>
           </w:tcPr>
           <w:p>
             <w:r/>
@@ -7909,7 +8204,7 @@
       <w:tr>
         <w:tc>
           <w:tcPr>
-            <w:tcW w:type="dxa" w:w="907"/>
+            <w:tcW w:type="dxa" w:w="850"/>
           </w:tcPr>
           <w:p>
             <w:r/>
@@ -7924,7 +8219,7 @@
         </w:tc>
         <w:tc>
           <w:tcPr>
-            <w:tcW w:type="dxa" w:w="2948"/>
+            <w:tcW w:type="dxa" w:w="2608"/>
           </w:tcPr>
           <w:p>
             <w:r/>
@@ -7933,13 +8228,13 @@
                 <w:rFonts w:ascii="맑은 고딕" w:hAnsi="맑은 고딕" w:eastAsia="맑은 고딕"/>
                 <w:sz w:val="18"/>
               </w:rPr>
-              <w:t>Node가 묶이는 운영 구역. 글로벌 뷰의 단위</w:t>
-            </w:r>
-          </w:p>
-        </w:tc>
-        <w:tc>
-          <w:tcPr>
-            <w:tcW w:type="dxa" w:w="2778"/>
+              <w:t>Node가 묶이는 운영 구역</w:t>
+            </w:r>
+          </w:p>
+        </w:tc>
+        <w:tc>
+          <w:tcPr>
+            <w:tcW w:type="dxa" w:w="737"/>
           </w:tcPr>
           <w:p>
             <w:r/>
@@ -7948,13 +8243,28 @@
                 <w:rFonts w:ascii="맑은 고딕" w:hAnsi="맑은 고딕" w:eastAsia="맑은 고딕"/>
                 <w:sz w:val="18"/>
               </w:rPr>
-              <w:t>공장 A동, 3구역</w:t>
-            </w:r>
-          </w:p>
-        </w:tc>
-        <w:tc>
-          <w:tcPr>
-            <w:tcW w:type="dxa" w:w="2721"/>
+              <w:t>선택</w:t>
+            </w:r>
+          </w:p>
+        </w:tc>
+        <w:tc>
+          <w:tcPr>
+            <w:tcW w:type="dxa" w:w="2494"/>
+          </w:tcPr>
+          <w:p>
+            <w:r/>
+            <w:r>
+              <w:rPr>
+                <w:rFonts w:ascii="맑은 고딕" w:hAnsi="맑은 고딕" w:eastAsia="맑은 고딕"/>
+                <w:sz w:val="18"/>
+              </w:rPr>
+              <w:t>미사용 — domain으로 대체</w:t>
+            </w:r>
+          </w:p>
+        </w:tc>
+        <w:tc>
+          <w:tcPr>
+            <w:tcW w:type="dxa" w:w="2665"/>
           </w:tcPr>
           <w:p>
             <w:r/>
@@ -7979,7 +8289,15 @@
         <w:rPr>
           <w:b w:val="0"/>
         </w:rPr>
-        <w:t>Node가 좌표계 경계라는 점이 핵심이다. 서로 다른 Node의 좌표를 한 화면에 겹치려면 정합 기준이 선언되어 있어야 한다. 이것이 하드웨어 파트와 맞춰야 할 항목의 근거다.</w:t>
+        <w:t>Node는 대체할 수 없다. 로컬 좌표계의 원점이므로 Node 식별자가 없으면 서로 다른 대상의 좌표를 한 화면에 겹칠 수 없다. 이것이 하드웨어 파트에 요청하는 항목의 근거다.</w:t>
+      </w:r>
+    </w:p>
+    <w:p>
+      <w:r>
+        <w:rPr>
+          <w:b w:val="0"/>
+        </w:rPr>
+        <w:t>Zone은 선택이다. 캡스톤에서 Zone은 단일 상수이므로 필수로 두면 모든 페이로드에 고정값이 실리고 빈 값 규칙을 파트마다 정해야 한다. Zone이 지정되지 않으면 domain을 최상위 구역으로 간주한다. 그럼에도 계약에서 삭제하지 않는 이유는 비용이 비대칭이기 때문이다 — 지금 선택 필드로 남기는 비용은 필드 하나지만, 나중에 계층을 끼워 넣는 비용은 하드웨어 토픽·AI 출력·관측 라벨·화면까지 전 파트에 전파된다. 하천에서 방어벽 지점이 둘 이상 되면 즉시 필요해진다.</w:t>
       </w:r>
     </w:p>
     <w:p>
@@ -9189,7 +9507,7 @@
         <w:rPr>
           <w:b w:val="0"/>
         </w:rPr>
-        <w:t>2.2절의 Zone / Node / Entity가 관측 스택에서 어떤 resource attribute와 라벨로 표현되는지 정해져야 한다. 하드웨어 파트는 이미 로봇에 agent_id·domain, 센서에 sensor_id·site_id·domain을 공통 라벨로 두었다. 이 값들과 3계층의 대응을 확정해야 한다.</w:t>
+        <w:t>2.2절의 Zone / Node / Entity가 관측 스택에서 어떤 resource attribute와 라벨로 표현되는지 정해져야 한다. 하드웨어 파트는 이미 로봇에 agent_id·domain, 센서에 sensor_id·site_id·domain을 공통 라벨로 두었다. 이 값들과 Entity·Node의 대응을 확정해야 한다. Zone은 선택 계층이므로 현 단계에서는 domain으로 대체한다.</w:t>
       </w:r>
     </w:p>
     <w:p>
@@ -12112,7 +12430,7 @@
                 <w:rFonts w:ascii="맑은 고딕" w:hAnsi="맑은 고딕" w:eastAsia="맑은 고딕"/>
                 <w:sz w:val="18"/>
               </w:rPr>
-              <w:t>Zone / Node 계층 라벨 추가</w:t>
+              <w:t>로봇에도 site_id에 해당하는 Node 라벨 추가</w:t>
             </w:r>
           </w:p>
         </w:tc>
@@ -12142,7 +12460,7 @@
                 <w:rFonts w:ascii="맑은 고딕" w:hAnsi="맑은 고딕" w:eastAsia="맑은 고딕"/>
                 <w:sz w:val="18"/>
               </w:rPr>
-              <w:t>토픽이 2단이라 3계층 화면에 배치할 수 없다</w:t>
+              <w:t>로봇을 어느 설치 단위에 배치할지 판정할 수 없다</w:t>
             </w:r>
           </w:p>
         </w:tc>
@@ -12472,7 +12790,7 @@
           <w:b/>
           <w:sz w:val="20"/>
         </w:rPr>
-        <w:t>H-1. Zone / Node 계층 라벨 추가 — 최우선</w:t>
+        <w:t>H-1. 로봇에도 Node 라벨 추가 — 최우선</w:t>
       </w:r>
     </w:p>
     <w:p>
@@ -12480,7 +12798,7 @@
         <w:rPr>
           <w:b w:val="0"/>
         </w:rPr>
-        <w:t>현재 토픽은 {domain}/{type}/{id}로 2단이고, 공통 라벨은 로봇이 agent_id·domain·fw_version, 센서가 sensor_id·site_id·domain이다. 센서에는 site_id가 있으나 로봇에는 대응 항목이 없다. 가시화는 Zone → Node → Entity 3계층으로 화면을 구성하므로, 어느 구역·어느 설치 단위에 속하는지가 값과 함께 와야 한다.</w:t>
+        <w:t>공통 라벨은 로봇이 agent_id·domain·fw_version, 센서가 sensor_id·site_id·domain이다. 센서에는 site_id가 있으나 로봇에는 대응 항목이 없다. 가시화는 Entity가 어느 Node에 속하는지 알아야 화면에 배치하고 좌표를 정합할 수 있다.</w:t>
       </w:r>
     </w:p>
     <w:p>
@@ -12488,7 +12806,15 @@
         <w:rPr>
           <w:b/>
         </w:rPr>
-        <w:t>요청: 로봇·센서 공통으로 zone과 node를 라벨 또는 페이로드에 포함한다. site_id를 그 용도로 통일해도 무방하며, 이름보다 두 계층이 모두 표현되는 것이 중요하다.</w:t>
+        <w:t>요청: 로봇 라벨에도 센서의 site_id에 해당하는 값을 추가한다. 이름은 site_id를 그대로 써도 무방하다. 이미 센서에 있는 것을 로봇에 맞추는 것이므로 새 체계를 만드는 일은 아니다.</w:t>
+      </w:r>
+    </w:p>
+    <w:p>
+      <w:r>
+        <w:rPr>
+          <w:b w:val="0"/>
+        </w:rPr>
+        <w:t>Zone은 요청하지 않는다. 캡스톤에서 Zone은 단일이므로 domain으로 대체하며, 하천에서 지점이 둘 이상 되는 시점에 다시 논의한다.</w:t>
       </w:r>
     </w:p>
     <w:p>
@@ -13135,7 +13461,7 @@
                 <w:rFonts w:ascii="맑은 고딕" w:hAnsi="맑은 고딕" w:eastAsia="맑은 고딕"/>
                 <w:sz w:val="18"/>
               </w:rPr>
-              <w:t>I-2 · D-3 · H-1 식별자와 계층 체계 일원화</w:t>
+              <w:t>I-2 · D-3 · H-1 식별자와 Node 체계 일원화</w:t>
             </w:r>
           </w:p>
         </w:tc>

--- a/가시화 담당 요구사항 정의서.docx
+++ b/가시화 담당 요구사항 정의서.docx
@@ -11079,7 +11079,7 @@
         <w:rPr>
           <w:b w:val="0"/>
         </w:rPr>
-        <w:t>AI 담당 요구사항 정의서의 인지 모듈 출력과 의사결정 모듈 출력을 가시화가 소비한다. 아래는 그 출력을 화면에 그리기 위해 추가로 필요한 것이다. 식별자 체계와 좌표계 기준은 데이터를 생성하는 하드웨어 쪽이 원천이므로 5장으로 옮겼다.</w:t>
+        <w:t>AI 담당 요구사항 정의서의 인지 모듈 출력과 의사결정 모듈 출력을 가시화가 소비한다. 아래는 그 출력을 화면에 그리기 위해 추가로 필요한 것이다. 식별자 체계와 좌표계 기준은 데이터를 생성하는 하드웨어 쪽이 원천이므로 5장으로 옮겼고, 실행 상태에 관한 항목은 AI도 소비자이므로 제외했다. 남은 요청은 네 건이다.</w:t>
       </w:r>
     </w:p>
     <w:p>
@@ -11417,130 +11417,6 @@
                 <w:sz w:val="18"/>
               </w:rPr>
               <w:t>설명가능성이 성립하지 않는다</w:t>
-            </w:r>
-          </w:p>
-        </w:tc>
-      </w:tr>
-      <w:tr>
-        <w:tc>
-          <w:tcPr>
-            <w:tcW w:type="dxa" w:w="850"/>
-          </w:tcPr>
-          <w:p>
-            <w:r/>
-            <w:r>
-              <w:rPr>
-                <w:rFonts w:ascii="맑은 고딕" w:hAnsi="맑은 고딕" w:eastAsia="맑은 고딕"/>
-                <w:sz w:val="18"/>
-              </w:rPr>
-              <w:t>A-5</w:t>
-            </w:r>
-          </w:p>
-        </w:tc>
-        <w:tc>
-          <w:tcPr>
-            <w:tcW w:type="dxa" w:w="2608"/>
-          </w:tcPr>
-          <w:p>
-            <w:r/>
-            <w:r>
-              <w:rPr>
-                <w:rFonts w:ascii="맑은 고딕" w:hAnsi="맑은 고딕" w:eastAsia="맑은 고딕"/>
-                <w:sz w:val="18"/>
-              </w:rPr>
-              <w:t>자동 제어 개입 상태 통지</w:t>
-            </w:r>
-          </w:p>
-        </w:tc>
-        <w:tc>
-          <w:tcPr>
-            <w:tcW w:type="dxa" w:w="2041"/>
-          </w:tcPr>
-          <w:p>
-            <w:r/>
-            <w:r>
-              <w:rPr>
-                <w:rFonts w:ascii="맑은 고딕" w:hAnsi="맑은 고딕" w:eastAsia="맑은 고딕"/>
-                <w:sz w:val="18"/>
-              </w:rPr>
-              <w:t>REQ-905</w:t>
-            </w:r>
-          </w:p>
-        </w:tc>
-        <w:tc>
-          <w:tcPr>
-            <w:tcW w:type="dxa" w:w="3742"/>
-          </w:tcPr>
-          <w:p>
-            <w:r/>
-            <w:r>
-              <w:rPr>
-                <w:rFonts w:ascii="맑은 고딕" w:hAnsi="맑은 고딕" w:eastAsia="맑은 고딕"/>
-                <w:sz w:val="18"/>
-              </w:rPr>
-              <w:t>자동·수동 모드를 화면에 표시할 수 없다</w:t>
-            </w:r>
-          </w:p>
-        </w:tc>
-      </w:tr>
-      <w:tr>
-        <w:tc>
-          <w:tcPr>
-            <w:tcW w:type="dxa" w:w="850"/>
-          </w:tcPr>
-          <w:p>
-            <w:r/>
-            <w:r>
-              <w:rPr>
-                <w:rFonts w:ascii="맑은 고딕" w:hAnsi="맑은 고딕" w:eastAsia="맑은 고딕"/>
-                <w:sz w:val="18"/>
-              </w:rPr>
-              <w:t>A-6</w:t>
-            </w:r>
-          </w:p>
-        </w:tc>
-        <w:tc>
-          <w:tcPr>
-            <w:tcW w:type="dxa" w:w="2608"/>
-          </w:tcPr>
-          <w:p>
-            <w:r/>
-            <w:r>
-              <w:rPr>
-                <w:rFonts w:ascii="맑은 고딕" w:hAnsi="맑은 고딕" w:eastAsia="맑은 고딕"/>
-                <w:sz w:val="18"/>
-              </w:rPr>
-              <w:t>측정값과 추정값의 구별 표기</w:t>
-            </w:r>
-          </w:p>
-        </w:tc>
-        <w:tc>
-          <w:tcPr>
-            <w:tcW w:type="dxa" w:w="2041"/>
-          </w:tcPr>
-          <w:p>
-            <w:r/>
-            <w:r>
-              <w:rPr>
-                <w:rFonts w:ascii="맑은 고딕" w:hAnsi="맑은 고딕" w:eastAsia="맑은 고딕"/>
-                <w:sz w:val="18"/>
-              </w:rPr>
-              <w:t>NFR-011</w:t>
-            </w:r>
-          </w:p>
-        </w:tc>
-        <w:tc>
-          <w:tcPr>
-            <w:tcW w:type="dxa" w:w="3742"/>
-          </w:tcPr>
-          <w:p>
-            <w:r/>
-            <w:r>
-              <w:rPr>
-                <w:rFonts w:ascii="맑은 고딕" w:hAnsi="맑은 고딕" w:eastAsia="맑은 고딕"/>
-                <w:sz w:val="18"/>
-              </w:rPr>
-              <w:t>관측 사실과 모델 산출물이 화면에서 섞인다</w:t>
             </w:r>
           </w:p>
         </w:tc>
@@ -11813,14 +11689,149 @@
     </w:p>
     <w:p>
       <w:pPr>
-        <w:spacing w:before="120"/>
+        <w:spacing w:before="200"/>
       </w:pPr>
       <w:r>
         <w:rPr>
           <w:b/>
-          <w:sz w:val="20"/>
+          <w:sz w:val="22"/>
         </w:rPr>
-        <w:t>A-5 / A-6. 자동 제어 개입과 생성물 구별</w:t>
+        <w:t>4.2. AI 담당에 요청하지 않기로 한 것</w:t>
+      </w:r>
+    </w:p>
+    <w:p>
+      <w:r>
+        <w:rPr>
+          <w:b w:val="0"/>
+        </w:rPr>
+        <w:t>초안에서 요청 항목으로 잡았다가 근거가 약해 철회한 것들이다. 왜 뺐는지 남겨 둔다.</w:t>
+      </w:r>
+    </w:p>
+    <w:tbl>
+      <w:tblPr>
+        <w:tblStyle w:val="TableGrid"/>
+        <w:tblW w:type="auto" w:w="0"/>
+        <w:tblLayout w:type="fixed"/>
+        <w:tblLook w:firstColumn="1" w:firstRow="1" w:lastColumn="0" w:lastRow="0" w:noHBand="0" w:noVBand="1" w:val="04A0"/>
+      </w:tblPr>
+      <w:tblGrid>
+        <w:gridCol w:w="4320"/>
+        <w:gridCol w:w="4320"/>
+      </w:tblGrid>
+      <w:tr>
+        <w:tc>
+          <w:tcPr>
+            <w:tcW w:type="dxa" w:w="2268"/>
+          </w:tcPr>
+          <w:p>
+            <w:r/>
+            <w:r>
+              <w:rPr>
+                <w:rFonts w:ascii="맑은 고딕" w:hAnsi="맑은 고딕" w:eastAsia="맑은 고딕"/>
+                <w:b/>
+                <w:sz w:val="18"/>
+              </w:rPr>
+              <w:t>항목</w:t>
+            </w:r>
+          </w:p>
+        </w:tc>
+        <w:tc>
+          <w:tcPr>
+            <w:tcW w:type="dxa" w:w="6520"/>
+          </w:tcPr>
+          <w:p>
+            <w:r/>
+            <w:r>
+              <w:rPr>
+                <w:rFonts w:ascii="맑은 고딕" w:hAnsi="맑은 고딕" w:eastAsia="맑은 고딕"/>
+                <w:b/>
+                <w:sz w:val="18"/>
+              </w:rPr>
+              <w:t>철회 사유</w:t>
+            </w:r>
+          </w:p>
+        </w:tc>
+      </w:tr>
+      <w:tr>
+        <w:tc>
+          <w:tcPr>
+            <w:tcW w:type="dxa" w:w="2268"/>
+          </w:tcPr>
+          <w:p>
+            <w:r/>
+            <w:r>
+              <w:rPr>
+                <w:rFonts w:ascii="맑은 고딕" w:hAnsi="맑은 고딕" w:eastAsia="맑은 고딕"/>
+                <w:sz w:val="18"/>
+              </w:rPr>
+              <w:t>자동 제어 개입 상태 통지</w:t>
+            </w:r>
+          </w:p>
+        </w:tc>
+        <w:tc>
+          <w:tcPr>
+            <w:tcW w:type="dxa" w:w="6520"/>
+          </w:tcPr>
+          <w:p>
+            <w:r/>
+            <w:r>
+              <w:rPr>
+                <w:rFonts w:ascii="맑은 고딕" w:hAnsi="맑은 고딕" w:eastAsia="맑은 고딕"/>
+                <w:sz w:val="18"/>
+              </w:rPr>
+              <w:t>AI 문서는 "산출물은 행동 계획·추천까지이며 명령 프로토콜 변환·전송은 백엔드·어댑터"라고 명시했다. AI는 자기 계획이 실제로 발행됐는지 모르며, 실행 결과 피드백을 오히려 소비하는 쪽이다. 실행 상태에 관해서는 AI도 가시화와 같은 소비자이므로 공급을 요청할 수 없다. 자동 제어가 엣지에서 도는지 백엔드에서 도는지도 아직 정해지지 않았으므로, 요청 목록에서 제외하고 필요해지는 시점에 다시 올린다</w:t>
+            </w:r>
+          </w:p>
+        </w:tc>
+      </w:tr>
+      <w:tr>
+        <w:tc>
+          <w:tcPr>
+            <w:tcW w:type="dxa" w:w="2268"/>
+          </w:tcPr>
+          <w:p>
+            <w:r/>
+            <w:r>
+              <w:rPr>
+                <w:rFonts w:ascii="맑은 고딕" w:hAnsi="맑은 고딕" w:eastAsia="맑은 고딕"/>
+                <w:sz w:val="18"/>
+              </w:rPr>
+              <w:t>측정값과 추정값의 구별 표기</w:t>
+            </w:r>
+          </w:p>
+        </w:tc>
+        <w:tc>
+          <w:tcPr>
+            <w:tcW w:type="dxa" w:w="6520"/>
+          </w:tcPr>
+          <w:p>
+            <w:r/>
+            <w:r>
+              <w:rPr>
+                <w:rFonts w:ascii="맑은 고딕" w:hAnsi="맑은 고딕" w:eastAsia="맑은 고딕"/>
+                <w:sz w:val="18"/>
+              </w:rPr>
+              <w:t>AI 출력에는 confidence와 model_version이 상시 포함되고 하드웨어 출력에는 sensor_id·health·seq가 붙는다. 출처가 이미 구별되므로 추가 요청이 필요 없다. 파생 체인 표기는 A-3·A-4가 이미 담당한다. NFR-011은 본래 LLM 한정 요건이고 LLM 계층은 가시화가 만드는 것이므로 AI 파트의 몫이 아니다</w:t>
+            </w:r>
+          </w:p>
+        </w:tc>
+      </w:tr>
+    </w:tbl>
+    <w:p>
+      <w:pPr>
+        <w:spacing w:after="80"/>
+      </w:pPr>
+    </w:p>
+    <w:p>
+      <w:pPr>
+        <w:spacing w:before="200"/>
+      </w:pPr>
+      <w:r>
+        <w:rPr>
+          <w:b/>
+          <w:sz w:val="22"/>
+        </w:rPr>
+        <w:t>4.3. 가시화가 참고하는 AI 출력 필드</w:t>
       </w:r>
     </w:p>
     <w:p>
@@ -11828,7 +11839,7 @@
         <w:pStyle w:val="ListBullet"/>
       </w:pPr>
       <w:r>
-        <w:t>A-5: 자동 제어가 개입 중인지, 그때 수동 조작이 어떻게 처리되는지를 화면에 표시해야 한다. 모드 전환 신호와 우선순위 관계를 통지해 달라.</w:t>
+        <w:t>model_version — 어떤 값이 모델 산출물인지 판별하는 표지. 근거 표시와 LLM 관여 표시에 활용한다.</w:t>
       </w:r>
     </w:p>
     <w:p>
@@ -11836,7 +11847,15 @@
         <w:pStyle w:val="ListBullet"/>
       </w:pPr>
       <w:r>
-        <w:t>A-6: 화면에서 측정된 값과 모델이 추정한 값은 구별되어야 한다. model_version이 상시 포함되는 것은 이미 정해졌으므로, 그 값을 근거 표시에 활용할 수 있다.</w:t>
+        <w:t>confidence — 신뢰도를 화면에 함께 노출해 단정적으로 보이지 않게 한다.</w:t>
+      </w:r>
+    </w:p>
+    <w:p>
+      <w:pPr>
+        <w:pStyle w:val="ListBullet"/>
+      </w:pPr>
+      <w:r>
+        <w:t>processing_latency_ms — 가시화 대시보드에서 AI 지연을 그대로 관측한다.</w:t>
       </w:r>
     </w:p>
     <w:p>
@@ -11848,7 +11867,7 @@
           <w:b/>
           <w:sz w:val="22"/>
         </w:rPr>
-        <w:t>4.2. 가시화가 AI에 제공하는 것</w:t>
+        <w:t>4.4. 가시화가 AI에 제공하는 것</w:t>
       </w:r>
     </w:p>
     <w:p>
@@ -13677,7 +13696,7 @@
                 <w:rFonts w:ascii="맑은 고딕" w:hAnsi="맑은 고딕" w:eastAsia="맑은 고딕"/>
                 <w:sz w:val="18"/>
               </w:rPr>
-              <w:t>오버셀 없이 영상만 표시</w:t>
+              <w:t>오버레이 없이 영상만 표시</w:t>
             </w:r>
           </w:p>
         </w:tc>

--- a/가시화 담당 요구사항 정의서.docx
+++ b/가시화 담당 요구사항 정의서.docx
@@ -55,7 +55,7 @@
         <w:rPr>
           <w:b w:val="0"/>
         </w:rPr>
-        <w:t>1장은 가시화 파트가 구현할 요구사항 전체 목록이다. 2장은 데이터가 오가는 채널을 나누는 원칙이고, 3~5장은 각 파트와 맞춰야 할 항목을 상대별로 정리했다. 회의 §4에서 지목된 최대 리스크, 즉 "각자 따로 만들면 통합하는 순간 안 맞는다"에 대응해 확정된 사실이 아니라 논의 가능한 안을 먼저 제시하는 형태로 작성했다.</w:t>
+        <w:t>이 문서는 가시화 파트가 다른 파트와 맞춰야 할 인터페이스를 상대별로 정리한 것이다. 1장은 데이터가 오가는 채널을 나누는 원칙이고, 2~4장은 상대 파트별 요청과 수용 항목이다. 회의 §4에서 지목된 최대 리스크, 즉 "각자 따로 만들면 통합하는 순간 안 맞는다"에 대응해 확정된 사실이 아니라 논의 가능한 안을 먼저 제시하는 형태로 작성했다.</w:t>
       </w:r>
     </w:p>
     <w:p>
@@ -70,7 +70,7 @@
         <w:rPr>
           <w:b w:val="0"/>
         </w:rPr>
-        <w:t>1장의 요구사항 표는 요구사항정의서 v0.2 원문을 그대로 옮긴 것이다. 두 문서가 어긋나지 않도록 문구를 고치지 않았다.</w:t>
+        <w:t>가시화 파트의 요구사항 전체 목록은 별도 문서인 요구사항정의서 v0.2.1에 있다. 이 문서는 인터페이스만 다루며, 요구사항 본문은 옮겨 싣지 않는다.</w:t>
       </w:r>
     </w:p>
     <w:p>
@@ -82,7585 +82,7 @@
           <w:b/>
           <w:sz w:val="28"/>
         </w:rPr>
-        <w:t>1. 전체 요구사항 목록</w:t>
-      </w:r>
-    </w:p>
-    <w:p>
-      <w:r>
-        <w:rPr>
-          <w:b w:val="0"/>
-        </w:rPr>
-        <w:t>기능 요구사항 65건, 비기능 요구사항 11건. F10~F13은 260818 회의 결과로 신설된 축이다.</w:t>
-      </w:r>
-    </w:p>
-    <w:tbl>
-      <w:tblPr>
-        <w:tblStyle w:val="TableGrid"/>
-        <w:tblW w:type="auto" w:w="0"/>
-        <w:tblLayout w:type="fixed"/>
-        <w:tblLook w:firstColumn="1" w:firstRow="1" w:lastColumn="0" w:lastRow="0" w:noHBand="0" w:noVBand="1" w:val="04A0"/>
-      </w:tblPr>
-      <w:tblGrid>
-        <w:gridCol w:w="2160"/>
-        <w:gridCol w:w="2160"/>
-        <w:gridCol w:w="2160"/>
-        <w:gridCol w:w="2160"/>
-      </w:tblGrid>
-      <w:tr>
-        <w:tc>
-          <w:tcPr>
-            <w:tcW w:type="dxa" w:w="1134"/>
-          </w:tcPr>
-          <w:p>
-            <w:r/>
-            <w:r>
-              <w:rPr>
-                <w:rFonts w:ascii="맑은 고딕" w:hAnsi="맑은 고딕" w:eastAsia="맑은 고딕"/>
-                <w:b/>
-                <w:sz w:val="18"/>
-              </w:rPr>
-              <w:t>구분</w:t>
-            </w:r>
-          </w:p>
-        </w:tc>
-        <w:tc>
-          <w:tcPr>
-            <w:tcW w:type="dxa" w:w="3402"/>
-          </w:tcPr>
-          <w:p>
-            <w:r/>
-            <w:r>
-              <w:rPr>
-                <w:rFonts w:ascii="맑은 고딕" w:hAnsi="맑은 고딕" w:eastAsia="맑은 고딕"/>
-                <w:b/>
-                <w:sz w:val="18"/>
-              </w:rPr>
-              <w:t>항목</w:t>
-            </w:r>
-          </w:p>
-        </w:tc>
-        <w:tc>
-          <w:tcPr>
-            <w:tcW w:type="dxa" w:w="907"/>
-          </w:tcPr>
-          <w:p>
-            <w:r/>
-            <w:r>
-              <w:rPr>
-                <w:rFonts w:ascii="맑은 고딕" w:hAnsi="맑은 고딕" w:eastAsia="맑은 고딕"/>
-                <w:b/>
-                <w:sz w:val="18"/>
-              </w:rPr>
-              <w:t>건수</w:t>
-            </w:r>
-          </w:p>
-        </w:tc>
-        <w:tc>
-          <w:tcPr>
-            <w:tcW w:type="dxa" w:w="3912"/>
-          </w:tcPr>
-          <w:p>
-            <w:r/>
-            <w:r>
-              <w:rPr>
-                <w:rFonts w:ascii="맑은 고딕" w:hAnsi="맑은 고딕" w:eastAsia="맑은 고딕"/>
-                <w:b/>
-                <w:sz w:val="18"/>
-              </w:rPr>
-              <w:t>비고</w:t>
-            </w:r>
-          </w:p>
-        </w:tc>
-      </w:tr>
-      <w:tr>
-        <w:tc>
-          <w:tcPr>
-            <w:tcW w:type="dxa" w:w="1134"/>
-          </w:tcPr>
-          <w:p>
-            <w:r/>
-            <w:r>
-              <w:rPr>
-                <w:rFonts w:ascii="맑은 고딕" w:hAnsi="맑은 고딕" w:eastAsia="맑은 고딕"/>
-                <w:sz w:val="18"/>
-              </w:rPr>
-              <w:t>F1~F9</w:t>
-            </w:r>
-          </w:p>
-        </w:tc>
-        <w:tc>
-          <w:tcPr>
-            <w:tcW w:type="dxa" w:w="3402"/>
-          </w:tcPr>
-          <w:p>
-            <w:r/>
-            <w:r>
-              <w:rPr>
-                <w:rFonts w:ascii="맑은 고딕" w:hAnsi="맑은 고딕" w:eastAsia="맑은 고딕"/>
-                <w:sz w:val="18"/>
-              </w:rPr>
-              <w:t>자동 정합 계층</w:t>
-            </w:r>
-          </w:p>
-        </w:tc>
-        <w:tc>
-          <w:tcPr>
-            <w:tcW w:type="dxa" w:w="907"/>
-          </w:tcPr>
-          <w:p>
-            <w:r/>
-            <w:r>
-              <w:rPr>
-                <w:rFonts w:ascii="맑은 고딕" w:hAnsi="맑은 고딕" w:eastAsia="맑은 고딕"/>
-                <w:sz w:val="18"/>
-              </w:rPr>
-              <w:t>37</w:t>
-            </w:r>
-          </w:p>
-        </w:tc>
-        <w:tc>
-          <w:tcPr>
-            <w:tcW w:type="dxa" w:w="3912"/>
-          </w:tcPr>
-          <w:p>
-            <w:r/>
-            <w:r>
-              <w:rPr>
-                <w:rFonts w:ascii="맑은 고딕" w:hAnsi="맑은 고딕" w:eastAsia="맑은 고딕"/>
-                <w:sz w:val="18"/>
-              </w:rPr>
-              <w:t>v0.1부터의 기본 축</w:t>
-            </w:r>
-          </w:p>
-        </w:tc>
-      </w:tr>
-      <w:tr>
-        <w:tc>
-          <w:tcPr>
-            <w:tcW w:type="dxa" w:w="1134"/>
-          </w:tcPr>
-          <w:p>
-            <w:r/>
-            <w:r>
-              <w:rPr>
-                <w:rFonts w:ascii="맑은 고딕" w:hAnsi="맑은 고딕" w:eastAsia="맑은 고딕"/>
-                <w:sz w:val="18"/>
-              </w:rPr>
-              <w:t>F10</w:t>
-            </w:r>
-          </w:p>
-        </w:tc>
-        <w:tc>
-          <w:tcPr>
-            <w:tcW w:type="dxa" w:w="3402"/>
-          </w:tcPr>
-          <w:p>
-            <w:r/>
-            <w:r>
-              <w:rPr>
-                <w:rFonts w:ascii="맑은 고딕" w:hAnsi="맑은 고딕" w:eastAsia="맑은 고딕"/>
-                <w:sz w:val="18"/>
-              </w:rPr>
-              <w:t>노드 조합 편집기</w:t>
-            </w:r>
-          </w:p>
-        </w:tc>
-        <w:tc>
-          <w:tcPr>
-            <w:tcW w:type="dxa" w:w="907"/>
-          </w:tcPr>
-          <w:p>
-            <w:r/>
-            <w:r>
-              <w:rPr>
-                <w:rFonts w:ascii="맑은 고딕" w:hAnsi="맑은 고딕" w:eastAsia="맑은 고딕"/>
-                <w:sz w:val="18"/>
-              </w:rPr>
-              <w:t>7</w:t>
-            </w:r>
-          </w:p>
-        </w:tc>
-        <w:tc>
-          <w:tcPr>
-            <w:tcW w:type="dxa" w:w="3912"/>
-          </w:tcPr>
-          <w:p>
-            <w:r/>
-            <w:r>
-              <w:rPr>
-                <w:rFonts w:ascii="맑은 고딕" w:hAnsi="맑은 고딕" w:eastAsia="맑은 고딕"/>
-                <w:sz w:val="18"/>
-              </w:rPr>
-              <w:t>회의 §2 동적 가시화. 핵심 마일스톤</w:t>
-            </w:r>
-          </w:p>
-        </w:tc>
-      </w:tr>
-      <w:tr>
-        <w:tc>
-          <w:tcPr>
-            <w:tcW w:type="dxa" w:w="1134"/>
-          </w:tcPr>
-          <w:p>
-            <w:r/>
-            <w:r>
-              <w:rPr>
-                <w:rFonts w:ascii="맑은 고딕" w:hAnsi="맑은 고딕" w:eastAsia="맑은 고딕"/>
-                <w:sz w:val="18"/>
-              </w:rPr>
-              <w:t>F11</w:t>
-            </w:r>
-          </w:p>
-        </w:tc>
-        <w:tc>
-          <w:tcPr>
-            <w:tcW w:type="dxa" w:w="3402"/>
-          </w:tcPr>
-          <w:p>
-            <w:r/>
-            <w:r>
-              <w:rPr>
-                <w:rFonts w:ascii="맑은 고딕" w:hAnsi="맑은 고딕" w:eastAsia="맑은 고딕"/>
-                <w:sz w:val="18"/>
-              </w:rPr>
-              <w:t>추상화 계층 뷰와 설명가능성</w:t>
-            </w:r>
-          </w:p>
-        </w:tc>
-        <w:tc>
-          <w:tcPr>
-            <w:tcW w:type="dxa" w:w="907"/>
-          </w:tcPr>
-          <w:p>
-            <w:r/>
-            <w:r>
-              <w:rPr>
-                <w:rFonts w:ascii="맑은 고딕" w:hAnsi="맑은 고딕" w:eastAsia="맑은 고딕"/>
-                <w:sz w:val="18"/>
-              </w:rPr>
-              <w:t>5</w:t>
-            </w:r>
-          </w:p>
-        </w:tc>
-        <w:tc>
-          <w:tcPr>
-            <w:tcW w:type="dxa" w:w="3912"/>
-          </w:tcPr>
-          <w:p>
-            <w:r/>
-            <w:r>
-              <w:rPr>
-                <w:rFonts w:ascii="맑은 고딕" w:hAnsi="맑은 고딕" w:eastAsia="맑은 고딕"/>
-                <w:sz w:val="18"/>
-              </w:rPr>
-              <w:t>회의 §2 군 지휘 비유</w:t>
-            </w:r>
-          </w:p>
-        </w:tc>
-      </w:tr>
-      <w:tr>
-        <w:tc>
-          <w:tcPr>
-            <w:tcW w:type="dxa" w:w="1134"/>
-          </w:tcPr>
-          <w:p>
-            <w:r/>
-            <w:r>
-              <w:rPr>
-                <w:rFonts w:ascii="맑은 고딕" w:hAnsi="맑은 고딕" w:eastAsia="맑은 고딕"/>
-                <w:sz w:val="18"/>
-              </w:rPr>
-              <w:t>F12</w:t>
-            </w:r>
-          </w:p>
-        </w:tc>
-        <w:tc>
-          <w:tcPr>
-            <w:tcW w:type="dxa" w:w="3402"/>
-          </w:tcPr>
-          <w:p>
-            <w:r/>
-            <w:r>
-              <w:rPr>
-                <w:rFonts w:ascii="맑은 고딕" w:hAnsi="맑은 고딕" w:eastAsia="맑은 고딕"/>
-                <w:sz w:val="18"/>
-              </w:rPr>
-              <w:t>로컬 LLM 인터페이스 계층</w:t>
-            </w:r>
-          </w:p>
-        </w:tc>
-        <w:tc>
-          <w:tcPr>
-            <w:tcW w:type="dxa" w:w="907"/>
-          </w:tcPr>
-          <w:p>
-            <w:r/>
-            <w:r>
-              <w:rPr>
-                <w:rFonts w:ascii="맑은 고딕" w:hAnsi="맑은 고딕" w:eastAsia="맑은 고딕"/>
-                <w:sz w:val="18"/>
-              </w:rPr>
-              <w:t>7</w:t>
-            </w:r>
-          </w:p>
-        </w:tc>
-        <w:tc>
-          <w:tcPr>
-            <w:tcW w:type="dxa" w:w="3912"/>
-          </w:tcPr>
-          <w:p>
-            <w:r/>
-            <w:r>
-              <w:rPr>
-                <w:rFonts w:ascii="맑은 고딕" w:hAnsi="맑은 고딕" w:eastAsia="맑은 고딕"/>
-                <w:sz w:val="18"/>
-              </w:rPr>
-              <w:t>회의 §2 차별화 축</w:t>
-            </w:r>
-          </w:p>
-        </w:tc>
-      </w:tr>
-      <w:tr>
-        <w:tc>
-          <w:tcPr>
-            <w:tcW w:type="dxa" w:w="1134"/>
-          </w:tcPr>
-          <w:p>
-            <w:r/>
-            <w:r>
-              <w:rPr>
-                <w:rFonts w:ascii="맑은 고딕" w:hAnsi="맑은 고딕" w:eastAsia="맑은 고딕"/>
-                <w:sz w:val="18"/>
-              </w:rPr>
-              <w:t>F13</w:t>
-            </w:r>
-          </w:p>
-        </w:tc>
-        <w:tc>
-          <w:tcPr>
-            <w:tcW w:type="dxa" w:w="3402"/>
-          </w:tcPr>
-          <w:p>
-            <w:r/>
-            <w:r>
-              <w:rPr>
-                <w:rFonts w:ascii="맑은 고딕" w:hAnsi="맑은 고딕" w:eastAsia="맑은 고딕"/>
-                <w:sz w:val="18"/>
-              </w:rPr>
-              <w:t>음성 인터페이스</w:t>
-            </w:r>
-          </w:p>
-        </w:tc>
-        <w:tc>
-          <w:tcPr>
-            <w:tcW w:type="dxa" w:w="907"/>
-          </w:tcPr>
-          <w:p>
-            <w:r/>
-            <w:r>
-              <w:rPr>
-                <w:rFonts w:ascii="맑은 고딕" w:hAnsi="맑은 고딕" w:eastAsia="맑은 고딕"/>
-                <w:sz w:val="18"/>
-              </w:rPr>
-              <w:t>5</w:t>
-            </w:r>
-          </w:p>
-        </w:tc>
-        <w:tc>
-          <w:tcPr>
-            <w:tcW w:type="dxa" w:w="3912"/>
-          </w:tcPr>
-          <w:p>
-            <w:r/>
-            <w:r>
-              <w:rPr>
-                <w:rFonts w:ascii="맑은 고딕" w:hAnsi="맑은 고딕" w:eastAsia="맑은 고딕"/>
-                <w:sz w:val="18"/>
-              </w:rPr>
-              <w:t>회의 §3</w:t>
-            </w:r>
-          </w:p>
-        </w:tc>
-      </w:tr>
-      <w:tr>
-        <w:tc>
-          <w:tcPr>
-            <w:tcW w:type="dxa" w:w="1134"/>
-          </w:tcPr>
-          <w:p>
-            <w:r/>
-            <w:r>
-              <w:rPr>
-                <w:rFonts w:ascii="맑은 고딕" w:hAnsi="맑은 고딕" w:eastAsia="맑은 고딕"/>
-                <w:sz w:val="18"/>
-              </w:rPr>
-              <w:t>NFR</w:t>
-            </w:r>
-          </w:p>
-        </w:tc>
-        <w:tc>
-          <w:tcPr>
-            <w:tcW w:type="dxa" w:w="3402"/>
-          </w:tcPr>
-          <w:p>
-            <w:r/>
-            <w:r>
-              <w:rPr>
-                <w:rFonts w:ascii="맑은 고딕" w:hAnsi="맑은 고딕" w:eastAsia="맑은 고딕"/>
-                <w:sz w:val="18"/>
-              </w:rPr>
-              <w:t>비기능 요구사항</w:t>
-            </w:r>
-          </w:p>
-        </w:tc>
-        <w:tc>
-          <w:tcPr>
-            <w:tcW w:type="dxa" w:w="907"/>
-          </w:tcPr>
-          <w:p>
-            <w:r/>
-            <w:r>
-              <w:rPr>
-                <w:rFonts w:ascii="맑은 고딕" w:hAnsi="맑은 고딕" w:eastAsia="맑은 고딕"/>
-                <w:sz w:val="18"/>
-              </w:rPr>
-              <w:t>11</w:t>
-            </w:r>
-          </w:p>
-        </w:tc>
-        <w:tc>
-          <w:tcPr>
-            <w:tcW w:type="dxa" w:w="3912"/>
-          </w:tcPr>
-          <w:p>
-            <w:r/>
-            <w:r>
-              <w:rPr>
-                <w:rFonts w:ascii="맑은 고딕" w:hAnsi="맑은 고딕" w:eastAsia="맑은 고딕"/>
-                <w:sz w:val="18"/>
-              </w:rPr>
-              <w:t>보안·성능·호환성·확장성·신뢰성</w:t>
-            </w:r>
-          </w:p>
-        </w:tc>
-      </w:tr>
-    </w:tbl>
-    <w:p>
-      <w:pPr>
-        <w:spacing w:after="80"/>
-      </w:pPr>
-    </w:p>
-    <w:p>
-      <w:pPr>
-        <w:spacing w:before="200"/>
-      </w:pPr>
-      <w:r>
-        <w:rPr>
-          <w:b/>
-          <w:sz w:val="22"/>
-        </w:rPr>
-        <w:t>1.1 F1. 컴포넌트 디스크립터</w:t>
-      </w:r>
-    </w:p>
-    <w:tbl>
-      <w:tblPr>
-        <w:tblStyle w:val="TableGrid"/>
-        <w:tblW w:type="auto" w:w="0"/>
-        <w:tblLayout w:type="fixed"/>
-        <w:tblLook w:firstColumn="1" w:firstRow="1" w:lastColumn="0" w:lastRow="0" w:noHBand="0" w:noVBand="1" w:val="04A0"/>
-      </w:tblPr>
-      <w:tblGrid>
-        <w:gridCol w:w="2160"/>
-        <w:gridCol w:w="2160"/>
-        <w:gridCol w:w="2160"/>
-        <w:gridCol w:w="2160"/>
-      </w:tblGrid>
-      <w:tr>
-        <w:tc>
-          <w:tcPr>
-            <w:tcW w:type="dxa" w:w="1134"/>
-          </w:tcPr>
-          <w:p>
-            <w:r/>
-            <w:r>
-              <w:rPr>
-                <w:rFonts w:ascii="맑은 고딕" w:hAnsi="맑은 고딕" w:eastAsia="맑은 고딕"/>
-                <w:b/>
-                <w:sz w:val="16"/>
-              </w:rPr>
-              <w:t>요구사항 ID</w:t>
-            </w:r>
-          </w:p>
-        </w:tc>
-        <w:tc>
-          <w:tcPr>
-            <w:tcW w:type="dxa" w:w="1928"/>
-          </w:tcPr>
-          <w:p>
-            <w:r/>
-            <w:r>
-              <w:rPr>
-                <w:rFonts w:ascii="맑은 고딕" w:hAnsi="맑은 고딕" w:eastAsia="맑은 고딕"/>
-                <w:b/>
-                <w:sz w:val="16"/>
-              </w:rPr>
-              <w:t>요구사항 명</w:t>
-            </w:r>
-          </w:p>
-        </w:tc>
-        <w:tc>
-          <w:tcPr>
-            <w:tcW w:type="dxa" w:w="5386"/>
-          </w:tcPr>
-          <w:p>
-            <w:r/>
-            <w:r>
-              <w:rPr>
-                <w:rFonts w:ascii="맑은 고딕" w:hAnsi="맑은 고딕" w:eastAsia="맑은 고딕"/>
-                <w:b/>
-                <w:sz w:val="16"/>
-              </w:rPr>
-              <w:t>상세 설명</w:t>
-            </w:r>
-          </w:p>
-        </w:tc>
-        <w:tc>
-          <w:tcPr>
-            <w:tcW w:type="dxa" w:w="907"/>
-          </w:tcPr>
-          <w:p>
-            <w:r/>
-            <w:r>
-              <w:rPr>
-                <w:rFonts w:ascii="맑은 고딕" w:hAnsi="맑은 고딕" w:eastAsia="맑은 고딕"/>
-                <w:b/>
-                <w:sz w:val="16"/>
-              </w:rPr>
-              <w:t>중요도</w:t>
-            </w:r>
-          </w:p>
-        </w:tc>
-      </w:tr>
-      <w:tr>
-        <w:tc>
-          <w:tcPr>
-            <w:tcW w:type="dxa" w:w="1134"/>
-          </w:tcPr>
-          <w:p>
-            <w:r/>
-            <w:r>
-              <w:rPr>
-                <w:rFonts w:ascii="맑은 고딕" w:hAnsi="맑은 고딕" w:eastAsia="맑은 고딕"/>
-                <w:sz w:val="16"/>
-              </w:rPr>
-              <w:t>REQ-101</w:t>
-            </w:r>
-          </w:p>
-        </w:tc>
-        <w:tc>
-          <w:tcPr>
-            <w:tcW w:type="dxa" w:w="1928"/>
-          </w:tcPr>
-          <w:p>
-            <w:r/>
-            <w:r>
-              <w:rPr>
-                <w:rFonts w:ascii="맑은 고딕" w:hAnsi="맑은 고딕" w:eastAsia="맑은 고딕"/>
-                <w:sz w:val="16"/>
-              </w:rPr>
-              <w:t>디스크립터 스키마 정의</w:t>
-            </w:r>
-          </w:p>
-        </w:tc>
-        <w:tc>
-          <w:tcPr>
-            <w:tcW w:type="dxa" w:w="5386"/>
-          </w:tcPr>
-          <w:p>
-            <w:r/>
-            <w:r>
-              <w:rPr>
-                <w:rFonts w:ascii="맑은 고딕" w:hAnsi="맑은 고딕" w:eastAsia="맑은 고딕"/>
-                <w:sz w:val="16"/>
-              </w:rPr>
-              <w:t>개발자는 각 컨테이너가 내보내는 데이터와 표현 방식을 선언적 스키마로 기술할 수 있어야 한다. 시스템은 이 스키마를 파싱해 이후 프로비저닝·렌더링 단계의 입력으로 사용한다.</w:t>
-            </w:r>
-          </w:p>
-        </w:tc>
-        <w:tc>
-          <w:tcPr>
-            <w:tcW w:type="dxa" w:w="907"/>
-          </w:tcPr>
-          <w:p>
-            <w:r/>
-            <w:r>
-              <w:rPr>
-                <w:rFonts w:ascii="맑은 고딕" w:hAnsi="맑은 고딕" w:eastAsia="맑은 고딕"/>
-                <w:sz w:val="16"/>
-              </w:rPr>
-              <w:t>High</w:t>
-            </w:r>
-          </w:p>
-        </w:tc>
-      </w:tr>
-      <w:tr>
-        <w:tc>
-          <w:tcPr>
-            <w:tcW w:type="dxa" w:w="1134"/>
-          </w:tcPr>
-          <w:p>
-            <w:r/>
-            <w:r>
-              <w:rPr>
-                <w:rFonts w:ascii="맑은 고딕" w:hAnsi="맑은 고딕" w:eastAsia="맑은 고딕"/>
-                <w:sz w:val="16"/>
-              </w:rPr>
-              <w:t>REQ-102</w:t>
-            </w:r>
-          </w:p>
-        </w:tc>
-        <w:tc>
-          <w:tcPr>
-            <w:tcW w:type="dxa" w:w="1928"/>
-          </w:tcPr>
-          <w:p>
-            <w:r/>
-            <w:r>
-              <w:rPr>
-                <w:rFonts w:ascii="맑은 고딕" w:hAnsi="맑은 고딕" w:eastAsia="맑은 고딕"/>
-                <w:sz w:val="16"/>
-              </w:rPr>
-              <w:t>필수/선택 필드 구분</w:t>
-            </w:r>
-          </w:p>
-        </w:tc>
-        <w:tc>
-          <w:tcPr>
-            <w:tcW w:type="dxa" w:w="5386"/>
-          </w:tcPr>
-          <w:p>
-            <w:r/>
-            <w:r>
-              <w:rPr>
-                <w:rFonts w:ascii="맑은 고딕" w:hAnsi="맑은 고딕" w:eastAsia="맑은 고딕"/>
-                <w:sz w:val="16"/>
-              </w:rPr>
-              <w:t>개발자는 디스크립터 내 각 필드를 필수/선택으로 지정할 수 있어야 한다. 시스템은 필수 필드 누락 시 등록을 거부하고 오류를 표시한다.</w:t>
-            </w:r>
-          </w:p>
-        </w:tc>
-        <w:tc>
-          <w:tcPr>
-            <w:tcW w:type="dxa" w:w="907"/>
-          </w:tcPr>
-          <w:p>
-            <w:r/>
-            <w:r>
-              <w:rPr>
-                <w:rFonts w:ascii="맑은 고딕" w:hAnsi="맑은 고딕" w:eastAsia="맑은 고딕"/>
-                <w:sz w:val="16"/>
-              </w:rPr>
-              <w:t>High</w:t>
-            </w:r>
-          </w:p>
-        </w:tc>
-      </w:tr>
-      <w:tr>
-        <w:tc>
-          <w:tcPr>
-            <w:tcW w:type="dxa" w:w="1134"/>
-          </w:tcPr>
-          <w:p>
-            <w:r/>
-            <w:r>
-              <w:rPr>
-                <w:rFonts w:ascii="맑은 고딕" w:hAnsi="맑은 고딕" w:eastAsia="맑은 고딕"/>
-                <w:sz w:val="16"/>
-              </w:rPr>
-              <w:t>REQ-103</w:t>
-            </w:r>
-          </w:p>
-        </w:tc>
-        <w:tc>
-          <w:tcPr>
-            <w:tcW w:type="dxa" w:w="1928"/>
-          </w:tcPr>
-          <w:p>
-            <w:r/>
-            <w:r>
-              <w:rPr>
-                <w:rFonts w:ascii="맑은 고딕" w:hAnsi="맑은 고딕" w:eastAsia="맑은 고딕"/>
-                <w:sz w:val="16"/>
-              </w:rPr>
-              <w:t>시맨틱 메타데이터 기술</w:t>
-            </w:r>
-          </w:p>
-        </w:tc>
-        <w:tc>
-          <w:tcPr>
-            <w:tcW w:type="dxa" w:w="5386"/>
-          </w:tcPr>
-          <w:p>
-            <w:r/>
-            <w:r>
-              <w:rPr>
-                <w:rFonts w:ascii="맑은 고딕" w:hAnsi="맑은 고딕" w:eastAsia="맑은 고딕"/>
-                <w:sz w:val="16"/>
-              </w:rPr>
-              <w:t>개발자는 필드별 단위, 값 범위, 샘플링 주기 등 시맨틱 메타데이터를 디스크립터에 포함할 수 있어야 한다. 시스템은 이를 렌더러·검증기에 전달한다.</w:t>
-            </w:r>
-          </w:p>
-        </w:tc>
-        <w:tc>
-          <w:tcPr>
-            <w:tcW w:type="dxa" w:w="907"/>
-          </w:tcPr>
-          <w:p>
-            <w:r/>
-            <w:r>
-              <w:rPr>
-                <w:rFonts w:ascii="맑은 고딕" w:hAnsi="맑은 고딕" w:eastAsia="맑은 고딕"/>
-                <w:sz w:val="16"/>
-              </w:rPr>
-              <w:t>Medium</w:t>
-            </w:r>
-          </w:p>
-        </w:tc>
-      </w:tr>
-      <w:tr>
-        <w:tc>
-          <w:tcPr>
-            <w:tcW w:type="dxa" w:w="1134"/>
-          </w:tcPr>
-          <w:p>
-            <w:r/>
-            <w:r>
-              <w:rPr>
-                <w:rFonts w:ascii="맑은 고딕" w:hAnsi="맑은 고딕" w:eastAsia="맑은 고딕"/>
-                <w:sz w:val="16"/>
-              </w:rPr>
-              <w:t>REQ-104</w:t>
-            </w:r>
-          </w:p>
-        </w:tc>
-        <w:tc>
-          <w:tcPr>
-            <w:tcW w:type="dxa" w:w="1928"/>
-          </w:tcPr>
-          <w:p>
-            <w:r/>
-            <w:r>
-              <w:rPr>
-                <w:rFonts w:ascii="맑은 고딕" w:hAnsi="맑은 고딕" w:eastAsia="맑은 고딕"/>
-                <w:sz w:val="16"/>
-              </w:rPr>
-              <w:t>디스크립터 버전 정책</w:t>
-            </w:r>
-          </w:p>
-        </w:tc>
-        <w:tc>
-          <w:tcPr>
-            <w:tcW w:type="dxa" w:w="5386"/>
-          </w:tcPr>
-          <w:p>
-            <w:r/>
-            <w:r>
-              <w:rPr>
-                <w:rFonts w:ascii="맑은 고딕" w:hAnsi="맑은 고딕" w:eastAsia="맑은 고딕"/>
-                <w:sz w:val="16"/>
-              </w:rPr>
-              <w:t>개발자는 디스크립터에 버전을 명시할 수 있어야 하며, 시스템은 버전 간 호환성 여부를 판별해 비호환 시 경고를 표시한다.</w:t>
-            </w:r>
-          </w:p>
-        </w:tc>
-        <w:tc>
-          <w:tcPr>
-            <w:tcW w:type="dxa" w:w="907"/>
-          </w:tcPr>
-          <w:p>
-            <w:r/>
-            <w:r>
-              <w:rPr>
-                <w:rFonts w:ascii="맑은 고딕" w:hAnsi="맑은 고딕" w:eastAsia="맑은 고딕"/>
-                <w:sz w:val="16"/>
-              </w:rPr>
-              <w:t>Medium</w:t>
-            </w:r>
-          </w:p>
-        </w:tc>
-      </w:tr>
-      <w:tr>
-        <w:tc>
-          <w:tcPr>
-            <w:tcW w:type="dxa" w:w="1134"/>
-          </w:tcPr>
-          <w:p>
-            <w:r/>
-            <w:r>
-              <w:rPr>
-                <w:rFonts w:ascii="맑은 고딕" w:hAnsi="맑은 고딕" w:eastAsia="맑은 고딕"/>
-                <w:sz w:val="16"/>
-              </w:rPr>
-              <w:t>REQ-105</w:t>
-            </w:r>
-          </w:p>
-        </w:tc>
-        <w:tc>
-          <w:tcPr>
-            <w:tcW w:type="dxa" w:w="1928"/>
-          </w:tcPr>
-          <w:p>
-            <w:r/>
-            <w:r>
-              <w:rPr>
-                <w:rFonts w:ascii="맑은 고딕" w:hAnsi="맑은 고딕" w:eastAsia="맑은 고딕"/>
-                <w:sz w:val="16"/>
-              </w:rPr>
-              <w:t>LLM 판독용 자연어 서술</w:t>
-            </w:r>
-          </w:p>
-        </w:tc>
-        <w:tc>
-          <w:tcPr>
-            <w:tcW w:type="dxa" w:w="5386"/>
-          </w:tcPr>
-          <w:p>
-            <w:r/>
-            <w:r>
-              <w:rPr>
-                <w:rFonts w:ascii="맑은 고딕" w:hAnsi="맑은 고딕" w:eastAsia="맑은 고딕"/>
-                <w:sz w:val="16"/>
-              </w:rPr>
-              <w:t>개발자는 각 컴포넌트·필드에 자연어 설명을 포함할 수 있어야 하며, 시스템은 이를 F12의 LLM 컨텍스트로 제공해야 한다. LLM이 "온도가 높은 구역을 보여줘"를 특정 필드로 해석하려면 필드 의미가 기계 판독 가능해야 한다.</w:t>
-            </w:r>
-          </w:p>
-        </w:tc>
-        <w:tc>
-          <w:tcPr>
-            <w:tcW w:type="dxa" w:w="907"/>
-          </w:tcPr>
-          <w:p>
-            <w:r/>
-            <w:r>
-              <w:rPr>
-                <w:rFonts w:ascii="맑은 고딕" w:hAnsi="맑은 고딕" w:eastAsia="맑은 고딕"/>
-                <w:sz w:val="16"/>
-              </w:rPr>
-              <w:t>High</w:t>
-            </w:r>
-          </w:p>
-        </w:tc>
-      </w:tr>
-    </w:tbl>
-    <w:p>
-      <w:pPr>
-        <w:spacing w:after="80"/>
-      </w:pPr>
-    </w:p>
-    <w:p>
-      <w:pPr>
-        <w:spacing w:before="200"/>
-      </w:pPr>
-      <w:r>
-        <w:rPr>
-          <w:b/>
-          <w:sz w:val="22"/>
-        </w:rPr>
-        <w:t>1.2 F2. 라이프사이클 상태 수신 및 자동 프로비저닝</w:t>
-      </w:r>
-    </w:p>
-    <w:tbl>
-      <w:tblPr>
-        <w:tblStyle w:val="TableGrid"/>
-        <w:tblW w:type="auto" w:w="0"/>
-        <w:tblLayout w:type="fixed"/>
-        <w:tblLook w:firstColumn="1" w:firstRow="1" w:lastColumn="0" w:lastRow="0" w:noHBand="0" w:noVBand="1" w:val="04A0"/>
-      </w:tblPr>
-      <w:tblGrid>
-        <w:gridCol w:w="2160"/>
-        <w:gridCol w:w="2160"/>
-        <w:gridCol w:w="2160"/>
-        <w:gridCol w:w="2160"/>
-      </w:tblGrid>
-      <w:tr>
-        <w:tc>
-          <w:tcPr>
-            <w:tcW w:type="dxa" w:w="1134"/>
-          </w:tcPr>
-          <w:p>
-            <w:r/>
-            <w:r>
-              <w:rPr>
-                <w:rFonts w:ascii="맑은 고딕" w:hAnsi="맑은 고딕" w:eastAsia="맑은 고딕"/>
-                <w:b/>
-                <w:sz w:val="16"/>
-              </w:rPr>
-              <w:t>요구사항 ID</w:t>
-            </w:r>
-          </w:p>
-        </w:tc>
-        <w:tc>
-          <w:tcPr>
-            <w:tcW w:type="dxa" w:w="1928"/>
-          </w:tcPr>
-          <w:p>
-            <w:r/>
-            <w:r>
-              <w:rPr>
-                <w:rFonts w:ascii="맑은 고딕" w:hAnsi="맑은 고딕" w:eastAsia="맑은 고딕"/>
-                <w:b/>
-                <w:sz w:val="16"/>
-              </w:rPr>
-              <w:t>요구사항 명</w:t>
-            </w:r>
-          </w:p>
-        </w:tc>
-        <w:tc>
-          <w:tcPr>
-            <w:tcW w:type="dxa" w:w="5386"/>
-          </w:tcPr>
-          <w:p>
-            <w:r/>
-            <w:r>
-              <w:rPr>
-                <w:rFonts w:ascii="맑은 고딕" w:hAnsi="맑은 고딕" w:eastAsia="맑은 고딕"/>
-                <w:b/>
-                <w:sz w:val="16"/>
-              </w:rPr>
-              <w:t>상세 설명</w:t>
-            </w:r>
-          </w:p>
-        </w:tc>
-        <w:tc>
-          <w:tcPr>
-            <w:tcW w:type="dxa" w:w="907"/>
-          </w:tcPr>
-          <w:p>
-            <w:r/>
-            <w:r>
-              <w:rPr>
-                <w:rFonts w:ascii="맑은 고딕" w:hAnsi="맑은 고딕" w:eastAsia="맑은 고딕"/>
-                <w:b/>
-                <w:sz w:val="16"/>
-              </w:rPr>
-              <w:t>중요도</w:t>
-            </w:r>
-          </w:p>
-        </w:tc>
-      </w:tr>
-      <w:tr>
-        <w:tc>
-          <w:tcPr>
-            <w:tcW w:type="dxa" w:w="1134"/>
-          </w:tcPr>
-          <w:p>
-            <w:r/>
-            <w:r>
-              <w:rPr>
-                <w:rFonts w:ascii="맑은 고딕" w:hAnsi="맑은 고딕" w:eastAsia="맑은 고딕"/>
-                <w:sz w:val="16"/>
-              </w:rPr>
-              <w:t>REQ-201</w:t>
-            </w:r>
-          </w:p>
-        </w:tc>
-        <w:tc>
-          <w:tcPr>
-            <w:tcW w:type="dxa" w:w="1928"/>
-          </w:tcPr>
-          <w:p>
-            <w:r/>
-            <w:r>
-              <w:rPr>
-                <w:rFonts w:ascii="맑은 고딕" w:hAnsi="맑은 고딕" w:eastAsia="맑은 고딕"/>
-                <w:sz w:val="16"/>
-              </w:rPr>
-              <w:t>라이프사이클 이벤트 수신</w:t>
-            </w:r>
-          </w:p>
-        </w:tc>
-        <w:tc>
-          <w:tcPr>
-            <w:tcW w:type="dxa" w:w="5386"/>
-          </w:tcPr>
-          <w:p>
-            <w:r/>
-            <w:r>
-              <w:rPr>
-                <w:rFonts w:ascii="맑은 고딕" w:hAnsi="맑은 고딕" w:eastAsia="맑은 고딕"/>
-                <w:sz w:val="16"/>
-              </w:rPr>
-              <w:t>시스템은 오케스트레이터 계층이 발행하는 컨테이너 등록·해제 이벤트를 정의된 계약에 따라 수신해야 한다. 이벤트 소스(Docker / K3s)의 구현 차이는 계약 뒤에 은닉된다.</w:t>
-            </w:r>
-          </w:p>
-        </w:tc>
-        <w:tc>
-          <w:tcPr>
-            <w:tcW w:type="dxa" w:w="907"/>
-          </w:tcPr>
-          <w:p>
-            <w:r/>
-            <w:r>
-              <w:rPr>
-                <w:rFonts w:ascii="맑은 고딕" w:hAnsi="맑은 고딕" w:eastAsia="맑은 고딕"/>
-                <w:sz w:val="16"/>
-              </w:rPr>
-              <w:t>High</w:t>
-            </w:r>
-          </w:p>
-        </w:tc>
-      </w:tr>
-      <w:tr>
-        <w:tc>
-          <w:tcPr>
-            <w:tcW w:type="dxa" w:w="1134"/>
-          </w:tcPr>
-          <w:p>
-            <w:r/>
-            <w:r>
-              <w:rPr>
-                <w:rFonts w:ascii="맑은 고딕" w:hAnsi="맑은 고딕" w:eastAsia="맑은 고딕"/>
-                <w:sz w:val="16"/>
-              </w:rPr>
-              <w:t>REQ-202</w:t>
-            </w:r>
-          </w:p>
-        </w:tc>
-        <w:tc>
-          <w:tcPr>
-            <w:tcW w:type="dxa" w:w="1928"/>
-          </w:tcPr>
-          <w:p>
-            <w:r/>
-            <w:r>
-              <w:rPr>
-                <w:rFonts w:ascii="맑은 고딕" w:hAnsi="맑은 고딕" w:eastAsia="맑은 고딕"/>
-                <w:sz w:val="16"/>
-              </w:rPr>
-              <w:t>가시화 컴포넌트 자동 생성·갱신·삭제</w:t>
-            </w:r>
-          </w:p>
-        </w:tc>
-        <w:tc>
-          <w:tcPr>
-            <w:tcW w:type="dxa" w:w="5386"/>
-          </w:tcPr>
-          <w:p>
-            <w:r/>
-            <w:r>
-              <w:rPr>
-                <w:rFonts w:ascii="맑은 고딕" w:hAnsi="맑은 고딕" w:eastAsia="맑은 고딕"/>
-                <w:sz w:val="16"/>
-              </w:rPr>
-              <w:t>시스템은 수신한 등록/해제 이벤트에 따라 대응하는 가시화 컴포넌트를 자동으로 생성·갱신·삭제해야 한다. 운영자는 추가 개발 없이 대시보드 변화를 확인할 수 있다.</w:t>
-            </w:r>
-          </w:p>
-        </w:tc>
-        <w:tc>
-          <w:tcPr>
-            <w:tcW w:type="dxa" w:w="907"/>
-          </w:tcPr>
-          <w:p>
-            <w:r/>
-            <w:r>
-              <w:rPr>
-                <w:rFonts w:ascii="맑은 고딕" w:hAnsi="맑은 고딕" w:eastAsia="맑은 고딕"/>
-                <w:sz w:val="16"/>
-              </w:rPr>
-              <w:t>High</w:t>
-            </w:r>
-          </w:p>
-        </w:tc>
-      </w:tr>
-      <w:tr>
-        <w:tc>
-          <w:tcPr>
-            <w:tcW w:type="dxa" w:w="1134"/>
-          </w:tcPr>
-          <w:p>
-            <w:r/>
-            <w:r>
-              <w:rPr>
-                <w:rFonts w:ascii="맑은 고딕" w:hAnsi="맑은 고딕" w:eastAsia="맑은 고딕"/>
-                <w:sz w:val="16"/>
-              </w:rPr>
-              <w:t>REQ-203</w:t>
-            </w:r>
-          </w:p>
-        </w:tc>
-        <w:tc>
-          <w:tcPr>
-            <w:tcW w:type="dxa" w:w="1928"/>
-          </w:tcPr>
-          <w:p>
-            <w:r/>
-            <w:r>
-              <w:rPr>
-                <w:rFonts w:ascii="맑은 고딕" w:hAnsi="맑은 고딕" w:eastAsia="맑은 고딕"/>
-                <w:sz w:val="16"/>
-              </w:rPr>
-              <w:t>의도적 미배포와 장애의 구분 표시</w:t>
-            </w:r>
-          </w:p>
-        </w:tc>
-        <w:tc>
-          <w:tcPr>
-            <w:tcW w:type="dxa" w:w="5386"/>
-          </w:tcPr>
-          <w:p>
-            <w:r/>
-            <w:r>
-              <w:rPr>
-                <w:rFonts w:ascii="맑은 고딕" w:hAnsi="맑은 고딕" w:eastAsia="맑은 고딕"/>
-                <w:sz w:val="16"/>
-              </w:rPr>
-              <w:t>시스템은 특정 컴포넌트가 의도적으로 배포되지 않은 상태와 장애로 인해 응답하지 않는 상태를 구분해 화면에 다르게 표시해야 한다. 운영자는 두 상태를 시각적으로 즉시 구별할 수 있다.</w:t>
-            </w:r>
-          </w:p>
-        </w:tc>
-        <w:tc>
-          <w:tcPr>
-            <w:tcW w:type="dxa" w:w="907"/>
-          </w:tcPr>
-          <w:p>
-            <w:r/>
-            <w:r>
-              <w:rPr>
-                <w:rFonts w:ascii="맑은 고딕" w:hAnsi="맑은 고딕" w:eastAsia="맑은 고딕"/>
-                <w:sz w:val="16"/>
-              </w:rPr>
-              <w:t>High</w:t>
-            </w:r>
-          </w:p>
-        </w:tc>
-      </w:tr>
-      <w:tr>
-        <w:tc>
-          <w:tcPr>
-            <w:tcW w:type="dxa" w:w="1134"/>
-          </w:tcPr>
-          <w:p>
-            <w:r/>
-            <w:r>
-              <w:rPr>
-                <w:rFonts w:ascii="맑은 고딕" w:hAnsi="맑은 고딕" w:eastAsia="맑은 고딕"/>
-                <w:sz w:val="16"/>
-              </w:rPr>
-              <w:t>REQ-204</w:t>
-            </w:r>
-          </w:p>
-        </w:tc>
-        <w:tc>
-          <w:tcPr>
-            <w:tcW w:type="dxa" w:w="1928"/>
-          </w:tcPr>
-          <w:p>
-            <w:r/>
-            <w:r>
-              <w:rPr>
-                <w:rFonts w:ascii="맑은 고딕" w:hAnsi="맑은 고딕" w:eastAsia="맑은 고딕"/>
-                <w:sz w:val="16"/>
-              </w:rPr>
-              <w:t>이벤트 소스 부재 시 동작</w:t>
-            </w:r>
-          </w:p>
-        </w:tc>
-        <w:tc>
-          <w:tcPr>
-            <w:tcW w:type="dxa" w:w="5386"/>
-          </w:tcPr>
-          <w:p>
-            <w:r/>
-            <w:r>
-              <w:rPr>
-                <w:rFonts w:ascii="맑은 고딕" w:hAnsi="맑은 고딕" w:eastAsia="맑은 고딕"/>
-                <w:sz w:val="16"/>
-              </w:rPr>
-              <w:t>시스템은 오케스트레이터 이벤트 소스가 연결되지 않은 상태에서도 정적 구성 파일로 컴포넌트 목록을 구성해 동작해야 한다. 다른 파트의 진척에 우리 파트가 블로킹되지 않기 위한 요건이다.</w:t>
-            </w:r>
-          </w:p>
-        </w:tc>
-        <w:tc>
-          <w:tcPr>
-            <w:tcW w:type="dxa" w:w="907"/>
-          </w:tcPr>
-          <w:p>
-            <w:r/>
-            <w:r>
-              <w:rPr>
-                <w:rFonts w:ascii="맑은 고딕" w:hAnsi="맑은 고딕" w:eastAsia="맑은 고딕"/>
-                <w:sz w:val="16"/>
-              </w:rPr>
-              <w:t>High</w:t>
-            </w:r>
-          </w:p>
-        </w:tc>
-      </w:tr>
-    </w:tbl>
-    <w:p>
-      <w:pPr>
-        <w:spacing w:after="80"/>
-      </w:pPr>
-    </w:p>
-    <w:p>
-      <w:pPr>
-        <w:spacing w:before="200"/>
-      </w:pPr>
-      <w:r>
-        <w:rPr>
-          <w:b/>
-          <w:sz w:val="22"/>
-        </w:rPr>
-        <w:t>1.3 F3. 공간 계층 모델</w:t>
-      </w:r>
-    </w:p>
-    <w:tbl>
-      <w:tblPr>
-        <w:tblStyle w:val="TableGrid"/>
-        <w:tblW w:type="auto" w:w="0"/>
-        <w:tblLayout w:type="fixed"/>
-        <w:tblLook w:firstColumn="1" w:firstRow="1" w:lastColumn="0" w:lastRow="0" w:noHBand="0" w:noVBand="1" w:val="04A0"/>
-      </w:tblPr>
-      <w:tblGrid>
-        <w:gridCol w:w="2160"/>
-        <w:gridCol w:w="2160"/>
-        <w:gridCol w:w="2160"/>
-        <w:gridCol w:w="2160"/>
-      </w:tblGrid>
-      <w:tr>
-        <w:tc>
-          <w:tcPr>
-            <w:tcW w:type="dxa" w:w="1134"/>
-          </w:tcPr>
-          <w:p>
-            <w:r/>
-            <w:r>
-              <w:rPr>
-                <w:rFonts w:ascii="맑은 고딕" w:hAnsi="맑은 고딕" w:eastAsia="맑은 고딕"/>
-                <w:b/>
-                <w:sz w:val="16"/>
-              </w:rPr>
-              <w:t>요구사항 ID</w:t>
-            </w:r>
-          </w:p>
-        </w:tc>
-        <w:tc>
-          <w:tcPr>
-            <w:tcW w:type="dxa" w:w="1928"/>
-          </w:tcPr>
-          <w:p>
-            <w:r/>
-            <w:r>
-              <w:rPr>
-                <w:rFonts w:ascii="맑은 고딕" w:hAnsi="맑은 고딕" w:eastAsia="맑은 고딕"/>
-                <w:b/>
-                <w:sz w:val="16"/>
-              </w:rPr>
-              <w:t>요구사항 명</w:t>
-            </w:r>
-          </w:p>
-        </w:tc>
-        <w:tc>
-          <w:tcPr>
-            <w:tcW w:type="dxa" w:w="5386"/>
-          </w:tcPr>
-          <w:p>
-            <w:r/>
-            <w:r>
-              <w:rPr>
-                <w:rFonts w:ascii="맑은 고딕" w:hAnsi="맑은 고딕" w:eastAsia="맑은 고딕"/>
-                <w:b/>
-                <w:sz w:val="16"/>
-              </w:rPr>
-              <w:t>상세 설명</w:t>
-            </w:r>
-          </w:p>
-        </w:tc>
-        <w:tc>
-          <w:tcPr>
-            <w:tcW w:type="dxa" w:w="907"/>
-          </w:tcPr>
-          <w:p>
-            <w:r/>
-            <w:r>
-              <w:rPr>
-                <w:rFonts w:ascii="맑은 고딕" w:hAnsi="맑은 고딕" w:eastAsia="맑은 고딕"/>
-                <w:b/>
-                <w:sz w:val="16"/>
-              </w:rPr>
-              <w:t>중요도</w:t>
-            </w:r>
-          </w:p>
-        </w:tc>
-      </w:tr>
-      <w:tr>
-        <w:tc>
-          <w:tcPr>
-            <w:tcW w:type="dxa" w:w="1134"/>
-          </w:tcPr>
-          <w:p>
-            <w:r/>
-            <w:r>
-              <w:rPr>
-                <w:rFonts w:ascii="맑은 고딕" w:hAnsi="맑은 고딕" w:eastAsia="맑은 고딕"/>
-                <w:sz w:val="16"/>
-              </w:rPr>
-              <w:t>REQ-301</w:t>
-            </w:r>
-          </w:p>
-        </w:tc>
-        <w:tc>
-          <w:tcPr>
-            <w:tcW w:type="dxa" w:w="1928"/>
-          </w:tcPr>
-          <w:p>
-            <w:r/>
-            <w:r>
-              <w:rPr>
-                <w:rFonts w:ascii="맑은 고딕" w:hAnsi="맑은 고딕" w:eastAsia="맑은 고딕"/>
-                <w:sz w:val="16"/>
-              </w:rPr>
-              <w:t>Entity/Node/Zone 계층 구조</w:t>
-            </w:r>
-          </w:p>
-        </w:tc>
-        <w:tc>
-          <w:tcPr>
-            <w:tcW w:type="dxa" w:w="5386"/>
-          </w:tcPr>
-          <w:p>
-            <w:r/>
-            <w:r>
-              <w:rPr>
-                <w:rFonts w:ascii="맑은 고딕" w:hAnsi="맑은 고딕" w:eastAsia="맑은 고딕"/>
-                <w:sz w:val="16"/>
-              </w:rPr>
-              <w:t>시스템은 Entity / Node / Zone의 공간 계층과 각 계층의 고유 식별자 체계를 제공해야 한다. Entity와 Node는 필수, Zone은 선택이며, Zone이 지정되지 않으면 분야 식별자(domain)를 최상위 구역으로 간주한다. 개발자는 이 계층에 맞춰 데이터를 등록한다.</w:t>
-            </w:r>
-          </w:p>
-        </w:tc>
-        <w:tc>
-          <w:tcPr>
-            <w:tcW w:type="dxa" w:w="907"/>
-          </w:tcPr>
-          <w:p>
-            <w:r/>
-            <w:r>
-              <w:rPr>
-                <w:rFonts w:ascii="맑은 고딕" w:hAnsi="맑은 고딕" w:eastAsia="맑은 고딕"/>
-                <w:sz w:val="16"/>
-              </w:rPr>
-              <w:t>High</w:t>
-            </w:r>
-          </w:p>
-        </w:tc>
-      </w:tr>
-      <w:tr>
-        <w:tc>
-          <w:tcPr>
-            <w:tcW w:type="dxa" w:w="1134"/>
-          </w:tcPr>
-          <w:p>
-            <w:r/>
-            <w:r>
-              <w:rPr>
-                <w:rFonts w:ascii="맑은 고딕" w:hAnsi="맑은 고딕" w:eastAsia="맑은 고딕"/>
-                <w:sz w:val="16"/>
-              </w:rPr>
-              <w:t>REQ-302</w:t>
-            </w:r>
-          </w:p>
-        </w:tc>
-        <w:tc>
-          <w:tcPr>
-            <w:tcW w:type="dxa" w:w="1928"/>
-          </w:tcPr>
-          <w:p>
-            <w:r/>
-            <w:r>
-              <w:rPr>
-                <w:rFonts w:ascii="맑은 고딕" w:hAnsi="맑은 고딕" w:eastAsia="맑은 고딕"/>
-                <w:sz w:val="16"/>
-              </w:rPr>
-              <w:t>로컬 단위 간 정합 기준 정의</w:t>
-            </w:r>
-          </w:p>
-        </w:tc>
-        <w:tc>
-          <w:tcPr>
-            <w:tcW w:type="dxa" w:w="5386"/>
-          </w:tcPr>
-          <w:p>
-            <w:r/>
-            <w:r>
-              <w:rPr>
-                <w:rFonts w:ascii="맑은 고딕" w:hAnsi="맑은 고딕" w:eastAsia="맑은 고딕"/>
-                <w:sz w:val="16"/>
-              </w:rPr>
-              <w:t>개발자는 서로 다른 로컬 좌표계(Node 단위)를 정합시키기 위한 기준을 선언적으로 정의할 수 있어야 한다.</w:t>
-            </w:r>
-          </w:p>
-        </w:tc>
-        <w:tc>
-          <w:tcPr>
-            <w:tcW w:type="dxa" w:w="907"/>
-          </w:tcPr>
-          <w:p>
-            <w:r/>
-            <w:r>
-              <w:rPr>
-                <w:rFonts w:ascii="맑은 고딕" w:hAnsi="맑은 고딕" w:eastAsia="맑은 고딕"/>
-                <w:sz w:val="16"/>
-              </w:rPr>
-              <w:t>Medium</w:t>
-            </w:r>
-          </w:p>
-        </w:tc>
-      </w:tr>
-      <w:tr>
-        <w:tc>
-          <w:tcPr>
-            <w:tcW w:type="dxa" w:w="1134"/>
-          </w:tcPr>
-          <w:p>
-            <w:r/>
-            <w:r>
-              <w:rPr>
-                <w:rFonts w:ascii="맑은 고딕" w:hAnsi="맑은 고딕" w:eastAsia="맑은 고딕"/>
-                <w:sz w:val="16"/>
-              </w:rPr>
-              <w:t>REQ-303</w:t>
-            </w:r>
-          </w:p>
-        </w:tc>
-        <w:tc>
-          <w:tcPr>
-            <w:tcW w:type="dxa" w:w="1928"/>
-          </w:tcPr>
-          <w:p>
-            <w:r/>
-            <w:r>
-              <w:rPr>
-                <w:rFonts w:ascii="맑은 고딕" w:hAnsi="맑은 고딕" w:eastAsia="맑은 고딕"/>
-                <w:sz w:val="16"/>
-              </w:rPr>
-              <w:t>공간 드릴다운</w:t>
-            </w:r>
-          </w:p>
-        </w:tc>
-        <w:tc>
-          <w:tcPr>
-            <w:tcW w:type="dxa" w:w="5386"/>
-          </w:tcPr>
-          <w:p>
-            <w:r/>
-            <w:r>
-              <w:rPr>
-                <w:rFonts w:ascii="맑은 고딕" w:hAnsi="맑은 고딕" w:eastAsia="맑은 고딕"/>
-                <w:sz w:val="16"/>
-              </w:rPr>
-              <w:t>사용자는 최상위 뷰에서 특정 Node/Entity로 드릴다운해 상세 정보를 확인할 수 있어야 한다. 시스템은 계층 간 이동 시 컨텍스트(선택 상태, 필터)를 유지한다.</w:t>
-            </w:r>
-          </w:p>
-        </w:tc>
-        <w:tc>
-          <w:tcPr>
-            <w:tcW w:type="dxa" w:w="907"/>
-          </w:tcPr>
-          <w:p>
-            <w:r/>
-            <w:r>
-              <w:rPr>
-                <w:rFonts w:ascii="맑은 고딕" w:hAnsi="맑은 고딕" w:eastAsia="맑은 고딕"/>
-                <w:sz w:val="16"/>
-              </w:rPr>
-              <w:t>Medium</w:t>
-            </w:r>
-          </w:p>
-        </w:tc>
-      </w:tr>
-      <w:tr>
-        <w:tc>
-          <w:tcPr>
-            <w:tcW w:type="dxa" w:w="1134"/>
-          </w:tcPr>
-          <w:p>
-            <w:r/>
-            <w:r>
-              <w:rPr>
-                <w:rFonts w:ascii="맑은 고딕" w:hAnsi="맑은 고딕" w:eastAsia="맑은 고딕"/>
-                <w:sz w:val="16"/>
-              </w:rPr>
-              <w:t>계층</w:t>
-            </w:r>
-          </w:p>
-        </w:tc>
-        <w:tc>
-          <w:tcPr>
-            <w:tcW w:type="dxa" w:w="1928"/>
-          </w:tcPr>
-          <w:p>
-            <w:r/>
-            <w:r>
-              <w:rPr>
-                <w:rFonts w:ascii="맑은 고딕" w:hAnsi="맑은 고딕" w:eastAsia="맑은 고딕"/>
-                <w:sz w:val="16"/>
-              </w:rPr>
-              <w:t>필수</w:t>
-            </w:r>
-          </w:p>
-        </w:tc>
-        <w:tc>
-          <w:tcPr>
-            <w:tcW w:type="dxa" w:w="5386"/>
-          </w:tcPr>
-          <w:p>
-            <w:r/>
-            <w:r>
-              <w:rPr>
-                <w:rFonts w:ascii="맑은 고딕" w:hAnsi="맑은 고딕" w:eastAsia="맑은 고딕"/>
-                <w:sz w:val="16"/>
-              </w:rPr>
-              <w:t>캡스톤</w:t>
-            </w:r>
-          </w:p>
-        </w:tc>
-        <w:tc>
-          <w:tcPr>
-            <w:tcW w:type="dxa" w:w="907"/>
-          </w:tcPr>
-          <w:p>
-            <w:r/>
-            <w:r>
-              <w:rPr>
-                <w:rFonts w:ascii="맑은 고딕" w:hAnsi="맑은 고딕" w:eastAsia="맑은 고딕"/>
-                <w:sz w:val="16"/>
-              </w:rPr>
-              <w:t>하천</w:t>
-            </w:r>
-          </w:p>
-        </w:tc>
-      </w:tr>
-      <w:tr>
-        <w:tc>
-          <w:tcPr>
-            <w:tcW w:type="dxa" w:w="1134"/>
-          </w:tcPr>
-          <w:p>
-            <w:r/>
-            <w:r>
-              <w:rPr>
-                <w:rFonts w:ascii="맑은 고딕" w:hAnsi="맑은 고딕" w:eastAsia="맑은 고딕"/>
-                <w:sz w:val="16"/>
-              </w:rPr>
-              <w:t>Entity</w:t>
-            </w:r>
-          </w:p>
-        </w:tc>
-        <w:tc>
-          <w:tcPr>
-            <w:tcW w:type="dxa" w:w="1928"/>
-          </w:tcPr>
-          <w:p>
-            <w:r/>
-            <w:r>
-              <w:rPr>
-                <w:rFonts w:ascii="맑은 고딕" w:hAnsi="맑은 고딕" w:eastAsia="맑은 고딕"/>
-                <w:sz w:val="16"/>
-              </w:rPr>
-              <w:t>필수</w:t>
-            </w:r>
-          </w:p>
-        </w:tc>
-        <w:tc>
-          <w:tcPr>
-            <w:tcW w:type="dxa" w:w="5386"/>
-          </w:tcPr>
-          <w:p>
-            <w:r/>
-            <w:r>
-              <w:rPr>
-                <w:rFonts w:ascii="맑은 고딕" w:hAnsi="맑은 고딕" w:eastAsia="맑은 고딕"/>
-                <w:sz w:val="16"/>
-              </w:rPr>
-              <w:t>로봇 1대, 탐지 객체 1개</w:t>
-            </w:r>
-          </w:p>
-        </w:tc>
-        <w:tc>
-          <w:tcPr>
-            <w:tcW w:type="dxa" w:w="907"/>
-          </w:tcPr>
-          <w:p>
-            <w:r/>
-            <w:r>
-              <w:rPr>
-                <w:rFonts w:ascii="맑은 고딕" w:hAnsi="맑은 고딕" w:eastAsia="맑은 고딕"/>
-                <w:sz w:val="16"/>
-              </w:rPr>
-              <w:t>게이트 1개, 수위 센서 1개</w:t>
-            </w:r>
-          </w:p>
-        </w:tc>
-      </w:tr>
-      <w:tr>
-        <w:tc>
-          <w:tcPr>
-            <w:tcW w:type="dxa" w:w="1134"/>
-          </w:tcPr>
-          <w:p>
-            <w:r/>
-            <w:r>
-              <w:rPr>
-                <w:rFonts w:ascii="맑은 고딕" w:hAnsi="맑은 고딕" w:eastAsia="맑은 고딕"/>
-                <w:sz w:val="16"/>
-              </w:rPr>
-              <w:t>Node</w:t>
-            </w:r>
-          </w:p>
-        </w:tc>
-        <w:tc>
-          <w:tcPr>
-            <w:tcW w:type="dxa" w:w="1928"/>
-          </w:tcPr>
-          <w:p>
-            <w:r/>
-            <w:r>
-              <w:rPr>
-                <w:rFonts w:ascii="맑은 고딕" w:hAnsi="맑은 고딕" w:eastAsia="맑은 고딕"/>
-                <w:sz w:val="16"/>
-              </w:rPr>
-              <w:t>필수</w:t>
-            </w:r>
-          </w:p>
-        </w:tc>
-        <w:tc>
-          <w:tcPr>
-            <w:tcW w:type="dxa" w:w="5386"/>
-          </w:tcPr>
-          <w:p>
-            <w:r/>
-            <w:r>
-              <w:rPr>
-                <w:rFonts w:ascii="맑은 고딕" w:hAnsi="맑은 고딕" w:eastAsia="맑은 고딕"/>
-                <w:sz w:val="16"/>
-              </w:rPr>
-              <w:t>엣지 노드와 붙은 센서들, 카메라 1대의 시야</w:t>
-            </w:r>
-          </w:p>
-        </w:tc>
-        <w:tc>
-          <w:tcPr>
-            <w:tcW w:type="dxa" w:w="907"/>
-          </w:tcPr>
-          <w:p>
-            <w:r/>
-            <w:r>
-              <w:rPr>
-                <w:rFonts w:ascii="맑은 고딕" w:hAnsi="맑은 고딕" w:eastAsia="맑은 고딕"/>
-                <w:sz w:val="16"/>
-              </w:rPr>
-              <w:t>관측소 1곳</w:t>
-            </w:r>
-          </w:p>
-        </w:tc>
-      </w:tr>
-      <w:tr>
-        <w:tc>
-          <w:tcPr>
-            <w:tcW w:type="dxa" w:w="1134"/>
-          </w:tcPr>
-          <w:p>
-            <w:r/>
-            <w:r>
-              <w:rPr>
-                <w:rFonts w:ascii="맑은 고딕" w:hAnsi="맑은 고딕" w:eastAsia="맑은 고딕"/>
-                <w:sz w:val="16"/>
-              </w:rPr>
-              <w:t>Zone</w:t>
-            </w:r>
-          </w:p>
-        </w:tc>
-        <w:tc>
-          <w:tcPr>
-            <w:tcW w:type="dxa" w:w="1928"/>
-          </w:tcPr>
-          <w:p>
-            <w:r/>
-            <w:r>
-              <w:rPr>
-                <w:rFonts w:ascii="맑은 고딕" w:hAnsi="맑은 고딕" w:eastAsia="맑은 고딕"/>
-                <w:sz w:val="16"/>
-              </w:rPr>
-              <w:t>선택</w:t>
-            </w:r>
-          </w:p>
-        </w:tc>
-        <w:tc>
-          <w:tcPr>
-            <w:tcW w:type="dxa" w:w="5386"/>
-          </w:tcPr>
-          <w:p>
-            <w:r/>
-            <w:r>
-              <w:rPr>
-                <w:rFonts w:ascii="맑은 고딕" w:hAnsi="맑은 고딕" w:eastAsia="맑은 고딕"/>
-                <w:sz w:val="16"/>
-              </w:rPr>
-              <w:t>미사용 — domain으로 대체</w:t>
-            </w:r>
-          </w:p>
-        </w:tc>
-        <w:tc>
-          <w:tcPr>
-            <w:tcW w:type="dxa" w:w="907"/>
-          </w:tcPr>
-          <w:p>
-            <w:r/>
-            <w:r>
-              <w:rPr>
-                <w:rFonts w:ascii="맑은 고딕" w:hAnsi="맑은 고딕" w:eastAsia="맑은 고딕"/>
-                <w:sz w:val="16"/>
-              </w:rPr>
-              <w:t>하천 구간</w:t>
-            </w:r>
-          </w:p>
-        </w:tc>
-      </w:tr>
-    </w:tbl>
-    <w:p>
-      <w:pPr>
-        <w:spacing w:after="80"/>
-      </w:pPr>
-    </w:p>
-    <w:p>
-      <w:pPr>
-        <w:spacing w:before="200"/>
-      </w:pPr>
-      <w:r>
-        <w:rPr>
-          <w:b/>
-          <w:sz w:val="22"/>
-        </w:rPr>
-        <w:t>1.4 F4. 해석 파이프라인 엔진</w:t>
-      </w:r>
-    </w:p>
-    <w:tbl>
-      <w:tblPr>
-        <w:tblStyle w:val="TableGrid"/>
-        <w:tblW w:type="auto" w:w="0"/>
-        <w:tblLayout w:type="fixed"/>
-        <w:tblLook w:firstColumn="1" w:firstRow="1" w:lastColumn="0" w:lastRow="0" w:noHBand="0" w:noVBand="1" w:val="04A0"/>
-      </w:tblPr>
-      <w:tblGrid>
-        <w:gridCol w:w="2160"/>
-        <w:gridCol w:w="2160"/>
-        <w:gridCol w:w="2160"/>
-        <w:gridCol w:w="2160"/>
-      </w:tblGrid>
-      <w:tr>
-        <w:tc>
-          <w:tcPr>
-            <w:tcW w:type="dxa" w:w="1134"/>
-          </w:tcPr>
-          <w:p>
-            <w:r/>
-            <w:r>
-              <w:rPr>
-                <w:rFonts w:ascii="맑은 고딕" w:hAnsi="맑은 고딕" w:eastAsia="맑은 고딕"/>
-                <w:b/>
-                <w:sz w:val="16"/>
-              </w:rPr>
-              <w:t>요구사항 ID</w:t>
-            </w:r>
-          </w:p>
-        </w:tc>
-        <w:tc>
-          <w:tcPr>
-            <w:tcW w:type="dxa" w:w="1928"/>
-          </w:tcPr>
-          <w:p>
-            <w:r/>
-            <w:r>
-              <w:rPr>
-                <w:rFonts w:ascii="맑은 고딕" w:hAnsi="맑은 고딕" w:eastAsia="맑은 고딕"/>
-                <w:b/>
-                <w:sz w:val="16"/>
-              </w:rPr>
-              <w:t>요구사항 명</w:t>
-            </w:r>
-          </w:p>
-        </w:tc>
-        <w:tc>
-          <w:tcPr>
-            <w:tcW w:type="dxa" w:w="5386"/>
-          </w:tcPr>
-          <w:p>
-            <w:r/>
-            <w:r>
-              <w:rPr>
-                <w:rFonts w:ascii="맑은 고딕" w:hAnsi="맑은 고딕" w:eastAsia="맑은 고딕"/>
-                <w:b/>
-                <w:sz w:val="16"/>
-              </w:rPr>
-              <w:t>상세 설명</w:t>
-            </w:r>
-          </w:p>
-        </w:tc>
-        <w:tc>
-          <w:tcPr>
-            <w:tcW w:type="dxa" w:w="907"/>
-          </w:tcPr>
-          <w:p>
-            <w:r/>
-            <w:r>
-              <w:rPr>
-                <w:rFonts w:ascii="맑은 고딕" w:hAnsi="맑은 고딕" w:eastAsia="맑은 고딕"/>
-                <w:b/>
-                <w:sz w:val="16"/>
-              </w:rPr>
-              <w:t>중요도</w:t>
-            </w:r>
-          </w:p>
-        </w:tc>
-      </w:tr>
-      <w:tr>
-        <w:tc>
-          <w:tcPr>
-            <w:tcW w:type="dxa" w:w="1134"/>
-          </w:tcPr>
-          <w:p>
-            <w:r/>
-            <w:r>
-              <w:rPr>
-                <w:rFonts w:ascii="맑은 고딕" w:hAnsi="맑은 고딕" w:eastAsia="맑은 고딕"/>
-                <w:sz w:val="16"/>
-              </w:rPr>
-              <w:t>REQ-401</w:t>
-            </w:r>
-          </w:p>
-        </w:tc>
-        <w:tc>
-          <w:tcPr>
-            <w:tcW w:type="dxa" w:w="1928"/>
-          </w:tcPr>
-          <w:p>
-            <w:r/>
-            <w:r>
-              <w:rPr>
-                <w:rFonts w:ascii="맑은 고딕" w:hAnsi="맑은 고딕" w:eastAsia="맑은 고딕"/>
-                <w:sz w:val="16"/>
-              </w:rPr>
-              <w:t>직접 해석 파이프라인</w:t>
-            </w:r>
-          </w:p>
-        </w:tc>
-        <w:tc>
-          <w:tcPr>
-            <w:tcW w:type="dxa" w:w="5386"/>
-          </w:tcPr>
-          <w:p>
-            <w:r/>
-            <w:r>
-              <w:rPr>
-                <w:rFonts w:ascii="맑은 고딕" w:hAnsi="맑은 고딕" w:eastAsia="맑은 고딕"/>
-                <w:sz w:val="16"/>
-              </w:rPr>
-              <w:t>시스템은 원본 데이터를 별도 전처리 없이 표현 형태로 바로 변환하는 직접 해석 경로를 지원해야 한다.</w:t>
-            </w:r>
-          </w:p>
-        </w:tc>
-        <w:tc>
-          <w:tcPr>
-            <w:tcW w:type="dxa" w:w="907"/>
-          </w:tcPr>
-          <w:p>
-            <w:r/>
-            <w:r>
-              <w:rPr>
-                <w:rFonts w:ascii="맑은 고딕" w:hAnsi="맑은 고딕" w:eastAsia="맑은 고딕"/>
-                <w:sz w:val="16"/>
-              </w:rPr>
-              <w:t>High</w:t>
-            </w:r>
-          </w:p>
-        </w:tc>
-      </w:tr>
-      <w:tr>
-        <w:tc>
-          <w:tcPr>
-            <w:tcW w:type="dxa" w:w="1134"/>
-          </w:tcPr>
-          <w:p>
-            <w:r/>
-            <w:r>
-              <w:rPr>
-                <w:rFonts w:ascii="맑은 고딕" w:hAnsi="맑은 고딕" w:eastAsia="맑은 고딕"/>
-                <w:sz w:val="16"/>
-              </w:rPr>
-              <w:t>REQ-402</w:t>
-            </w:r>
-          </w:p>
-        </w:tc>
-        <w:tc>
-          <w:tcPr>
-            <w:tcW w:type="dxa" w:w="1928"/>
-          </w:tcPr>
-          <w:p>
-            <w:r/>
-            <w:r>
-              <w:rPr>
-                <w:rFonts w:ascii="맑은 고딕" w:hAnsi="맑은 고딕" w:eastAsia="맑은 고딕"/>
-                <w:sz w:val="16"/>
-              </w:rPr>
-              <w:t>간접 해석 파이프라인(전처리 체인)</w:t>
-            </w:r>
-          </w:p>
-        </w:tc>
-        <w:tc>
-          <w:tcPr>
-            <w:tcW w:type="dxa" w:w="5386"/>
-          </w:tcPr>
-          <w:p>
-            <w:r/>
-            <w:r>
-              <w:rPr>
-                <w:rFonts w:ascii="맑은 고딕" w:hAnsi="맑은 고딕" w:eastAsia="맑은 고딕"/>
-                <w:sz w:val="16"/>
-              </w:rPr>
-              <w:t>개발자는 여러 전처리 단계를 경유하는 간접 해석 경로를 노드 그래프 형태로 정의할 수 있어야 한다. 시스템은 정의된 순서대로 각 단계를 실행한다.</w:t>
-            </w:r>
-          </w:p>
-        </w:tc>
-        <w:tc>
-          <w:tcPr>
-            <w:tcW w:type="dxa" w:w="907"/>
-          </w:tcPr>
-          <w:p>
-            <w:r/>
-            <w:r>
-              <w:rPr>
-                <w:rFonts w:ascii="맑은 고딕" w:hAnsi="맑은 고딕" w:eastAsia="맑은 고딕"/>
-                <w:sz w:val="16"/>
-              </w:rPr>
-              <w:t>High</w:t>
-            </w:r>
-          </w:p>
-        </w:tc>
-      </w:tr>
-      <w:tr>
-        <w:tc>
-          <w:tcPr>
-            <w:tcW w:type="dxa" w:w="1134"/>
-          </w:tcPr>
-          <w:p>
-            <w:r/>
-            <w:r>
-              <w:rPr>
-                <w:rFonts w:ascii="맑은 고딕" w:hAnsi="맑은 고딕" w:eastAsia="맑은 고딕"/>
-                <w:sz w:val="16"/>
-              </w:rPr>
-              <w:t>REQ-403</w:t>
-            </w:r>
-          </w:p>
-        </w:tc>
-        <w:tc>
-          <w:tcPr>
-            <w:tcW w:type="dxa" w:w="1928"/>
-          </w:tcPr>
-          <w:p>
-            <w:r/>
-            <w:r>
-              <w:rPr>
-                <w:rFonts w:ascii="맑은 고딕" w:hAnsi="맑은 고딕" w:eastAsia="맑은 고딕"/>
-                <w:sz w:val="16"/>
-              </w:rPr>
-              <w:t>source/transform/sink 계약 정의</w:t>
-            </w:r>
-          </w:p>
-        </w:tc>
-        <w:tc>
-          <w:tcPr>
-            <w:tcW w:type="dxa" w:w="5386"/>
-          </w:tcPr>
-          <w:p>
-            <w:r/>
-            <w:r>
-              <w:rPr>
-                <w:rFonts w:ascii="맑은 고딕" w:hAnsi="맑은 고딕" w:eastAsia="맑은 고딕"/>
-                <w:sz w:val="16"/>
-              </w:rPr>
-              <w:t>시스템은 파이프라인의 각 노드(source / transform / sink)가 준수해야 할 입출력 계약과 직렬화 포맷을 정의하고 강제해야 한다.</w:t>
-            </w:r>
-          </w:p>
-        </w:tc>
-        <w:tc>
-          <w:tcPr>
-            <w:tcW w:type="dxa" w:w="907"/>
-          </w:tcPr>
-          <w:p>
-            <w:r/>
-            <w:r>
-              <w:rPr>
-                <w:rFonts w:ascii="맑은 고딕" w:hAnsi="맑은 고딕" w:eastAsia="맑은 고딕"/>
-                <w:sz w:val="16"/>
-              </w:rPr>
-              <w:t>High</w:t>
-            </w:r>
-          </w:p>
-        </w:tc>
-      </w:tr>
-      <w:tr>
-        <w:tc>
-          <w:tcPr>
-            <w:tcW w:type="dxa" w:w="1134"/>
-          </w:tcPr>
-          <w:p>
-            <w:r/>
-            <w:r>
-              <w:rPr>
-                <w:rFonts w:ascii="맑은 고딕" w:hAnsi="맑은 고딕" w:eastAsia="맑은 고딕"/>
-                <w:sz w:val="16"/>
-              </w:rPr>
-              <w:t>REQ-404</w:t>
-            </w:r>
-          </w:p>
-        </w:tc>
-        <w:tc>
-          <w:tcPr>
-            <w:tcW w:type="dxa" w:w="1928"/>
-          </w:tcPr>
-          <w:p>
-            <w:r/>
-            <w:r>
-              <w:rPr>
-                <w:rFonts w:ascii="맑은 고딕" w:hAnsi="맑은 고딕" w:eastAsia="맑은 고딕"/>
-                <w:sz w:val="16"/>
-              </w:rPr>
-              <w:t>실행 위치 분기</w:t>
-            </w:r>
-          </w:p>
-        </w:tc>
-        <w:tc>
-          <w:tcPr>
-            <w:tcW w:type="dxa" w:w="5386"/>
-          </w:tcPr>
-          <w:p>
-            <w:r/>
-            <w:r>
-              <w:rPr>
-                <w:rFonts w:ascii="맑은 고딕" w:hAnsi="맑은 고딕" w:eastAsia="맑은 고딕"/>
-                <w:sz w:val="16"/>
-              </w:rPr>
-              <w:t>개발자는 파이프라인 각 단계의 실행 위치(서버/클라이언트)를 지정할 수 있어야 한다. 시스템은 지정된 위치에서 해당 단계를 실행한다.</w:t>
-            </w:r>
-          </w:p>
-        </w:tc>
-        <w:tc>
-          <w:tcPr>
-            <w:tcW w:type="dxa" w:w="907"/>
-          </w:tcPr>
-          <w:p>
-            <w:r/>
-            <w:r>
-              <w:rPr>
-                <w:rFonts w:ascii="맑은 고딕" w:hAnsi="맑은 고딕" w:eastAsia="맑은 고딕"/>
-                <w:sz w:val="16"/>
-              </w:rPr>
-              <w:t>Medium</w:t>
-            </w:r>
-          </w:p>
-        </w:tc>
-      </w:tr>
-      <w:tr>
-        <w:tc>
-          <w:tcPr>
-            <w:tcW w:type="dxa" w:w="1134"/>
-          </w:tcPr>
-          <w:p>
-            <w:r/>
-            <w:r>
-              <w:rPr>
-                <w:rFonts w:ascii="맑은 고딕" w:hAnsi="맑은 고딕" w:eastAsia="맑은 고딕"/>
-                <w:sz w:val="16"/>
-              </w:rPr>
-              <w:t>REQ-405</w:t>
-            </w:r>
-          </w:p>
-        </w:tc>
-        <w:tc>
-          <w:tcPr>
-            <w:tcW w:type="dxa" w:w="1928"/>
-          </w:tcPr>
-          <w:p>
-            <w:r/>
-            <w:r>
-              <w:rPr>
-                <w:rFonts w:ascii="맑은 고딕" w:hAnsi="맑은 고딕" w:eastAsia="맑은 고딕"/>
-                <w:sz w:val="16"/>
-              </w:rPr>
-              <w:t>분기·합류 그래프 실행</w:t>
-            </w:r>
-          </w:p>
-        </w:tc>
-        <w:tc>
-          <w:tcPr>
-            <w:tcW w:type="dxa" w:w="5386"/>
-          </w:tcPr>
-          <w:p>
-            <w:r/>
-            <w:r>
-              <w:rPr>
-                <w:rFonts w:ascii="맑은 고딕" w:hAnsi="맑은 고딕" w:eastAsia="맑은 고딕"/>
-                <w:sz w:val="16"/>
-              </w:rPr>
-              <w:t>시스템은 하나의 source가 여러 transform으로 분기하고, 여러 경로가 하나의 sink로 합류하는 DAG를 실행할 수 있어야 한다. 선형 체인만으로는 "여러 데이터 소스를 조합·중첩"(F10)이 성립하지 않는다.</w:t>
-            </w:r>
-          </w:p>
-        </w:tc>
-        <w:tc>
-          <w:tcPr>
-            <w:tcW w:type="dxa" w:w="907"/>
-          </w:tcPr>
-          <w:p>
-            <w:r/>
-            <w:r>
-              <w:rPr>
-                <w:rFonts w:ascii="맑은 고딕" w:hAnsi="맑은 고딕" w:eastAsia="맑은 고딕"/>
-                <w:sz w:val="16"/>
-              </w:rPr>
-              <w:t>High</w:t>
-            </w:r>
-          </w:p>
-        </w:tc>
-      </w:tr>
-      <w:tr>
-        <w:tc>
-          <w:tcPr>
-            <w:tcW w:type="dxa" w:w="1134"/>
-          </w:tcPr>
-          <w:p>
-            <w:r/>
-            <w:r>
-              <w:rPr>
-                <w:rFonts w:ascii="맑은 고딕" w:hAnsi="맑은 고딕" w:eastAsia="맑은 고딕"/>
-                <w:sz w:val="16"/>
-              </w:rPr>
-              <w:t>REQ-406</w:t>
-            </w:r>
-          </w:p>
-        </w:tc>
-        <w:tc>
-          <w:tcPr>
-            <w:tcW w:type="dxa" w:w="1928"/>
-          </w:tcPr>
-          <w:p>
-            <w:r/>
-            <w:r>
-              <w:rPr>
-                <w:rFonts w:ascii="맑은 고딕" w:hAnsi="맑은 고딕" w:eastAsia="맑은 고딕"/>
-                <w:sz w:val="16"/>
-              </w:rPr>
-              <w:t>부분 실행 및 중간 결과 확인</w:t>
-            </w:r>
-          </w:p>
-        </w:tc>
-        <w:tc>
-          <w:tcPr>
-            <w:tcW w:type="dxa" w:w="5386"/>
-          </w:tcPr>
-          <w:p>
-            <w:r/>
-            <w:r>
-              <w:rPr>
-                <w:rFonts w:ascii="맑은 고딕" w:hAnsi="맑은 고딕" w:eastAsia="맑은 고딕"/>
-                <w:sz w:val="16"/>
-              </w:rPr>
-              <w:t>개발자는 파이프라인 전체를 완성하지 않은 상태에서 임의 노드까지만 실행해 중간 결과를 확인할 수 있어야 한다. 시스템은 노드 단위로 출력을 미리보기 형태로 제공한다.</w:t>
-            </w:r>
-          </w:p>
-        </w:tc>
-        <w:tc>
-          <w:tcPr>
-            <w:tcW w:type="dxa" w:w="907"/>
-          </w:tcPr>
-          <w:p>
-            <w:r/>
-            <w:r>
-              <w:rPr>
-                <w:rFonts w:ascii="맑은 고딕" w:hAnsi="맑은 고딕" w:eastAsia="맑은 고딕"/>
-                <w:sz w:val="16"/>
-              </w:rPr>
-              <w:t>High</w:t>
-            </w:r>
-          </w:p>
-        </w:tc>
-      </w:tr>
-      <w:tr>
-        <w:tc>
-          <w:tcPr>
-            <w:tcW w:type="dxa" w:w="1134"/>
-          </w:tcPr>
-          <w:p>
-            <w:r/>
-            <w:r>
-              <w:rPr>
-                <w:rFonts w:ascii="맑은 고딕" w:hAnsi="맑은 고딕" w:eastAsia="맑은 고딕"/>
-                <w:sz w:val="16"/>
-              </w:rPr>
-              <w:t>REQ-407</w:t>
-            </w:r>
-          </w:p>
-        </w:tc>
-        <w:tc>
-          <w:tcPr>
-            <w:tcW w:type="dxa" w:w="1928"/>
-          </w:tcPr>
-          <w:p>
-            <w:r/>
-            <w:r>
-              <w:rPr>
-                <w:rFonts w:ascii="맑은 고딕" w:hAnsi="맑은 고딕" w:eastAsia="맑은 고딕"/>
-                <w:sz w:val="16"/>
-              </w:rPr>
-              <w:t>미디어 데이터 타입 지원</w:t>
-            </w:r>
-          </w:p>
-        </w:tc>
-        <w:tc>
-          <w:tcPr>
-            <w:tcW w:type="dxa" w:w="5386"/>
-          </w:tcPr>
-          <w:p>
-            <w:r/>
-            <w:r>
-              <w:rPr>
-                <w:rFonts w:ascii="맑은 고딕" w:hAnsi="맑은 고딕" w:eastAsia="맑은 고딕"/>
-                <w:sz w:val="16"/>
-              </w:rPr>
-              <w:t>시스템은 시계열·테이블 외에 프레임 단위 영상 데이터를 파이프라인의 1급 데이터 타입으로 취급해야 한다. (카메라 → 필터 → 디텍션 체인의 전제)</w:t>
-            </w:r>
-          </w:p>
-        </w:tc>
-        <w:tc>
-          <w:tcPr>
-            <w:tcW w:type="dxa" w:w="907"/>
-          </w:tcPr>
-          <w:p>
-            <w:r/>
-            <w:r>
-              <w:rPr>
-                <w:rFonts w:ascii="맑은 고딕" w:hAnsi="맑은 고딕" w:eastAsia="맑은 고딕"/>
-                <w:sz w:val="16"/>
-              </w:rPr>
-              <w:t>Medium</w:t>
-            </w:r>
-          </w:p>
-        </w:tc>
-      </w:tr>
-    </w:tbl>
-    <w:p>
-      <w:pPr>
-        <w:spacing w:after="80"/>
-      </w:pPr>
-    </w:p>
-    <w:p>
-      <w:pPr>
-        <w:spacing w:before="200"/>
-      </w:pPr>
-      <w:r>
-        <w:rPr>
-          <w:b/>
-          <w:sz w:val="22"/>
-        </w:rPr>
-        <w:t>1.5 F5. 렌더러 카탈로그</w:t>
-      </w:r>
-    </w:p>
-    <w:tbl>
-      <w:tblPr>
-        <w:tblStyle w:val="TableGrid"/>
-        <w:tblW w:type="auto" w:w="0"/>
-        <w:tblLayout w:type="fixed"/>
-        <w:tblLook w:firstColumn="1" w:firstRow="1" w:lastColumn="0" w:lastRow="0" w:noHBand="0" w:noVBand="1" w:val="04A0"/>
-      </w:tblPr>
-      <w:tblGrid>
-        <w:gridCol w:w="2160"/>
-        <w:gridCol w:w="2160"/>
-        <w:gridCol w:w="2160"/>
-        <w:gridCol w:w="2160"/>
-      </w:tblGrid>
-      <w:tr>
-        <w:tc>
-          <w:tcPr>
-            <w:tcW w:type="dxa" w:w="1134"/>
-          </w:tcPr>
-          <w:p>
-            <w:r/>
-            <w:r>
-              <w:rPr>
-                <w:rFonts w:ascii="맑은 고딕" w:hAnsi="맑은 고딕" w:eastAsia="맑은 고딕"/>
-                <w:b/>
-                <w:sz w:val="16"/>
-              </w:rPr>
-              <w:t>요구사항 ID</w:t>
-            </w:r>
-          </w:p>
-        </w:tc>
-        <w:tc>
-          <w:tcPr>
-            <w:tcW w:type="dxa" w:w="1928"/>
-          </w:tcPr>
-          <w:p>
-            <w:r/>
-            <w:r>
-              <w:rPr>
-                <w:rFonts w:ascii="맑은 고딕" w:hAnsi="맑은 고딕" w:eastAsia="맑은 고딕"/>
-                <w:b/>
-                <w:sz w:val="16"/>
-              </w:rPr>
-              <w:t>요구사항 명</w:t>
-            </w:r>
-          </w:p>
-        </w:tc>
-        <w:tc>
-          <w:tcPr>
-            <w:tcW w:type="dxa" w:w="5386"/>
-          </w:tcPr>
-          <w:p>
-            <w:r/>
-            <w:r>
-              <w:rPr>
-                <w:rFonts w:ascii="맑은 고딕" w:hAnsi="맑은 고딕" w:eastAsia="맑은 고딕"/>
-                <w:b/>
-                <w:sz w:val="16"/>
-              </w:rPr>
-              <w:t>상세 설명</w:t>
-            </w:r>
-          </w:p>
-        </w:tc>
-        <w:tc>
-          <w:tcPr>
-            <w:tcW w:type="dxa" w:w="907"/>
-          </w:tcPr>
-          <w:p>
-            <w:r/>
-            <w:r>
-              <w:rPr>
-                <w:rFonts w:ascii="맑은 고딕" w:hAnsi="맑은 고딕" w:eastAsia="맑은 고딕"/>
-                <w:b/>
-                <w:sz w:val="16"/>
-              </w:rPr>
-              <w:t>중요도</w:t>
-            </w:r>
-          </w:p>
-        </w:tc>
-      </w:tr>
-      <w:tr>
-        <w:tc>
-          <w:tcPr>
-            <w:tcW w:type="dxa" w:w="1134"/>
-          </w:tcPr>
-          <w:p>
-            <w:r/>
-            <w:r>
-              <w:rPr>
-                <w:rFonts w:ascii="맑은 고딕" w:hAnsi="맑은 고딕" w:eastAsia="맑은 고딕"/>
-                <w:sz w:val="16"/>
-              </w:rPr>
-              <w:t>REQ-501</w:t>
-            </w:r>
-          </w:p>
-        </w:tc>
-        <w:tc>
-          <w:tcPr>
-            <w:tcW w:type="dxa" w:w="1928"/>
-          </w:tcPr>
-          <w:p>
-            <w:r/>
-            <w:r>
-              <w:rPr>
-                <w:rFonts w:ascii="맑은 고딕" w:hAnsi="맑은 고딕" w:eastAsia="맑은 고딕"/>
-                <w:sz w:val="16"/>
-              </w:rPr>
-              <w:t>표준 표현 타입 렌더러 제공</w:t>
-            </w:r>
-          </w:p>
-        </w:tc>
-        <w:tc>
-          <w:tcPr>
-            <w:tcW w:type="dxa" w:w="5386"/>
-          </w:tcPr>
-          <w:p>
-            <w:r/>
-            <w:r>
-              <w:rPr>
-                <w:rFonts w:ascii="맑은 고딕" w:hAnsi="맑은 고딕" w:eastAsia="맑은 고딕"/>
-                <w:sz w:val="16"/>
-              </w:rPr>
-              <w:t>시스템은 텍스트·테이블·그래프·이미지 등 표준 표현 타입에 대한 기본 렌더러를 제공해야 한다.</w:t>
-            </w:r>
-          </w:p>
-        </w:tc>
-        <w:tc>
-          <w:tcPr>
-            <w:tcW w:type="dxa" w:w="907"/>
-          </w:tcPr>
-          <w:p>
-            <w:r/>
-            <w:r>
-              <w:rPr>
-                <w:rFonts w:ascii="맑은 고딕" w:hAnsi="맑은 고딕" w:eastAsia="맑은 고딕"/>
-                <w:sz w:val="16"/>
-              </w:rPr>
-              <w:t>High</w:t>
-            </w:r>
-          </w:p>
-        </w:tc>
-      </w:tr>
-      <w:tr>
-        <w:tc>
-          <w:tcPr>
-            <w:tcW w:type="dxa" w:w="1134"/>
-          </w:tcPr>
-          <w:p>
-            <w:r/>
-            <w:r>
-              <w:rPr>
-                <w:rFonts w:ascii="맑은 고딕" w:hAnsi="맑은 고딕" w:eastAsia="맑은 고딕"/>
-                <w:sz w:val="16"/>
-              </w:rPr>
-              <w:t>REQ-502</w:t>
-            </w:r>
-          </w:p>
-        </w:tc>
-        <w:tc>
-          <w:tcPr>
-            <w:tcW w:type="dxa" w:w="1928"/>
-          </w:tcPr>
-          <w:p>
-            <w:r/>
-            <w:r>
-              <w:rPr>
-                <w:rFonts w:ascii="맑은 고딕" w:hAnsi="맑은 고딕" w:eastAsia="맑은 고딕"/>
-                <w:sz w:val="16"/>
-              </w:rPr>
-              <w:t>영상 스트림·음성 1급 렌더러 지원</w:t>
-            </w:r>
-          </w:p>
-        </w:tc>
-        <w:tc>
-          <w:tcPr>
-            <w:tcW w:type="dxa" w:w="5386"/>
-          </w:tcPr>
-          <w:p>
-            <w:r/>
-            <w:r>
-              <w:rPr>
-                <w:rFonts w:ascii="맑은 고딕" w:hAnsi="맑은 고딕" w:eastAsia="맑은 고딕"/>
-                <w:sz w:val="16"/>
-              </w:rPr>
-              <w:t>시스템은 영상 스트림, 음성 등 비표준 표현을 텍스트 패널에 HTML을 끼워 넣는 임시방편이 아닌, 1급 컴포넌트로 승격된 렌더러로 지원해야 한다.</w:t>
-            </w:r>
-          </w:p>
-        </w:tc>
-        <w:tc>
-          <w:tcPr>
-            <w:tcW w:type="dxa" w:w="907"/>
-          </w:tcPr>
-          <w:p>
-            <w:r/>
-            <w:r>
-              <w:rPr>
-                <w:rFonts w:ascii="맑은 고딕" w:hAnsi="맑은 고딕" w:eastAsia="맑은 고딕"/>
-                <w:sz w:val="16"/>
-              </w:rPr>
-              <w:t>High</w:t>
-            </w:r>
-          </w:p>
-        </w:tc>
-      </w:tr>
-      <w:tr>
-        <w:tc>
-          <w:tcPr>
-            <w:tcW w:type="dxa" w:w="1134"/>
-          </w:tcPr>
-          <w:p>
-            <w:r/>
-            <w:r>
-              <w:rPr>
-                <w:rFonts w:ascii="맑은 고딕" w:hAnsi="맑은 고딕" w:eastAsia="맑은 고딕"/>
-                <w:sz w:val="16"/>
-              </w:rPr>
-              <w:t>REQ-503</w:t>
-            </w:r>
-          </w:p>
-        </w:tc>
-        <w:tc>
-          <w:tcPr>
-            <w:tcW w:type="dxa" w:w="1928"/>
-          </w:tcPr>
-          <w:p>
-            <w:r/>
-            <w:r>
-              <w:rPr>
-                <w:rFonts w:ascii="맑은 고딕" w:hAnsi="맑은 고딕" w:eastAsia="맑은 고딕"/>
-                <w:sz w:val="16"/>
-              </w:rPr>
-              <w:t>신규 렌더러 등록 인터페이스</w:t>
-            </w:r>
-          </w:p>
-        </w:tc>
-        <w:tc>
-          <w:tcPr>
-            <w:tcW w:type="dxa" w:w="5386"/>
-          </w:tcPr>
-          <w:p>
-            <w:r/>
-            <w:r>
-              <w:rPr>
-                <w:rFonts w:ascii="맑은 고딕" w:hAnsi="맑은 고딕" w:eastAsia="맑은 고딕"/>
-                <w:sz w:val="16"/>
-              </w:rPr>
-              <w:t>개발자는 정의된 인터페이스를 구현해 신규 렌더러를 카탈로그에 등록할 수 있어야 하며, 코어 아키텍처 변경 없이 이를 재사용할 수 있어야 한다.</w:t>
-            </w:r>
-          </w:p>
-        </w:tc>
-        <w:tc>
-          <w:tcPr>
-            <w:tcW w:type="dxa" w:w="907"/>
-          </w:tcPr>
-          <w:p>
-            <w:r/>
-            <w:r>
-              <w:rPr>
-                <w:rFonts w:ascii="맑은 고딕" w:hAnsi="맑은 고딕" w:eastAsia="맑은 고딕"/>
-                <w:sz w:val="16"/>
-              </w:rPr>
-              <w:t>High</w:t>
-            </w:r>
-          </w:p>
-        </w:tc>
-      </w:tr>
-      <w:tr>
-        <w:tc>
-          <w:tcPr>
-            <w:tcW w:type="dxa" w:w="1134"/>
-          </w:tcPr>
-          <w:p>
-            <w:r/>
-            <w:r>
-              <w:rPr>
-                <w:rFonts w:ascii="맑은 고딕" w:hAnsi="맑은 고딕" w:eastAsia="맑은 고딕"/>
-                <w:sz w:val="16"/>
-              </w:rPr>
-              <w:t>REQ-504</w:t>
-            </w:r>
-          </w:p>
-        </w:tc>
-        <w:tc>
-          <w:tcPr>
-            <w:tcW w:type="dxa" w:w="1928"/>
-          </w:tcPr>
-          <w:p>
-            <w:r/>
-            <w:r>
-              <w:rPr>
-                <w:rFonts w:ascii="맑은 고딕" w:hAnsi="맑은 고딕" w:eastAsia="맑은 고딕"/>
-                <w:sz w:val="16"/>
-              </w:rPr>
-              <w:t>중첩 렌더링</w:t>
-            </w:r>
-          </w:p>
-        </w:tc>
-        <w:tc>
-          <w:tcPr>
-            <w:tcW w:type="dxa" w:w="5386"/>
-          </w:tcPr>
-          <w:p>
-            <w:r/>
-            <w:r>
-              <w:rPr>
-                <w:rFonts w:ascii="맑은 고딕" w:hAnsi="맑은 고딕" w:eastAsia="맑은 고딕"/>
-                <w:sz w:val="16"/>
-              </w:rPr>
-              <w:t>시스템은 서로 다른 파이프라인의 출력을 하나의 렌더러 위에 겹쳐 표시할 수 있어야 한다(예: 영상 위 디텍션 박스 오버레이, 한 그래프에 두 소스의 계열). 각 레이어의 표시/숨김과 순서는 사용자가 조정할 수 있다.</w:t>
-            </w:r>
-          </w:p>
-        </w:tc>
-        <w:tc>
-          <w:tcPr>
-            <w:tcW w:type="dxa" w:w="907"/>
-          </w:tcPr>
-          <w:p>
-            <w:r/>
-            <w:r>
-              <w:rPr>
-                <w:rFonts w:ascii="맑은 고딕" w:hAnsi="맑은 고딕" w:eastAsia="맑은 고딕"/>
-                <w:sz w:val="16"/>
-              </w:rPr>
-              <w:t>High</w:t>
-            </w:r>
-          </w:p>
-        </w:tc>
-      </w:tr>
-    </w:tbl>
-    <w:p>
-      <w:pPr>
-        <w:spacing w:after="80"/>
-      </w:pPr>
-    </w:p>
-    <w:p>
-      <w:pPr>
-        <w:spacing w:before="200"/>
-      </w:pPr>
-      <w:r>
-        <w:rPr>
-          <w:b/>
-          <w:sz w:val="22"/>
-        </w:rPr>
-        <w:t>1.6 F6. 이벤트 기반 뷰 전환 규칙</w:t>
-      </w:r>
-    </w:p>
-    <w:tbl>
-      <w:tblPr>
-        <w:tblStyle w:val="TableGrid"/>
-        <w:tblW w:type="auto" w:w="0"/>
-        <w:tblLayout w:type="fixed"/>
-        <w:tblLook w:firstColumn="1" w:firstRow="1" w:lastColumn="0" w:lastRow="0" w:noHBand="0" w:noVBand="1" w:val="04A0"/>
-      </w:tblPr>
-      <w:tblGrid>
-        <w:gridCol w:w="2160"/>
-        <w:gridCol w:w="2160"/>
-        <w:gridCol w:w="2160"/>
-        <w:gridCol w:w="2160"/>
-      </w:tblGrid>
-      <w:tr>
-        <w:tc>
-          <w:tcPr>
-            <w:tcW w:type="dxa" w:w="1134"/>
-          </w:tcPr>
-          <w:p>
-            <w:r/>
-            <w:r>
-              <w:rPr>
-                <w:rFonts w:ascii="맑은 고딕" w:hAnsi="맑은 고딕" w:eastAsia="맑은 고딕"/>
-                <w:b/>
-                <w:sz w:val="16"/>
-              </w:rPr>
-              <w:t>요구사항 ID</w:t>
-            </w:r>
-          </w:p>
-        </w:tc>
-        <w:tc>
-          <w:tcPr>
-            <w:tcW w:type="dxa" w:w="1928"/>
-          </w:tcPr>
-          <w:p>
-            <w:r/>
-            <w:r>
-              <w:rPr>
-                <w:rFonts w:ascii="맑은 고딕" w:hAnsi="맑은 고딕" w:eastAsia="맑은 고딕"/>
-                <w:b/>
-                <w:sz w:val="16"/>
-              </w:rPr>
-              <w:t>요구사항 명</w:t>
-            </w:r>
-          </w:p>
-        </w:tc>
-        <w:tc>
-          <w:tcPr>
-            <w:tcW w:type="dxa" w:w="5386"/>
-          </w:tcPr>
-          <w:p>
-            <w:r/>
-            <w:r>
-              <w:rPr>
-                <w:rFonts w:ascii="맑은 고딕" w:hAnsi="맑은 고딕" w:eastAsia="맑은 고딕"/>
-                <w:b/>
-                <w:sz w:val="16"/>
-              </w:rPr>
-              <w:t>상세 설명</w:t>
-            </w:r>
-          </w:p>
-        </w:tc>
-        <w:tc>
-          <w:tcPr>
-            <w:tcW w:type="dxa" w:w="907"/>
-          </w:tcPr>
-          <w:p>
-            <w:r/>
-            <w:r>
-              <w:rPr>
-                <w:rFonts w:ascii="맑은 고딕" w:hAnsi="맑은 고딕" w:eastAsia="맑은 고딕"/>
-                <w:b/>
-                <w:sz w:val="16"/>
-              </w:rPr>
-              <w:t>중요도</w:t>
-            </w:r>
-          </w:p>
-        </w:tc>
-      </w:tr>
-      <w:tr>
-        <w:tc>
-          <w:tcPr>
-            <w:tcW w:type="dxa" w:w="1134"/>
-          </w:tcPr>
-          <w:p>
-            <w:r/>
-            <w:r>
-              <w:rPr>
-                <w:rFonts w:ascii="맑은 고딕" w:hAnsi="맑은 고딕" w:eastAsia="맑은 고딕"/>
-                <w:sz w:val="16"/>
-              </w:rPr>
-              <w:t>REQ-601</w:t>
-            </w:r>
-          </w:p>
-        </w:tc>
-        <w:tc>
-          <w:tcPr>
-            <w:tcW w:type="dxa" w:w="1928"/>
-          </w:tcPr>
-          <w:p>
-            <w:r/>
-            <w:r>
-              <w:rPr>
-                <w:rFonts w:ascii="맑은 고딕" w:hAnsi="맑은 고딕" w:eastAsia="맑은 고딕"/>
-                <w:sz w:val="16"/>
-              </w:rPr>
-              <w:t>조건→뷰 액션 규칙 엔진</w:t>
-            </w:r>
-          </w:p>
-        </w:tc>
-        <w:tc>
-          <w:tcPr>
-            <w:tcW w:type="dxa" w:w="5386"/>
-          </w:tcPr>
-          <w:p>
-            <w:r/>
-            <w:r>
-              <w:rPr>
-                <w:rFonts w:ascii="맑은 고딕" w:hAnsi="맑은 고딕" w:eastAsia="맑은 고딕"/>
-                <w:sz w:val="16"/>
-              </w:rPr>
-              <w:t>시스템은 "조건 충족 시 특정 뷰 액션(대상 확대, 전용 뷰 전환 등)을 실행"하는 규칙을 평가하는 엔진을 공통으로 제공해야 한다. 규칙 엔진 자체는 도메인 중립이다.</w:t>
-            </w:r>
-          </w:p>
-        </w:tc>
-        <w:tc>
-          <w:tcPr>
-            <w:tcW w:type="dxa" w:w="907"/>
-          </w:tcPr>
-          <w:p>
-            <w:r/>
-            <w:r>
-              <w:rPr>
-                <w:rFonts w:ascii="맑은 고딕" w:hAnsi="맑은 고딕" w:eastAsia="맑은 고딕"/>
-                <w:sz w:val="16"/>
-              </w:rPr>
-              <w:t>High</w:t>
-            </w:r>
-          </w:p>
-        </w:tc>
-      </w:tr>
-      <w:tr>
-        <w:tc>
-          <w:tcPr>
-            <w:tcW w:type="dxa" w:w="1134"/>
-          </w:tcPr>
-          <w:p>
-            <w:r/>
-            <w:r>
-              <w:rPr>
-                <w:rFonts w:ascii="맑은 고딕" w:hAnsi="맑은 고딕" w:eastAsia="맑은 고딕"/>
-                <w:sz w:val="16"/>
-              </w:rPr>
-              <w:t>REQ-602</w:t>
-            </w:r>
-          </w:p>
-        </w:tc>
-        <w:tc>
-          <w:tcPr>
-            <w:tcW w:type="dxa" w:w="1928"/>
-          </w:tcPr>
-          <w:p>
-            <w:r/>
-            <w:r>
-              <w:rPr>
-                <w:rFonts w:ascii="맑은 고딕" w:hAnsi="맑은 고딕" w:eastAsia="맑은 고딕"/>
-                <w:sz w:val="16"/>
-              </w:rPr>
-              <w:t>이벤트 규칙 세트 확장 인터페이스</w:t>
-            </w:r>
-          </w:p>
-        </w:tc>
-        <w:tc>
-          <w:tcPr>
-            <w:tcW w:type="dxa" w:w="5386"/>
-          </w:tcPr>
-          <w:p>
-            <w:r/>
-            <w:r>
-              <w:rPr>
-                <w:rFonts w:ascii="맑은 고딕" w:hAnsi="맑은 고딕" w:eastAsia="맑은 고딕"/>
-                <w:sz w:val="16"/>
-              </w:rPr>
-              <w:t>개발자는 분야별 규칙 내용(구체적 조건·액션 정의, 확장점 E4)을 규칙 엔진에 플러그인 형태로 등록할 수 있어야 한다.</w:t>
-            </w:r>
-          </w:p>
-        </w:tc>
-        <w:tc>
-          <w:tcPr>
-            <w:tcW w:type="dxa" w:w="907"/>
-          </w:tcPr>
-          <w:p>
-            <w:r/>
-            <w:r>
-              <w:rPr>
-                <w:rFonts w:ascii="맑은 고딕" w:hAnsi="맑은 고딕" w:eastAsia="맑은 고딕"/>
-                <w:sz w:val="16"/>
-              </w:rPr>
-              <w:t>Medium</w:t>
-            </w:r>
-          </w:p>
-        </w:tc>
-      </w:tr>
-    </w:tbl>
-    <w:p>
-      <w:pPr>
-        <w:spacing w:after="80"/>
-      </w:pPr>
-    </w:p>
-    <w:p>
-      <w:pPr>
-        <w:spacing w:before="200"/>
-      </w:pPr>
-      <w:r>
-        <w:rPr>
-          <w:b/>
-          <w:sz w:val="22"/>
-        </w:rPr>
-        <w:t>1.7 F7. 데이터 소스 추상화</w:t>
-      </w:r>
-    </w:p>
-    <w:tbl>
-      <w:tblPr>
-        <w:tblStyle w:val="TableGrid"/>
-        <w:tblW w:type="auto" w:w="0"/>
-        <w:tblLayout w:type="fixed"/>
-        <w:tblLook w:firstColumn="1" w:firstRow="1" w:lastColumn="0" w:lastRow="0" w:noHBand="0" w:noVBand="1" w:val="04A0"/>
-      </w:tblPr>
-      <w:tblGrid>
-        <w:gridCol w:w="2160"/>
-        <w:gridCol w:w="2160"/>
-        <w:gridCol w:w="2160"/>
-        <w:gridCol w:w="2160"/>
-      </w:tblGrid>
-      <w:tr>
-        <w:tc>
-          <w:tcPr>
-            <w:tcW w:type="dxa" w:w="1134"/>
-          </w:tcPr>
-          <w:p>
-            <w:r/>
-            <w:r>
-              <w:rPr>
-                <w:rFonts w:ascii="맑은 고딕" w:hAnsi="맑은 고딕" w:eastAsia="맑은 고딕"/>
-                <w:b/>
-                <w:sz w:val="16"/>
-              </w:rPr>
-              <w:t>요구사항 ID</w:t>
-            </w:r>
-          </w:p>
-        </w:tc>
-        <w:tc>
-          <w:tcPr>
-            <w:tcW w:type="dxa" w:w="1928"/>
-          </w:tcPr>
-          <w:p>
-            <w:r/>
-            <w:r>
-              <w:rPr>
-                <w:rFonts w:ascii="맑은 고딕" w:hAnsi="맑은 고딕" w:eastAsia="맑은 고딕"/>
-                <w:b/>
-                <w:sz w:val="16"/>
-              </w:rPr>
-              <w:t>요구사항 명</w:t>
-            </w:r>
-          </w:p>
-        </w:tc>
-        <w:tc>
-          <w:tcPr>
-            <w:tcW w:type="dxa" w:w="5386"/>
-          </w:tcPr>
-          <w:p>
-            <w:r/>
-            <w:r>
-              <w:rPr>
-                <w:rFonts w:ascii="맑은 고딕" w:hAnsi="맑은 고딕" w:eastAsia="맑은 고딕"/>
-                <w:b/>
-                <w:sz w:val="16"/>
-              </w:rPr>
-              <w:t>상세 설명</w:t>
-            </w:r>
-          </w:p>
-        </w:tc>
-        <w:tc>
-          <w:tcPr>
-            <w:tcW w:type="dxa" w:w="907"/>
-          </w:tcPr>
-          <w:p>
-            <w:r/>
-            <w:r>
-              <w:rPr>
-                <w:rFonts w:ascii="맑은 고딕" w:hAnsi="맑은 고딕" w:eastAsia="맑은 고딕"/>
-                <w:b/>
-                <w:sz w:val="16"/>
-              </w:rPr>
-              <w:t>중요도</w:t>
-            </w:r>
-          </w:p>
-        </w:tc>
-      </w:tr>
-      <w:tr>
-        <w:tc>
-          <w:tcPr>
-            <w:tcW w:type="dxa" w:w="1134"/>
-          </w:tcPr>
-          <w:p>
-            <w:r/>
-            <w:r>
-              <w:rPr>
-                <w:rFonts w:ascii="맑은 고딕" w:hAnsi="맑은 고딕" w:eastAsia="맑은 고딕"/>
-                <w:sz w:val="16"/>
-              </w:rPr>
-              <w:t>REQ-701</w:t>
-            </w:r>
-          </w:p>
-        </w:tc>
-        <w:tc>
-          <w:tcPr>
-            <w:tcW w:type="dxa" w:w="1928"/>
-          </w:tcPr>
-          <w:p>
-            <w:r/>
-            <w:r>
-              <w:rPr>
-                <w:rFonts w:ascii="맑은 고딕" w:hAnsi="맑은 고딕" w:eastAsia="맑은 고딕"/>
-                <w:sz w:val="16"/>
-              </w:rPr>
-              <w:t>DataSource 인터페이스 정의</w:t>
-            </w:r>
-          </w:p>
-        </w:tc>
-        <w:tc>
-          <w:tcPr>
-            <w:tcW w:type="dxa" w:w="5386"/>
-          </w:tcPr>
-          <w:p>
-            <w:r/>
-            <w:r>
-              <w:rPr>
-                <w:rFonts w:ascii="맑은 고딕" w:hAnsi="맑은 고딕" w:eastAsia="맑은 고딕"/>
-                <w:sz w:val="16"/>
-              </w:rPr>
-              <w:t>시스템은 데이터 소스에 독립적인 공통 DataSource 인터페이스를 제공해야 한다. 개발자는 이 인터페이스를 구현해 새로운 데이터 소스를 연동할 수 있다.</w:t>
-            </w:r>
-          </w:p>
-        </w:tc>
-        <w:tc>
-          <w:tcPr>
-            <w:tcW w:type="dxa" w:w="907"/>
-          </w:tcPr>
-          <w:p>
-            <w:r/>
-            <w:r>
-              <w:rPr>
-                <w:rFonts w:ascii="맑은 고딕" w:hAnsi="맑은 고딕" w:eastAsia="맑은 고딕"/>
-                <w:sz w:val="16"/>
-              </w:rPr>
-              <w:t>High</w:t>
-            </w:r>
-          </w:p>
-        </w:tc>
-      </w:tr>
-      <w:tr>
-        <w:tc>
-          <w:tcPr>
-            <w:tcW w:type="dxa" w:w="1134"/>
-          </w:tcPr>
-          <w:p>
-            <w:r/>
-            <w:r>
-              <w:rPr>
-                <w:rFonts w:ascii="맑은 고딕" w:hAnsi="맑은 고딕" w:eastAsia="맑은 고딕"/>
-                <w:sz w:val="16"/>
-              </w:rPr>
-              <w:t>REQ-702</w:t>
-            </w:r>
-          </w:p>
-        </w:tc>
-        <w:tc>
-          <w:tcPr>
-            <w:tcW w:type="dxa" w:w="1928"/>
-          </w:tcPr>
-          <w:p>
-            <w:r/>
-            <w:r>
-              <w:rPr>
-                <w:rFonts w:ascii="맑은 고딕" w:hAnsi="맑은 고딕" w:eastAsia="맑은 고딕"/>
-                <w:sz w:val="16"/>
-              </w:rPr>
-              <w:t>Prometheus 구현체 제공</w:t>
-            </w:r>
-          </w:p>
-        </w:tc>
-        <w:tc>
-          <w:tcPr>
-            <w:tcW w:type="dxa" w:w="5386"/>
-          </w:tcPr>
-          <w:p>
-            <w:r/>
-            <w:r>
-              <w:rPr>
-                <w:rFonts w:ascii="맑은 고딕" w:hAnsi="맑은 고딕" w:eastAsia="맑은 고딕"/>
-                <w:sz w:val="16"/>
-              </w:rPr>
-              <w:t>시스템은 DataSource 인터페이스의 첫 구현체로 Prometheus 연동을 기본 제공해야 한다.</w:t>
-            </w:r>
-          </w:p>
-        </w:tc>
-        <w:tc>
-          <w:tcPr>
-            <w:tcW w:type="dxa" w:w="907"/>
-          </w:tcPr>
-          <w:p>
-            <w:r/>
-            <w:r>
-              <w:rPr>
-                <w:rFonts w:ascii="맑은 고딕" w:hAnsi="맑은 고딕" w:eastAsia="맑은 고딕"/>
-                <w:sz w:val="16"/>
-              </w:rPr>
-              <w:t>High</w:t>
-            </w:r>
-          </w:p>
-        </w:tc>
-      </w:tr>
-      <w:tr>
-        <w:tc>
-          <w:tcPr>
-            <w:tcW w:type="dxa" w:w="1134"/>
-          </w:tcPr>
-          <w:p>
-            <w:r/>
-            <w:r>
-              <w:rPr>
-                <w:rFonts w:ascii="맑은 고딕" w:hAnsi="맑은 고딕" w:eastAsia="맑은 고딕"/>
-                <w:sz w:val="16"/>
-              </w:rPr>
-              <w:t>REQ-703</w:t>
-            </w:r>
-          </w:p>
-        </w:tc>
-        <w:tc>
-          <w:tcPr>
-            <w:tcW w:type="dxa" w:w="1928"/>
-          </w:tcPr>
-          <w:p>
-            <w:r/>
-            <w:r>
-              <w:rPr>
-                <w:rFonts w:ascii="맑은 고딕" w:hAnsi="맑은 고딕" w:eastAsia="맑은 고딕"/>
-                <w:sz w:val="16"/>
-              </w:rPr>
-              <w:t>Grafana 구현체 제공</w:t>
-            </w:r>
-          </w:p>
-        </w:tc>
-        <w:tc>
-          <w:tcPr>
-            <w:tcW w:type="dxa" w:w="5386"/>
-          </w:tcPr>
-          <w:p>
-            <w:r/>
-            <w:r>
-              <w:rPr>
-                <w:rFonts w:ascii="맑은 고딕" w:hAnsi="맑은 고딕" w:eastAsia="맑은 고딕"/>
-                <w:sz w:val="16"/>
-              </w:rPr>
-              <w:t>시스템은 기존 Grafana 대시보드/쿼리를 DataSource 구현체로 흡수해, 이미 구축된 관측 자산을 재작성 없이 소비할 수 있어야 한다.</w:t>
-            </w:r>
-          </w:p>
-        </w:tc>
-        <w:tc>
-          <w:tcPr>
-            <w:tcW w:type="dxa" w:w="907"/>
-          </w:tcPr>
-          <w:p>
-            <w:r/>
-            <w:r>
-              <w:rPr>
-                <w:rFonts w:ascii="맑은 고딕" w:hAnsi="맑은 고딕" w:eastAsia="맑은 고딕"/>
-                <w:sz w:val="16"/>
-              </w:rPr>
-              <w:t>Medium</w:t>
-            </w:r>
-          </w:p>
-        </w:tc>
-      </w:tr>
-      <w:tr>
-        <w:tc>
-          <w:tcPr>
-            <w:tcW w:type="dxa" w:w="1134"/>
-          </w:tcPr>
-          <w:p>
-            <w:r/>
-            <w:r>
-              <w:rPr>
-                <w:rFonts w:ascii="맑은 고딕" w:hAnsi="맑은 고딕" w:eastAsia="맑은 고딕"/>
-                <w:sz w:val="16"/>
-              </w:rPr>
-              <w:t>REQ-704</w:t>
-            </w:r>
-          </w:p>
-        </w:tc>
-        <w:tc>
-          <w:tcPr>
-            <w:tcW w:type="dxa" w:w="1928"/>
-          </w:tcPr>
-          <w:p>
-            <w:r/>
-            <w:r>
-              <w:rPr>
-                <w:rFonts w:ascii="맑은 고딕" w:hAnsi="맑은 고딕" w:eastAsia="맑은 고딕"/>
-                <w:sz w:val="16"/>
-              </w:rPr>
-              <w:t>스트림 소스 지원</w:t>
-            </w:r>
-          </w:p>
-        </w:tc>
-        <w:tc>
-          <w:tcPr>
-            <w:tcW w:type="dxa" w:w="5386"/>
-          </w:tcPr>
-          <w:p>
-            <w:r/>
-            <w:r>
-              <w:rPr>
-                <w:rFonts w:ascii="맑은 고딕" w:hAnsi="맑은 고딕" w:eastAsia="맑은 고딕"/>
-                <w:sz w:val="16"/>
-              </w:rPr>
-              <w:t>시스템은 폴링 기반 질의뿐 아니라 푸시 기반 스트림(영상, 고빈도 텔레메트리)을 DataSource 인터페이스 안에서 다룰 수 있어야 한다.</w:t>
-            </w:r>
-          </w:p>
-        </w:tc>
-        <w:tc>
-          <w:tcPr>
-            <w:tcW w:type="dxa" w:w="907"/>
-          </w:tcPr>
-          <w:p>
-            <w:r/>
-            <w:r>
-              <w:rPr>
-                <w:rFonts w:ascii="맑은 고딕" w:hAnsi="맑은 고딕" w:eastAsia="맑은 고딕"/>
-                <w:sz w:val="16"/>
-              </w:rPr>
-              <w:t>High</w:t>
-            </w:r>
-          </w:p>
-        </w:tc>
-      </w:tr>
-    </w:tbl>
-    <w:p>
-      <w:pPr>
-        <w:spacing w:after="80"/>
-      </w:pPr>
-    </w:p>
-    <w:p>
-      <w:pPr>
-        <w:spacing w:before="200"/>
-      </w:pPr>
-      <w:r>
-        <w:rPr>
-          <w:b/>
-          <w:sz w:val="22"/>
-        </w:rPr>
-        <w:t>1.8 F8. 적합성 검증 도구</w:t>
-      </w:r>
-    </w:p>
-    <w:tbl>
-      <w:tblPr>
-        <w:tblStyle w:val="TableGrid"/>
-        <w:tblW w:type="auto" w:w="0"/>
-        <w:tblLayout w:type="fixed"/>
-        <w:tblLook w:firstColumn="1" w:firstRow="1" w:lastColumn="0" w:lastRow="0" w:noHBand="0" w:noVBand="1" w:val="04A0"/>
-      </w:tblPr>
-      <w:tblGrid>
-        <w:gridCol w:w="2160"/>
-        <w:gridCol w:w="2160"/>
-        <w:gridCol w:w="2160"/>
-        <w:gridCol w:w="2160"/>
-      </w:tblGrid>
-      <w:tr>
-        <w:tc>
-          <w:tcPr>
-            <w:tcW w:type="dxa" w:w="1134"/>
-          </w:tcPr>
-          <w:p>
-            <w:r/>
-            <w:r>
-              <w:rPr>
-                <w:rFonts w:ascii="맑은 고딕" w:hAnsi="맑은 고딕" w:eastAsia="맑은 고딕"/>
-                <w:b/>
-                <w:sz w:val="16"/>
-              </w:rPr>
-              <w:t>요구사항 ID</w:t>
-            </w:r>
-          </w:p>
-        </w:tc>
-        <w:tc>
-          <w:tcPr>
-            <w:tcW w:type="dxa" w:w="1928"/>
-          </w:tcPr>
-          <w:p>
-            <w:r/>
-            <w:r>
-              <w:rPr>
-                <w:rFonts w:ascii="맑은 고딕" w:hAnsi="맑은 고딕" w:eastAsia="맑은 고딕"/>
-                <w:b/>
-                <w:sz w:val="16"/>
-              </w:rPr>
-              <w:t>요구사항 명</w:t>
-            </w:r>
-          </w:p>
-        </w:tc>
-        <w:tc>
-          <w:tcPr>
-            <w:tcW w:type="dxa" w:w="5386"/>
-          </w:tcPr>
-          <w:p>
-            <w:r/>
-            <w:r>
-              <w:rPr>
-                <w:rFonts w:ascii="맑은 고딕" w:hAnsi="맑은 고딕" w:eastAsia="맑은 고딕"/>
-                <w:b/>
-                <w:sz w:val="16"/>
-              </w:rPr>
-              <w:t>상세 설명</w:t>
-            </w:r>
-          </w:p>
-        </w:tc>
-        <w:tc>
-          <w:tcPr>
-            <w:tcW w:type="dxa" w:w="907"/>
-          </w:tcPr>
-          <w:p>
-            <w:r/>
-            <w:r>
-              <w:rPr>
-                <w:rFonts w:ascii="맑은 고딕" w:hAnsi="맑은 고딕" w:eastAsia="맑은 고딕"/>
-                <w:b/>
-                <w:sz w:val="16"/>
-              </w:rPr>
-              <w:t>중요도</w:t>
-            </w:r>
-          </w:p>
-        </w:tc>
-      </w:tr>
-      <w:tr>
-        <w:tc>
-          <w:tcPr>
-            <w:tcW w:type="dxa" w:w="1134"/>
-          </w:tcPr>
-          <w:p>
-            <w:r/>
-            <w:r>
-              <w:rPr>
-                <w:rFonts w:ascii="맑은 고딕" w:hAnsi="맑은 고딕" w:eastAsia="맑은 고딕"/>
-                <w:sz w:val="16"/>
-              </w:rPr>
-              <w:t>REQ-801</w:t>
-            </w:r>
-          </w:p>
-        </w:tc>
-        <w:tc>
-          <w:tcPr>
-            <w:tcW w:type="dxa" w:w="1928"/>
-          </w:tcPr>
-          <w:p>
-            <w:r/>
-            <w:r>
-              <w:rPr>
-                <w:rFonts w:ascii="맑은 고딕" w:hAnsi="맑은 고딕" w:eastAsia="맑은 고딕"/>
-                <w:sz w:val="16"/>
-              </w:rPr>
-              <w:t>디스크립터 검증기</w:t>
-            </w:r>
-          </w:p>
-        </w:tc>
-        <w:tc>
-          <w:tcPr>
-            <w:tcW w:type="dxa" w:w="5386"/>
-          </w:tcPr>
-          <w:p>
-            <w:r/>
-            <w:r>
-              <w:rPr>
-                <w:rFonts w:ascii="맑은 고딕" w:hAnsi="맑은 고딕" w:eastAsia="맑은 고딕"/>
-                <w:sz w:val="16"/>
-              </w:rPr>
-              <w:t>시스템은 컴포넌트 디스크립터가 정의된 규약(필수 필드, 타입, 값 범위 등)을 만족하는지 검사하는 validator를 제공해야 한다. 개발자는 등록 전 검증 결과를 확인할 수 있다.</w:t>
-            </w:r>
-          </w:p>
-        </w:tc>
-        <w:tc>
-          <w:tcPr>
-            <w:tcW w:type="dxa" w:w="907"/>
-          </w:tcPr>
-          <w:p>
-            <w:r/>
-            <w:r>
-              <w:rPr>
-                <w:rFonts w:ascii="맑은 고딕" w:hAnsi="맑은 고딕" w:eastAsia="맑은 고딕"/>
-                <w:sz w:val="16"/>
-              </w:rPr>
-              <w:t>Medium</w:t>
-            </w:r>
-          </w:p>
-        </w:tc>
-      </w:tr>
-      <w:tr>
-        <w:tc>
-          <w:tcPr>
-            <w:tcW w:type="dxa" w:w="1134"/>
-          </w:tcPr>
-          <w:p>
-            <w:r/>
-            <w:r>
-              <w:rPr>
-                <w:rFonts w:ascii="맑은 고딕" w:hAnsi="맑은 고딕" w:eastAsia="맑은 고딕"/>
-                <w:sz w:val="16"/>
-              </w:rPr>
-              <w:t>REQ-802</w:t>
-            </w:r>
-          </w:p>
-        </w:tc>
-        <w:tc>
-          <w:tcPr>
-            <w:tcW w:type="dxa" w:w="1928"/>
-          </w:tcPr>
-          <w:p>
-            <w:r/>
-            <w:r>
-              <w:rPr>
-                <w:rFonts w:ascii="맑은 고딕" w:hAnsi="맑은 고딕" w:eastAsia="맑은 고딕"/>
-                <w:sz w:val="16"/>
-              </w:rPr>
-              <w:t>파이프라인 명세 검증기</w:t>
-            </w:r>
-          </w:p>
-        </w:tc>
-        <w:tc>
-          <w:tcPr>
-            <w:tcW w:type="dxa" w:w="5386"/>
-          </w:tcPr>
-          <w:p>
-            <w:r/>
-            <w:r>
-              <w:rPr>
-                <w:rFonts w:ascii="맑은 고딕" w:hAnsi="맑은 고딕" w:eastAsia="맑은 고딕"/>
-                <w:sz w:val="16"/>
-              </w:rPr>
-              <w:t>시스템은 해석 파이프라인 명세가 source/transform/sink 계약을 만족하는지 검사하는 validator를 제공해야 한다.</w:t>
-            </w:r>
-          </w:p>
-        </w:tc>
-        <w:tc>
-          <w:tcPr>
-            <w:tcW w:type="dxa" w:w="907"/>
-          </w:tcPr>
-          <w:p>
-            <w:r/>
-            <w:r>
-              <w:rPr>
-                <w:rFonts w:ascii="맑은 고딕" w:hAnsi="맑은 고딕" w:eastAsia="맑은 고딕"/>
-                <w:sz w:val="16"/>
-              </w:rPr>
-              <w:t>Medium</w:t>
-            </w:r>
-          </w:p>
-        </w:tc>
-      </w:tr>
-      <w:tr>
-        <w:tc>
-          <w:tcPr>
-            <w:tcW w:type="dxa" w:w="1134"/>
-          </w:tcPr>
-          <w:p>
-            <w:r/>
-            <w:r>
-              <w:rPr>
-                <w:rFonts w:ascii="맑은 고딕" w:hAnsi="맑은 고딕" w:eastAsia="맑은 고딕"/>
-                <w:sz w:val="16"/>
-              </w:rPr>
-              <w:t>REQ-803</w:t>
-            </w:r>
-          </w:p>
-        </w:tc>
-        <w:tc>
-          <w:tcPr>
-            <w:tcW w:type="dxa" w:w="1928"/>
-          </w:tcPr>
-          <w:p>
-            <w:r/>
-            <w:r>
-              <w:rPr>
-                <w:rFonts w:ascii="맑은 고딕" w:hAnsi="맑은 고딕" w:eastAsia="맑은 고딕"/>
-                <w:sz w:val="16"/>
-              </w:rPr>
-              <w:t>계약 간 정합성 검증</w:t>
-            </w:r>
-          </w:p>
-        </w:tc>
-        <w:tc>
-          <w:tcPr>
-            <w:tcW w:type="dxa" w:w="5386"/>
-          </w:tcPr>
-          <w:p>
-            <w:r/>
-            <w:r>
-              <w:rPr>
-                <w:rFonts w:ascii="맑은 고딕" w:hAnsi="맑은 고딕" w:eastAsia="맑은 고딕"/>
-                <w:sz w:val="16"/>
-              </w:rPr>
-              <w:t>시스템은 개별 스키마 준수뿐 아니라 계약 간 참조 무결성(렌더러 acceptsFieldTypes ↔ 디스크립터 field.type, 파이프라인 sink ↔ 렌더러 등)을 검사해야 한다.</w:t>
-            </w:r>
-          </w:p>
-        </w:tc>
-        <w:tc>
-          <w:tcPr>
-            <w:tcW w:type="dxa" w:w="907"/>
-          </w:tcPr>
-          <w:p>
-            <w:r/>
-            <w:r>
-              <w:rPr>
-                <w:rFonts w:ascii="맑은 고딕" w:hAnsi="맑은 고딕" w:eastAsia="맑은 고딕"/>
-                <w:sz w:val="16"/>
-              </w:rPr>
-              <w:t>High</w:t>
-            </w:r>
-          </w:p>
-        </w:tc>
-      </w:tr>
-      <w:tr>
-        <w:tc>
-          <w:tcPr>
-            <w:tcW w:type="dxa" w:w="1134"/>
-          </w:tcPr>
-          <w:p>
-            <w:r/>
-            <w:r>
-              <w:rPr>
-                <w:rFonts w:ascii="맑은 고딕" w:hAnsi="맑은 고딕" w:eastAsia="맑은 고딕"/>
-                <w:sz w:val="16"/>
-              </w:rPr>
-              <w:t>REQ-804</w:t>
-            </w:r>
-          </w:p>
-        </w:tc>
-        <w:tc>
-          <w:tcPr>
-            <w:tcW w:type="dxa" w:w="1928"/>
-          </w:tcPr>
-          <w:p>
-            <w:r/>
-            <w:r>
-              <w:rPr>
-                <w:rFonts w:ascii="맑은 고딕" w:hAnsi="맑은 고딕" w:eastAsia="맑은 고딕"/>
-                <w:sz w:val="16"/>
-              </w:rPr>
-              <w:t>편집 중 실시간 검증</w:t>
-            </w:r>
-          </w:p>
-        </w:tc>
-        <w:tc>
-          <w:tcPr>
-            <w:tcW w:type="dxa" w:w="5386"/>
-          </w:tcPr>
-          <w:p>
-            <w:r/>
-            <w:r>
-              <w:rPr>
-                <w:rFonts w:ascii="맑은 고딕" w:hAnsi="맑은 고딕" w:eastAsia="맑은 고딕"/>
-                <w:sz w:val="16"/>
-              </w:rPr>
-              <w:t>시스템은 사용자가 노드 에디터(F10)에서 유효하지 않은 연결을 시도할 때 연결 전에 이를 차단하거나 경고해야 한다. 사용자가 직접 그래프를 구성하는 이상, 검증은 배치가 아니라 편집 시점에 동작해야 한다.</w:t>
-            </w:r>
-          </w:p>
-        </w:tc>
-        <w:tc>
-          <w:tcPr>
-            <w:tcW w:type="dxa" w:w="907"/>
-          </w:tcPr>
-          <w:p>
-            <w:r/>
-            <w:r>
-              <w:rPr>
-                <w:rFonts w:ascii="맑은 고딕" w:hAnsi="맑은 고딕" w:eastAsia="맑은 고딕"/>
-                <w:sz w:val="16"/>
-              </w:rPr>
-              <w:t>High</w:t>
-            </w:r>
-          </w:p>
-        </w:tc>
-      </w:tr>
-    </w:tbl>
-    <w:p>
-      <w:pPr>
-        <w:spacing w:after="80"/>
-      </w:pPr>
-    </w:p>
-    <w:p>
-      <w:pPr>
-        <w:spacing w:before="200"/>
-      </w:pPr>
-      <w:r>
-        <w:rPr>
-          <w:b/>
-          <w:sz w:val="22"/>
-        </w:rPr>
-        <w:t>1.9 F9. 제어 액션 바인딩 — 양방향 확장</w:t>
-      </w:r>
-    </w:p>
-    <w:tbl>
-      <w:tblPr>
-        <w:tblStyle w:val="TableGrid"/>
-        <w:tblW w:type="auto" w:w="0"/>
-        <w:tblLayout w:type="fixed"/>
-        <w:tblLook w:firstColumn="1" w:firstRow="1" w:lastColumn="0" w:lastRow="0" w:noHBand="0" w:noVBand="1" w:val="04A0"/>
-      </w:tblPr>
-      <w:tblGrid>
-        <w:gridCol w:w="2160"/>
-        <w:gridCol w:w="2160"/>
-        <w:gridCol w:w="2160"/>
-        <w:gridCol w:w="2160"/>
-      </w:tblGrid>
-      <w:tr>
-        <w:tc>
-          <w:tcPr>
-            <w:tcW w:type="dxa" w:w="1134"/>
-          </w:tcPr>
-          <w:p>
-            <w:r/>
-            <w:r>
-              <w:rPr>
-                <w:rFonts w:ascii="맑은 고딕" w:hAnsi="맑은 고딕" w:eastAsia="맑은 고딕"/>
-                <w:b/>
-                <w:sz w:val="16"/>
-              </w:rPr>
-              <w:t>요구사항 ID</w:t>
-            </w:r>
-          </w:p>
-        </w:tc>
-        <w:tc>
-          <w:tcPr>
-            <w:tcW w:type="dxa" w:w="1928"/>
-          </w:tcPr>
-          <w:p>
-            <w:r/>
-            <w:r>
-              <w:rPr>
-                <w:rFonts w:ascii="맑은 고딕" w:hAnsi="맑은 고딕" w:eastAsia="맑은 고딕"/>
-                <w:b/>
-                <w:sz w:val="16"/>
-              </w:rPr>
-              <w:t>요구사항 명</w:t>
-            </w:r>
-          </w:p>
-        </w:tc>
-        <w:tc>
-          <w:tcPr>
-            <w:tcW w:type="dxa" w:w="5386"/>
-          </w:tcPr>
-          <w:p>
-            <w:r/>
-            <w:r>
-              <w:rPr>
-                <w:rFonts w:ascii="맑은 고딕" w:hAnsi="맑은 고딕" w:eastAsia="맑은 고딕"/>
-                <w:b/>
-                <w:sz w:val="16"/>
-              </w:rPr>
-              <w:t>상세 설명</w:t>
-            </w:r>
-          </w:p>
-        </w:tc>
-        <w:tc>
-          <w:tcPr>
-            <w:tcW w:type="dxa" w:w="907"/>
-          </w:tcPr>
-          <w:p>
-            <w:r/>
-            <w:r>
-              <w:rPr>
-                <w:rFonts w:ascii="맑은 고딕" w:hAnsi="맑은 고딕" w:eastAsia="맑은 고딕"/>
-                <w:b/>
-                <w:sz w:val="16"/>
-              </w:rPr>
-              <w:t>중요도</w:t>
-            </w:r>
-          </w:p>
-        </w:tc>
-      </w:tr>
-      <w:tr>
-        <w:tc>
-          <w:tcPr>
-            <w:tcW w:type="dxa" w:w="1134"/>
-          </w:tcPr>
-          <w:p>
-            <w:r/>
-            <w:r>
-              <w:rPr>
-                <w:rFonts w:ascii="맑은 고딕" w:hAnsi="맑은 고딕" w:eastAsia="맑은 고딕"/>
-                <w:sz w:val="16"/>
-              </w:rPr>
-              <w:t>REQ-901</w:t>
-            </w:r>
-          </w:p>
-        </w:tc>
-        <w:tc>
-          <w:tcPr>
-            <w:tcW w:type="dxa" w:w="1928"/>
-          </w:tcPr>
-          <w:p>
-            <w:r/>
-            <w:r>
-              <w:rPr>
-                <w:rFonts w:ascii="맑은 고딕" w:hAnsi="맑은 고딕" w:eastAsia="맑은 고딕"/>
-                <w:sz w:val="16"/>
-              </w:rPr>
-              <w:t>제어 액션 선언 규약</w:t>
-            </w:r>
-          </w:p>
-        </w:tc>
-        <w:tc>
-          <w:tcPr>
-            <w:tcW w:type="dxa" w:w="5386"/>
-          </w:tcPr>
-          <w:p>
-            <w:r/>
-            <w:r>
-              <w:rPr>
-                <w:rFonts w:ascii="맑은 고딕" w:hAnsi="맑은 고딕" w:eastAsia="맑은 고딕"/>
-                <w:sz w:val="16"/>
-              </w:rPr>
-              <w:t>개발자는 가시화 컴포넌트에서 발행 가능한 제어 액션을 대상, 파라미터, 허용 범위를 포함해 선언적으로 정의할 수 있어야 한다.</w:t>
-            </w:r>
-          </w:p>
-        </w:tc>
-        <w:tc>
-          <w:tcPr>
-            <w:tcW w:type="dxa" w:w="907"/>
-          </w:tcPr>
-          <w:p>
-            <w:r/>
-            <w:r>
-              <w:rPr>
-                <w:rFonts w:ascii="맑은 고딕" w:hAnsi="맑은 고딕" w:eastAsia="맑은 고딕"/>
-                <w:sz w:val="16"/>
-              </w:rPr>
-              <w:t>High</w:t>
-            </w:r>
-          </w:p>
-        </w:tc>
-      </w:tr>
-      <w:tr>
-        <w:tc>
-          <w:tcPr>
-            <w:tcW w:type="dxa" w:w="1134"/>
-          </w:tcPr>
-          <w:p>
-            <w:r/>
-            <w:r>
-              <w:rPr>
-                <w:rFonts w:ascii="맑은 고딕" w:hAnsi="맑은 고딕" w:eastAsia="맑은 고딕"/>
-                <w:sz w:val="16"/>
-              </w:rPr>
-              <w:t>REQ-902</w:t>
-            </w:r>
-          </w:p>
-        </w:tc>
-        <w:tc>
-          <w:tcPr>
-            <w:tcW w:type="dxa" w:w="1928"/>
-          </w:tcPr>
-          <w:p>
-            <w:r/>
-            <w:r>
-              <w:rPr>
-                <w:rFonts w:ascii="맑은 고딕" w:hAnsi="맑은 고딕" w:eastAsia="맑은 고딕"/>
-                <w:sz w:val="16"/>
-              </w:rPr>
-              <w:t>권한 및 확인 절차</w:t>
-            </w:r>
-          </w:p>
-        </w:tc>
-        <w:tc>
-          <w:tcPr>
-            <w:tcW w:type="dxa" w:w="5386"/>
-          </w:tcPr>
-          <w:p>
-            <w:r/>
-            <w:r>
-              <w:rPr>
-                <w:rFonts w:ascii="맑은 고딕" w:hAnsi="맑은 고딕" w:eastAsia="맑은 고딕"/>
-                <w:sz w:val="16"/>
-              </w:rPr>
-              <w:t>시스템은 제어 액션 발행 전 사용자 권한을 확인하고, 필요 시 확인(confirm) 절차를 거치도록 강제해야 한다.</w:t>
-            </w:r>
-          </w:p>
-        </w:tc>
-        <w:tc>
-          <w:tcPr>
-            <w:tcW w:type="dxa" w:w="907"/>
-          </w:tcPr>
-          <w:p>
-            <w:r/>
-            <w:r>
-              <w:rPr>
-                <w:rFonts w:ascii="맑은 고딕" w:hAnsi="맑은 고딕" w:eastAsia="맑은 고딕"/>
-                <w:sz w:val="16"/>
-              </w:rPr>
-              <w:t>High</w:t>
-            </w:r>
-          </w:p>
-        </w:tc>
-      </w:tr>
-      <w:tr>
-        <w:tc>
-          <w:tcPr>
-            <w:tcW w:type="dxa" w:w="1134"/>
-          </w:tcPr>
-          <w:p>
-            <w:r/>
-            <w:r>
-              <w:rPr>
-                <w:rFonts w:ascii="맑은 고딕" w:hAnsi="맑은 고딕" w:eastAsia="맑은 고딕"/>
-                <w:sz w:val="16"/>
-              </w:rPr>
-              <w:t>REQ-903</w:t>
-            </w:r>
-          </w:p>
-        </w:tc>
-        <w:tc>
-          <w:tcPr>
-            <w:tcW w:type="dxa" w:w="1928"/>
-          </w:tcPr>
-          <w:p>
-            <w:r/>
-            <w:r>
-              <w:rPr>
-                <w:rFonts w:ascii="맑은 고딕" w:hAnsi="맑은 고딕" w:eastAsia="맑은 고딕"/>
-                <w:sz w:val="16"/>
-              </w:rPr>
-              <w:t>명령 발행 후 상태 반영 방식</w:t>
-            </w:r>
-          </w:p>
-        </w:tc>
-        <w:tc>
-          <w:tcPr>
-            <w:tcW w:type="dxa" w:w="5386"/>
-          </w:tcPr>
-          <w:p>
-            <w:r/>
-            <w:r>
-              <w:rPr>
-                <w:rFonts w:ascii="맑은 고딕" w:hAnsi="맑은 고딕" w:eastAsia="맑은 고딕"/>
-                <w:sz w:val="16"/>
-              </w:rPr>
-              <w:t>개발자는 명령 발행 후 화면 상태를 낙관적으로 즉시 반영할지, 백엔드 확인 후 반영할지를 액션별로 지정할 수 있어야 한다.</w:t>
-            </w:r>
-          </w:p>
-        </w:tc>
-        <w:tc>
-          <w:tcPr>
-            <w:tcW w:type="dxa" w:w="907"/>
-          </w:tcPr>
-          <w:p>
-            <w:r/>
-            <w:r>
-              <w:rPr>
-                <w:rFonts w:ascii="맑은 고딕" w:hAnsi="맑은 고딕" w:eastAsia="맑은 고딕"/>
-                <w:sz w:val="16"/>
-              </w:rPr>
-              <w:t>High</w:t>
-            </w:r>
-          </w:p>
-        </w:tc>
-      </w:tr>
-      <w:tr>
-        <w:tc>
-          <w:tcPr>
-            <w:tcW w:type="dxa" w:w="1134"/>
-          </w:tcPr>
-          <w:p>
-            <w:r/>
-            <w:r>
-              <w:rPr>
-                <w:rFonts w:ascii="맑은 고딕" w:hAnsi="맑은 고딕" w:eastAsia="맑은 고딕"/>
-                <w:sz w:val="16"/>
-              </w:rPr>
-              <w:t>REQ-904</w:t>
-            </w:r>
-          </w:p>
-        </w:tc>
-        <w:tc>
-          <w:tcPr>
-            <w:tcW w:type="dxa" w:w="1928"/>
-          </w:tcPr>
-          <w:p>
-            <w:r/>
-            <w:r>
-              <w:rPr>
-                <w:rFonts w:ascii="맑은 고딕" w:hAnsi="맑은 고딕" w:eastAsia="맑은 고딕"/>
-                <w:sz w:val="16"/>
-              </w:rPr>
-              <w:t>실패·타임아웃 처리</w:t>
-            </w:r>
-          </w:p>
-        </w:tc>
-        <w:tc>
-          <w:tcPr>
-            <w:tcW w:type="dxa" w:w="5386"/>
-          </w:tcPr>
-          <w:p>
-            <w:r/>
-            <w:r>
-              <w:rPr>
-                <w:rFonts w:ascii="맑은 고딕" w:hAnsi="맑은 고딕" w:eastAsia="맑은 고딕"/>
-                <w:sz w:val="16"/>
-              </w:rPr>
-              <w:t>시스템은 명령이 실패하거나 타임아웃될 경우 이를 사용자에게 명확히 표시하고, 필요 시 이전 상태로 복원해야 한다.</w:t>
-            </w:r>
-          </w:p>
-        </w:tc>
-        <w:tc>
-          <w:tcPr>
-            <w:tcW w:type="dxa" w:w="907"/>
-          </w:tcPr>
-          <w:p>
-            <w:r/>
-            <w:r>
-              <w:rPr>
-                <w:rFonts w:ascii="맑은 고딕" w:hAnsi="맑은 고딕" w:eastAsia="맑은 고딕"/>
-                <w:sz w:val="16"/>
-              </w:rPr>
-              <w:t>High</w:t>
-            </w:r>
-          </w:p>
-        </w:tc>
-      </w:tr>
-      <w:tr>
-        <w:tc>
-          <w:tcPr>
-            <w:tcW w:type="dxa" w:w="1134"/>
-          </w:tcPr>
-          <w:p>
-            <w:r/>
-            <w:r>
-              <w:rPr>
-                <w:rFonts w:ascii="맑은 고딕" w:hAnsi="맑은 고딕" w:eastAsia="맑은 고딕"/>
-                <w:sz w:val="16"/>
-              </w:rPr>
-              <w:t>REQ-905</w:t>
-            </w:r>
-          </w:p>
-        </w:tc>
-        <w:tc>
-          <w:tcPr>
-            <w:tcW w:type="dxa" w:w="1928"/>
-          </w:tcPr>
-          <w:p>
-            <w:r/>
-            <w:r>
-              <w:rPr>
-                <w:rFonts w:ascii="맑은 고딕" w:hAnsi="맑은 고딕" w:eastAsia="맑은 고딕"/>
-                <w:sz w:val="16"/>
-              </w:rPr>
-              <w:t>자동/수동 제어 모드 상태 가시화</w:t>
-            </w:r>
-          </w:p>
-        </w:tc>
-        <w:tc>
-          <w:tcPr>
-            <w:tcW w:type="dxa" w:w="5386"/>
-          </w:tcPr>
-          <w:p>
-            <w:r/>
-            <w:r>
-              <w:rPr>
-                <w:rFonts w:ascii="맑은 고딕" w:hAnsi="맑은 고딕" w:eastAsia="맑은 고딕"/>
-                <w:sz w:val="16"/>
-              </w:rPr>
-              <w:t>시스템은 자동 제어(AI 기반)가 개입 중인지 여부와, 이때 수동 조작이 어떻게 처리되는지(우선순위 관계)를 화면에 표시해야 한다.</w:t>
-            </w:r>
-          </w:p>
-        </w:tc>
-        <w:tc>
-          <w:tcPr>
-            <w:tcW w:type="dxa" w:w="907"/>
-          </w:tcPr>
-          <w:p>
-            <w:r/>
-            <w:r>
-              <w:rPr>
-                <w:rFonts w:ascii="맑은 고딕" w:hAnsi="맑은 고딕" w:eastAsia="맑은 고딕"/>
-                <w:sz w:val="16"/>
-              </w:rPr>
-              <w:t>High</w:t>
-            </w:r>
-          </w:p>
-        </w:tc>
-      </w:tr>
-      <w:tr>
-        <w:tc>
-          <w:tcPr>
-            <w:tcW w:type="dxa" w:w="1134"/>
-          </w:tcPr>
-          <w:p>
-            <w:r/>
-            <w:r>
-              <w:rPr>
-                <w:rFonts w:ascii="맑은 고딕" w:hAnsi="맑은 고딕" w:eastAsia="맑은 고딕"/>
-                <w:sz w:val="16"/>
-              </w:rPr>
-              <w:t>REQ-906</w:t>
-            </w:r>
-          </w:p>
-        </w:tc>
-        <w:tc>
-          <w:tcPr>
-            <w:tcW w:type="dxa" w:w="1928"/>
-          </w:tcPr>
-          <w:p>
-            <w:r/>
-            <w:r>
-              <w:rPr>
-                <w:rFonts w:ascii="맑은 고딕" w:hAnsi="맑은 고딕" w:eastAsia="맑은 고딕"/>
-                <w:sz w:val="16"/>
-              </w:rPr>
-              <w:t>레이어 책임 범위 한정</w:t>
-            </w:r>
-          </w:p>
-        </w:tc>
-        <w:tc>
-          <w:tcPr>
-            <w:tcW w:type="dxa" w:w="5386"/>
-          </w:tcPr>
-          <w:p>
-            <w:r/>
-            <w:r>
-              <w:rPr>
-                <w:rFonts w:ascii="맑은 고딕" w:hAnsi="맑은 고딕" w:eastAsia="맑은 고딕"/>
-                <w:sz w:val="16"/>
-              </w:rPr>
-              <w:t>시스템(가시화 레이어)은 제어 명령의 실제 실행·검증을 직접 수행하지 않으며, 액션의 선언·노출·발행 및 결과 표시까지만 담당한다. 실행·검증은 백엔드 인터페이스 계약을 통해 위임한다.</w:t>
-            </w:r>
-          </w:p>
-        </w:tc>
-        <w:tc>
-          <w:tcPr>
-            <w:tcW w:type="dxa" w:w="907"/>
-          </w:tcPr>
-          <w:p>
-            <w:r/>
-            <w:r>
-              <w:rPr>
-                <w:rFonts w:ascii="맑은 고딕" w:hAnsi="맑은 고딕" w:eastAsia="맑은 고딕"/>
-                <w:sz w:val="16"/>
-              </w:rPr>
-              <w:t>High</w:t>
-            </w:r>
-          </w:p>
-        </w:tc>
-      </w:tr>
-      <w:tr>
-        <w:tc>
-          <w:tcPr>
-            <w:tcW w:type="dxa" w:w="1134"/>
-          </w:tcPr>
-          <w:p>
-            <w:r/>
-            <w:r>
-              <w:rPr>
-                <w:rFonts w:ascii="맑은 고딕" w:hAnsi="맑은 고딕" w:eastAsia="맑은 고딕"/>
-                <w:sz w:val="16"/>
-              </w:rPr>
-              <w:t>REQ-907</w:t>
-            </w:r>
-          </w:p>
-        </w:tc>
-        <w:tc>
-          <w:tcPr>
-            <w:tcW w:type="dxa" w:w="1928"/>
-          </w:tcPr>
-          <w:p>
-            <w:r/>
-            <w:r>
-              <w:rPr>
-                <w:rFonts w:ascii="맑은 고딕" w:hAnsi="맑은 고딕" w:eastAsia="맑은 고딕"/>
-                <w:sz w:val="16"/>
-              </w:rPr>
-              <w:t>아웃바운드 이벤트 발행</w:t>
-            </w:r>
-          </w:p>
-        </w:tc>
-        <w:tc>
-          <w:tcPr>
-            <w:tcW w:type="dxa" w:w="5386"/>
-          </w:tcPr>
-          <w:p>
-            <w:r/>
-            <w:r>
-              <w:rPr>
-                <w:rFonts w:ascii="맑은 고딕" w:hAnsi="맑은 고딕" w:eastAsia="맑은 고딕"/>
-                <w:sz w:val="16"/>
-              </w:rPr>
-              <w:t>시스템은 발행하는 모든 제어 명령을 관측 스택(OTel)에 이벤트로 내보내야 하며, 이벤트는 누가 / 언제 / 어디서 / 어떤 방식으로 의사결정했는지를 포함해야 한다. 인바운드(센서 → 시스템) 데이터만 저장되고 아웃바운드(제어 명령)가 저장되지 않으면 사후 책임 소재를 추적할 수 없다.</w:t>
-            </w:r>
-          </w:p>
-        </w:tc>
-        <w:tc>
-          <w:tcPr>
-            <w:tcW w:type="dxa" w:w="907"/>
-          </w:tcPr>
-          <w:p>
-            <w:r/>
-            <w:r>
-              <w:rPr>
-                <w:rFonts w:ascii="맑은 고딕" w:hAnsi="맑은 고딕" w:eastAsia="맑은 고딕"/>
-                <w:sz w:val="16"/>
-              </w:rPr>
-              <w:t>High</w:t>
-            </w:r>
-          </w:p>
-        </w:tc>
-      </w:tr>
-      <w:tr>
-        <w:tc>
-          <w:tcPr>
-            <w:tcW w:type="dxa" w:w="1134"/>
-          </w:tcPr>
-          <w:p>
-            <w:r/>
-            <w:r>
-              <w:rPr>
-                <w:rFonts w:ascii="맑은 고딕" w:hAnsi="맑은 고딕" w:eastAsia="맑은 고딕"/>
-                <w:sz w:val="16"/>
-              </w:rPr>
-              <w:t>REQ-908</w:t>
-            </w:r>
-          </w:p>
-        </w:tc>
-        <w:tc>
-          <w:tcPr>
-            <w:tcW w:type="dxa" w:w="1928"/>
-          </w:tcPr>
-          <w:p>
-            <w:r/>
-            <w:r>
-              <w:rPr>
-                <w:rFonts w:ascii="맑은 고딕" w:hAnsi="맑은 고딕" w:eastAsia="맑은 고딕"/>
-                <w:sz w:val="16"/>
-              </w:rPr>
-              <w:t>발행 경로 구분 기록</w:t>
-            </w:r>
-          </w:p>
-        </w:tc>
-        <w:tc>
-          <w:tcPr>
-            <w:tcW w:type="dxa" w:w="5386"/>
-          </w:tcPr>
-          <w:p>
-            <w:r/>
-            <w:r>
-              <w:rPr>
-                <w:rFonts w:ascii="맑은 고딕" w:hAnsi="맑은 고딕" w:eastAsia="맑은 고딕"/>
-                <w:sz w:val="16"/>
-              </w:rPr>
-              <w:t>REQ-907의 "어떤 방식으로"는 최소한 수동 클릭 / 음성 지시(F13) / LLM 제안 수락(F12) / 자동 제어(AI)를 구분해야 한다.</w:t>
-            </w:r>
-          </w:p>
-        </w:tc>
-        <w:tc>
-          <w:tcPr>
-            <w:tcW w:type="dxa" w:w="907"/>
-          </w:tcPr>
-          <w:p>
-            <w:r/>
-            <w:r>
-              <w:rPr>
-                <w:rFonts w:ascii="맑은 고딕" w:hAnsi="맑은 고딕" w:eastAsia="맑은 고딕"/>
-                <w:sz w:val="16"/>
-              </w:rPr>
-              <w:t>High</w:t>
-            </w:r>
-          </w:p>
-        </w:tc>
-      </w:tr>
-    </w:tbl>
-    <w:p>
-      <w:pPr>
-        <w:spacing w:after="80"/>
-      </w:pPr>
-    </w:p>
-    <w:p>
-      <w:pPr>
-        <w:spacing w:before="200"/>
-      </w:pPr>
-      <w:r>
-        <w:rPr>
-          <w:b/>
-          <w:sz w:val="22"/>
-        </w:rPr>
-        <w:t>1.10 F10. 노드 조합 편집기</w:t>
-      </w:r>
-    </w:p>
-    <w:tbl>
-      <w:tblPr>
-        <w:tblStyle w:val="TableGrid"/>
-        <w:tblW w:type="auto" w:w="0"/>
-        <w:tblLayout w:type="fixed"/>
-        <w:tblLook w:firstColumn="1" w:firstRow="1" w:lastColumn="0" w:lastRow="0" w:noHBand="0" w:noVBand="1" w:val="04A0"/>
-      </w:tblPr>
-      <w:tblGrid>
-        <w:gridCol w:w="2160"/>
-        <w:gridCol w:w="2160"/>
-        <w:gridCol w:w="2160"/>
-        <w:gridCol w:w="2160"/>
-      </w:tblGrid>
-      <w:tr>
-        <w:tc>
-          <w:tcPr>
-            <w:tcW w:type="dxa" w:w="1134"/>
-          </w:tcPr>
-          <w:p>
-            <w:r/>
-            <w:r>
-              <w:rPr>
-                <w:rFonts w:ascii="맑은 고딕" w:hAnsi="맑은 고딕" w:eastAsia="맑은 고딕"/>
-                <w:b/>
-                <w:sz w:val="16"/>
-              </w:rPr>
-              <w:t>요구사항 ID</w:t>
-            </w:r>
-          </w:p>
-        </w:tc>
-        <w:tc>
-          <w:tcPr>
-            <w:tcW w:type="dxa" w:w="1928"/>
-          </w:tcPr>
-          <w:p>
-            <w:r/>
-            <w:r>
-              <w:rPr>
-                <w:rFonts w:ascii="맑은 고딕" w:hAnsi="맑은 고딕" w:eastAsia="맑은 고딕"/>
-                <w:b/>
-                <w:sz w:val="16"/>
-              </w:rPr>
-              <w:t>요구사항 명</w:t>
-            </w:r>
-          </w:p>
-        </w:tc>
-        <w:tc>
-          <w:tcPr>
-            <w:tcW w:type="dxa" w:w="5386"/>
-          </w:tcPr>
-          <w:p>
-            <w:r/>
-            <w:r>
-              <w:rPr>
-                <w:rFonts w:ascii="맑은 고딕" w:hAnsi="맑은 고딕" w:eastAsia="맑은 고딕"/>
-                <w:b/>
-                <w:sz w:val="16"/>
-              </w:rPr>
-              <w:t>상세 설명</w:t>
-            </w:r>
-          </w:p>
-        </w:tc>
-        <w:tc>
-          <w:tcPr>
-            <w:tcW w:type="dxa" w:w="907"/>
-          </w:tcPr>
-          <w:p>
-            <w:r/>
-            <w:r>
-              <w:rPr>
-                <w:rFonts w:ascii="맑은 고딕" w:hAnsi="맑은 고딕" w:eastAsia="맑은 고딕"/>
-                <w:b/>
-                <w:sz w:val="16"/>
-              </w:rPr>
-              <w:t>중요도</w:t>
-            </w:r>
-          </w:p>
-        </w:tc>
-      </w:tr>
-      <w:tr>
-        <w:tc>
-          <w:tcPr>
-            <w:tcW w:type="dxa" w:w="1134"/>
-          </w:tcPr>
-          <w:p>
-            <w:r/>
-            <w:r>
-              <w:rPr>
-                <w:rFonts w:ascii="맑은 고딕" w:hAnsi="맑은 고딕" w:eastAsia="맑은 고딕"/>
-                <w:sz w:val="16"/>
-              </w:rPr>
-              <w:t>REQ-1001</w:t>
-            </w:r>
-          </w:p>
-        </w:tc>
-        <w:tc>
-          <w:tcPr>
-            <w:tcW w:type="dxa" w:w="1928"/>
-          </w:tcPr>
-          <w:p>
-            <w:r/>
-            <w:r>
-              <w:rPr>
-                <w:rFonts w:ascii="맑은 고딕" w:hAnsi="맑은 고딕" w:eastAsia="맑은 고딕"/>
-                <w:sz w:val="16"/>
-              </w:rPr>
-              <w:t>노드 그래프 시각 편집</w:t>
-            </w:r>
-          </w:p>
-        </w:tc>
-        <w:tc>
-          <w:tcPr>
-            <w:tcW w:type="dxa" w:w="5386"/>
-          </w:tcPr>
-          <w:p>
-            <w:r/>
-            <w:r>
-              <w:rPr>
-                <w:rFonts w:ascii="맑은 고딕" w:hAnsi="맑은 고딕" w:eastAsia="맑은 고딕"/>
-                <w:sz w:val="16"/>
-              </w:rPr>
-              <w:t>사용자는 데이터 소스·변환·표현 노드를 캔버스에 배치하고 포트를 연결해 파이프라인을 구성할 수 있어야 한다.</w:t>
-            </w:r>
-          </w:p>
-        </w:tc>
-        <w:tc>
-          <w:tcPr>
-            <w:tcW w:type="dxa" w:w="907"/>
-          </w:tcPr>
-          <w:p>
-            <w:r/>
-            <w:r>
-              <w:rPr>
-                <w:rFonts w:ascii="맑은 고딕" w:hAnsi="맑은 고딕" w:eastAsia="맑은 고딕"/>
-                <w:sz w:val="16"/>
-              </w:rPr>
-              <w:t>High</w:t>
-            </w:r>
-          </w:p>
-        </w:tc>
-      </w:tr>
-      <w:tr>
-        <w:tc>
-          <w:tcPr>
-            <w:tcW w:type="dxa" w:w="1134"/>
-          </w:tcPr>
-          <w:p>
-            <w:r/>
-            <w:r>
-              <w:rPr>
-                <w:rFonts w:ascii="맑은 고딕" w:hAnsi="맑은 고딕" w:eastAsia="맑은 고딕"/>
-                <w:sz w:val="16"/>
-              </w:rPr>
-              <w:t>REQ-1002</w:t>
-            </w:r>
-          </w:p>
-        </w:tc>
-        <w:tc>
-          <w:tcPr>
-            <w:tcW w:type="dxa" w:w="1928"/>
-          </w:tcPr>
-          <w:p>
-            <w:r/>
-            <w:r>
-              <w:rPr>
-                <w:rFonts w:ascii="맑은 고딕" w:hAnsi="맑은 고딕" w:eastAsia="맑은 고딕"/>
-                <w:sz w:val="16"/>
-              </w:rPr>
-              <w:t>계약과의 무손실 왕복</w:t>
-            </w:r>
-          </w:p>
-        </w:tc>
-        <w:tc>
-          <w:tcPr>
-            <w:tcW w:type="dxa" w:w="5386"/>
-          </w:tcPr>
-          <w:p>
-            <w:r/>
-            <w:r>
-              <w:rPr>
-                <w:rFonts w:ascii="맑은 고딕" w:hAnsi="맑은 고딕" w:eastAsia="맑은 고딕"/>
-                <w:sz w:val="16"/>
-              </w:rPr>
-              <w:t>편집기가 만든 그래프는 F4 파이프라인 계약(JSON)으로 직렬화되고, 계약으로부터 동일한 그래프로 복원되어야 한다. 편집기 고유 정보(노드 좌표 등)는 계약을 오염시키지 않는 별도 영역에 둔다.</w:t>
-            </w:r>
-          </w:p>
-        </w:tc>
-        <w:tc>
-          <w:tcPr>
-            <w:tcW w:type="dxa" w:w="907"/>
-          </w:tcPr>
-          <w:p>
-            <w:r/>
-            <w:r>
-              <w:rPr>
-                <w:rFonts w:ascii="맑은 고딕" w:hAnsi="맑은 고딕" w:eastAsia="맑은 고딕"/>
-                <w:sz w:val="16"/>
-              </w:rPr>
-              <w:t>High</w:t>
-            </w:r>
-          </w:p>
-        </w:tc>
-      </w:tr>
-      <w:tr>
-        <w:tc>
-          <w:tcPr>
-            <w:tcW w:type="dxa" w:w="1134"/>
-          </w:tcPr>
-          <w:p>
-            <w:r/>
-            <w:r>
-              <w:rPr>
-                <w:rFonts w:ascii="맑은 고딕" w:hAnsi="맑은 고딕" w:eastAsia="맑은 고딕"/>
-                <w:sz w:val="16"/>
-              </w:rPr>
-              <w:t>REQ-1003</w:t>
-            </w:r>
-          </w:p>
-        </w:tc>
-        <w:tc>
-          <w:tcPr>
-            <w:tcW w:type="dxa" w:w="1928"/>
-          </w:tcPr>
-          <w:p>
-            <w:r/>
-            <w:r>
-              <w:rPr>
-                <w:rFonts w:ascii="맑은 고딕" w:hAnsi="맑은 고딕" w:eastAsia="맑은 고딕"/>
-                <w:sz w:val="16"/>
-              </w:rPr>
-              <w:t>노드 카탈로그</w:t>
-            </w:r>
-          </w:p>
-        </w:tc>
-        <w:tc>
-          <w:tcPr>
-            <w:tcW w:type="dxa" w:w="5386"/>
-          </w:tcPr>
-          <w:p>
-            <w:r/>
-            <w:r>
-              <w:rPr>
-                <w:rFonts w:ascii="맑은 고딕" w:hAnsi="맑은 고딕" w:eastAsia="맑은 고딕"/>
-                <w:sz w:val="16"/>
-              </w:rPr>
-              <w:t>시스템은 사용 가능한 노드 목록을 등록된 디스크립터·렌더러·데이터소스로부터 자동 구성해 제시해야 한다. 개발자가 편집기 코드를 고쳐 노드를 추가하는 일이 없어야 한다.</w:t>
-            </w:r>
-          </w:p>
-        </w:tc>
-        <w:tc>
-          <w:tcPr>
-            <w:tcW w:type="dxa" w:w="907"/>
-          </w:tcPr>
-          <w:p>
-            <w:r/>
-            <w:r>
-              <w:rPr>
-                <w:rFonts w:ascii="맑은 고딕" w:hAnsi="맑은 고딕" w:eastAsia="맑은 고딕"/>
-                <w:sz w:val="16"/>
-              </w:rPr>
-              <w:t>High</w:t>
-            </w:r>
-          </w:p>
-        </w:tc>
-      </w:tr>
-      <w:tr>
-        <w:tc>
-          <w:tcPr>
-            <w:tcW w:type="dxa" w:w="1134"/>
-          </w:tcPr>
-          <w:p>
-            <w:r/>
-            <w:r>
-              <w:rPr>
-                <w:rFonts w:ascii="맑은 고딕" w:hAnsi="맑은 고딕" w:eastAsia="맑은 고딕"/>
-                <w:sz w:val="16"/>
-              </w:rPr>
-              <w:t>REQ-1004</w:t>
-            </w:r>
-          </w:p>
-        </w:tc>
-        <w:tc>
-          <w:tcPr>
-            <w:tcW w:type="dxa" w:w="1928"/>
-          </w:tcPr>
-          <w:p>
-            <w:r/>
-            <w:r>
-              <w:rPr>
-                <w:rFonts w:ascii="맑은 고딕" w:hAnsi="맑은 고딕" w:eastAsia="맑은 고딕"/>
-                <w:sz w:val="16"/>
-              </w:rPr>
-              <w:t>연결 유효성 강제</w:t>
-            </w:r>
-          </w:p>
-        </w:tc>
-        <w:tc>
-          <w:tcPr>
-            <w:tcW w:type="dxa" w:w="5386"/>
-          </w:tcPr>
-          <w:p>
-            <w:r/>
-            <w:r>
-              <w:rPr>
-                <w:rFonts w:ascii="맑은 고딕" w:hAnsi="맑은 고딕" w:eastAsia="맑은 고딕"/>
-                <w:sz w:val="16"/>
-              </w:rPr>
-              <w:t>시스템은 출력 타입과 입력 타입이 맞지 않는 연결을 차단하고 사유를 표시해야 한다. (REQ-804와 동일 요건의 편집기 측면)</w:t>
-            </w:r>
-          </w:p>
-        </w:tc>
-        <w:tc>
-          <w:tcPr>
-            <w:tcW w:type="dxa" w:w="907"/>
-          </w:tcPr>
-          <w:p>
-            <w:r/>
-            <w:r>
-              <w:rPr>
-                <w:rFonts w:ascii="맑은 고딕" w:hAnsi="맑은 고딕" w:eastAsia="맑은 고딕"/>
-                <w:sz w:val="16"/>
-              </w:rPr>
-              <w:t>High</w:t>
-            </w:r>
-          </w:p>
-        </w:tc>
-      </w:tr>
-      <w:tr>
-        <w:tc>
-          <w:tcPr>
-            <w:tcW w:type="dxa" w:w="1134"/>
-          </w:tcPr>
-          <w:p>
-            <w:r/>
-            <w:r>
-              <w:rPr>
-                <w:rFonts w:ascii="맑은 고딕" w:hAnsi="맑은 고딕" w:eastAsia="맑은 고딕"/>
-                <w:sz w:val="16"/>
-              </w:rPr>
-              <w:t>REQ-1005</w:t>
-            </w:r>
-          </w:p>
-        </w:tc>
-        <w:tc>
-          <w:tcPr>
-            <w:tcW w:type="dxa" w:w="1928"/>
-          </w:tcPr>
-          <w:p>
-            <w:r/>
-            <w:r>
-              <w:rPr>
-                <w:rFonts w:ascii="맑은 고딕" w:hAnsi="맑은 고딕" w:eastAsia="맑은 고딕"/>
-                <w:sz w:val="16"/>
-              </w:rPr>
-              <w:t>시험 실행</w:t>
-            </w:r>
-          </w:p>
-        </w:tc>
-        <w:tc>
-          <w:tcPr>
-            <w:tcW w:type="dxa" w:w="5386"/>
-          </w:tcPr>
-          <w:p>
-            <w:r/>
-            <w:r>
-              <w:rPr>
-                <w:rFonts w:ascii="맑은 고딕" w:hAnsi="맑은 고딕" w:eastAsia="맑은 고딕"/>
-                <w:sz w:val="16"/>
-              </w:rPr>
-              <w:t>사용자는 구성 중인 그래프를 실제 대상에 반영하기 전에 시험 실행하고 각 노드의 출력을 확인할 수 있어야 한다.</w:t>
-            </w:r>
-          </w:p>
-        </w:tc>
-        <w:tc>
-          <w:tcPr>
-            <w:tcW w:type="dxa" w:w="907"/>
-          </w:tcPr>
-          <w:p>
-            <w:r/>
-            <w:r>
-              <w:rPr>
-                <w:rFonts w:ascii="맑은 고딕" w:hAnsi="맑은 고딕" w:eastAsia="맑은 고딕"/>
-                <w:sz w:val="16"/>
-              </w:rPr>
-              <w:t>High</w:t>
-            </w:r>
-          </w:p>
-        </w:tc>
-      </w:tr>
-      <w:tr>
-        <w:tc>
-          <w:tcPr>
-            <w:tcW w:type="dxa" w:w="1134"/>
-          </w:tcPr>
-          <w:p>
-            <w:r/>
-            <w:r>
-              <w:rPr>
-                <w:rFonts w:ascii="맑은 고딕" w:hAnsi="맑은 고딕" w:eastAsia="맑은 고딕"/>
-                <w:sz w:val="16"/>
-              </w:rPr>
-              <w:t>REQ-1006</w:t>
-            </w:r>
-          </w:p>
-        </w:tc>
-        <w:tc>
-          <w:tcPr>
-            <w:tcW w:type="dxa" w:w="1928"/>
-          </w:tcPr>
-          <w:p>
-            <w:r/>
-            <w:r>
-              <w:rPr>
-                <w:rFonts w:ascii="맑은 고딕" w:hAnsi="맑은 고딕" w:eastAsia="맑은 고딕"/>
-                <w:sz w:val="16"/>
-              </w:rPr>
-              <w:t>반영(commit) 및 되돌리기</w:t>
-            </w:r>
-          </w:p>
-        </w:tc>
-        <w:tc>
-          <w:tcPr>
-            <w:tcW w:type="dxa" w:w="5386"/>
-          </w:tcPr>
-          <w:p>
-            <w:r/>
-            <w:r>
-              <w:rPr>
-                <w:rFonts w:ascii="맑은 고딕" w:hAnsi="맑은 고딕" w:eastAsia="맑은 고딕"/>
-                <w:sz w:val="16"/>
-              </w:rPr>
-              <w:t>사용자는 시험 실행으로 검증한 그래프를 명시적 "반영" 조작으로만 운영 상태에 적용할 수 있어야 하며, 직전 상태로 되돌릴 수 있어야 한다.</w:t>
-            </w:r>
-          </w:p>
-        </w:tc>
-        <w:tc>
-          <w:tcPr>
-            <w:tcW w:type="dxa" w:w="907"/>
-          </w:tcPr>
-          <w:p>
-            <w:r/>
-            <w:r>
-              <w:rPr>
-                <w:rFonts w:ascii="맑은 고딕" w:hAnsi="맑은 고딕" w:eastAsia="맑은 고딕"/>
-                <w:sz w:val="16"/>
-              </w:rPr>
-              <w:t>High</w:t>
-            </w:r>
-          </w:p>
-        </w:tc>
-      </w:tr>
-      <w:tr>
-        <w:tc>
-          <w:tcPr>
-            <w:tcW w:type="dxa" w:w="1134"/>
-          </w:tcPr>
-          <w:p>
-            <w:r/>
-            <w:r>
-              <w:rPr>
-                <w:rFonts w:ascii="맑은 고딕" w:hAnsi="맑은 고딕" w:eastAsia="맑은 고딕"/>
-                <w:sz w:val="16"/>
-              </w:rPr>
-              <w:t>REQ-1007</w:t>
-            </w:r>
-          </w:p>
-        </w:tc>
-        <w:tc>
-          <w:tcPr>
-            <w:tcW w:type="dxa" w:w="1928"/>
-          </w:tcPr>
-          <w:p>
-            <w:r/>
-            <w:r>
-              <w:rPr>
-                <w:rFonts w:ascii="맑은 고딕" w:hAnsi="맑은 고딕" w:eastAsia="맑은 고딕"/>
-                <w:sz w:val="16"/>
-              </w:rPr>
-              <w:t>역방향 관측</w:t>
-            </w:r>
-          </w:p>
-        </w:tc>
-        <w:tc>
-          <w:tcPr>
-            <w:tcW w:type="dxa" w:w="5386"/>
-          </w:tcPr>
-          <w:p>
-            <w:r/>
-            <w:r>
-              <w:rPr>
-                <w:rFonts w:ascii="맑은 고딕" w:hAnsi="맑은 고딕" w:eastAsia="맑은 고딕"/>
-                <w:sz w:val="16"/>
-              </w:rPr>
-              <w:t>시스템은 반영된 그래프가 실제로 처리하고 있는 현실 데이터를 편집기 화면에서 확인할 수 있게 해야 한다. 편집기는 구성 도구인 동시에 관측 도구다.</w:t>
-            </w:r>
-          </w:p>
-        </w:tc>
-        <w:tc>
-          <w:tcPr>
-            <w:tcW w:type="dxa" w:w="907"/>
-          </w:tcPr>
-          <w:p>
-            <w:r/>
-            <w:r>
-              <w:rPr>
-                <w:rFonts w:ascii="맑은 고딕" w:hAnsi="맑은 고딕" w:eastAsia="맑은 고딕"/>
-                <w:sz w:val="16"/>
-              </w:rPr>
-              <w:t>Medium</w:t>
-            </w:r>
-          </w:p>
-        </w:tc>
-      </w:tr>
-    </w:tbl>
-    <w:p>
-      <w:pPr>
-        <w:spacing w:after="80"/>
-      </w:pPr>
-    </w:p>
-    <w:p>
-      <w:pPr>
-        <w:spacing w:before="200"/>
-      </w:pPr>
-      <w:r>
-        <w:rPr>
-          <w:b/>
-          <w:sz w:val="22"/>
-        </w:rPr>
-        <w:t>1.11 F11. 추상화 계층 뷰 및 설명가능성</w:t>
-      </w:r>
-    </w:p>
-    <w:tbl>
-      <w:tblPr>
-        <w:tblStyle w:val="TableGrid"/>
-        <w:tblW w:type="auto" w:w="0"/>
-        <w:tblLayout w:type="fixed"/>
-        <w:tblLook w:firstColumn="1" w:firstRow="1" w:lastColumn="0" w:lastRow="0" w:noHBand="0" w:noVBand="1" w:val="04A0"/>
-      </w:tblPr>
-      <w:tblGrid>
-        <w:gridCol w:w="2160"/>
-        <w:gridCol w:w="2160"/>
-        <w:gridCol w:w="2160"/>
-        <w:gridCol w:w="2160"/>
-      </w:tblGrid>
-      <w:tr>
-        <w:tc>
-          <w:tcPr>
-            <w:tcW w:type="dxa" w:w="1134"/>
-          </w:tcPr>
-          <w:p>
-            <w:r/>
-            <w:r>
-              <w:rPr>
-                <w:rFonts w:ascii="맑은 고딕" w:hAnsi="맑은 고딕" w:eastAsia="맑은 고딕"/>
-                <w:b/>
-                <w:sz w:val="16"/>
-              </w:rPr>
-              <w:t>요구사항 ID</w:t>
-            </w:r>
-          </w:p>
-        </w:tc>
-        <w:tc>
-          <w:tcPr>
-            <w:tcW w:type="dxa" w:w="1928"/>
-          </w:tcPr>
-          <w:p>
-            <w:r/>
-            <w:r>
-              <w:rPr>
-                <w:rFonts w:ascii="맑은 고딕" w:hAnsi="맑은 고딕" w:eastAsia="맑은 고딕"/>
-                <w:b/>
-                <w:sz w:val="16"/>
-              </w:rPr>
-              <w:t>요구사항 명</w:t>
-            </w:r>
-          </w:p>
-        </w:tc>
-        <w:tc>
-          <w:tcPr>
-            <w:tcW w:type="dxa" w:w="5386"/>
-          </w:tcPr>
-          <w:p>
-            <w:r/>
-            <w:r>
-              <w:rPr>
-                <w:rFonts w:ascii="맑은 고딕" w:hAnsi="맑은 고딕" w:eastAsia="맑은 고딕"/>
-                <w:b/>
-                <w:sz w:val="16"/>
-              </w:rPr>
-              <w:t>상세 설명</w:t>
-            </w:r>
-          </w:p>
-        </w:tc>
-        <w:tc>
-          <w:tcPr>
-            <w:tcW w:type="dxa" w:w="907"/>
-          </w:tcPr>
-          <w:p>
-            <w:r/>
-            <w:r>
-              <w:rPr>
-                <w:rFonts w:ascii="맑은 고딕" w:hAnsi="맑은 고딕" w:eastAsia="맑은 고딕"/>
-                <w:b/>
-                <w:sz w:val="16"/>
-              </w:rPr>
-              <w:t>중요도</w:t>
-            </w:r>
-          </w:p>
-        </w:tc>
-      </w:tr>
-      <w:tr>
-        <w:tc>
-          <w:tcPr>
-            <w:tcW w:type="dxa" w:w="1134"/>
-          </w:tcPr>
-          <w:p>
-            <w:r/>
-            <w:r>
-              <w:rPr>
-                <w:rFonts w:ascii="맑은 고딕" w:hAnsi="맑은 고딕" w:eastAsia="맑은 고딕"/>
-                <w:sz w:val="16"/>
-              </w:rPr>
-              <w:t>REQ-1101</w:t>
-            </w:r>
-          </w:p>
-        </w:tc>
-        <w:tc>
-          <w:tcPr>
-            <w:tcW w:type="dxa" w:w="1928"/>
-          </w:tcPr>
-          <w:p>
-            <w:r/>
-            <w:r>
-              <w:rPr>
-                <w:rFonts w:ascii="맑은 고딕" w:hAnsi="맑은 고딕" w:eastAsia="맑은 고딕"/>
-                <w:sz w:val="16"/>
-              </w:rPr>
-              <w:t>추상화 수준 선언</w:t>
-            </w:r>
-          </w:p>
-        </w:tc>
-        <w:tc>
-          <w:tcPr>
-            <w:tcW w:type="dxa" w:w="5386"/>
-          </w:tcPr>
-          <w:p>
-            <w:r/>
-            <w:r>
-              <w:rPr>
-                <w:rFonts w:ascii="맑은 고딕" w:hAnsi="맑은 고딕" w:eastAsia="맑은 고딕"/>
-                <w:sz w:val="16"/>
-              </w:rPr>
-              <w:t>개발자는 하나의 데이터 집합에 대해 복수의 추상화 수준(집약 지표 / 구성 요소 / 원본)과 각 수준의 표현을 선언할 수 있어야 한다.</w:t>
-            </w:r>
-          </w:p>
-        </w:tc>
-        <w:tc>
-          <w:tcPr>
-            <w:tcW w:type="dxa" w:w="907"/>
-          </w:tcPr>
-          <w:p>
-            <w:r/>
-            <w:r>
-              <w:rPr>
-                <w:rFonts w:ascii="맑은 고딕" w:hAnsi="맑은 고딕" w:eastAsia="맑은 고딕"/>
-                <w:sz w:val="16"/>
-              </w:rPr>
-              <w:t>High</w:t>
-            </w:r>
-          </w:p>
-        </w:tc>
-      </w:tr>
-      <w:tr>
-        <w:tc>
-          <w:tcPr>
-            <w:tcW w:type="dxa" w:w="1134"/>
-          </w:tcPr>
-          <w:p>
-            <w:r/>
-            <w:r>
-              <w:rPr>
-                <w:rFonts w:ascii="맑은 고딕" w:hAnsi="맑은 고딕" w:eastAsia="맑은 고딕"/>
-                <w:sz w:val="16"/>
-              </w:rPr>
-              <w:t>REQ-1102</w:t>
-            </w:r>
-          </w:p>
-        </w:tc>
-        <w:tc>
-          <w:tcPr>
-            <w:tcW w:type="dxa" w:w="1928"/>
-          </w:tcPr>
-          <w:p>
-            <w:r/>
-            <w:r>
-              <w:rPr>
-                <w:rFonts w:ascii="맑은 고딕" w:hAnsi="맑은 고딕" w:eastAsia="맑은 고딕"/>
-                <w:sz w:val="16"/>
-              </w:rPr>
-              <w:t>집약 규칙 정의</w:t>
-            </w:r>
-          </w:p>
-        </w:tc>
-        <w:tc>
-          <w:tcPr>
-            <w:tcW w:type="dxa" w:w="5386"/>
-          </w:tcPr>
-          <w:p>
-            <w:r/>
-            <w:r>
-              <w:rPr>
-                <w:rFonts w:ascii="맑은 고딕" w:hAnsi="맑은 고딕" w:eastAsia="맑은 고딕"/>
-                <w:sz w:val="16"/>
-              </w:rPr>
-              <w:t>개발자는 하위 수준의 데이터로부터 상위 수준의 판단 지표를 산출하는 규칙을 선언적으로 정의할 수 있어야 한다. 규칙 내용은 도메인별(확장점), 규칙 엔진은 공통이다.</w:t>
-            </w:r>
-          </w:p>
-        </w:tc>
-        <w:tc>
-          <w:tcPr>
-            <w:tcW w:type="dxa" w:w="907"/>
-          </w:tcPr>
-          <w:p>
-            <w:r/>
-            <w:r>
-              <w:rPr>
-                <w:rFonts w:ascii="맑은 고딕" w:hAnsi="맑은 고딕" w:eastAsia="맑은 고딕"/>
-                <w:sz w:val="16"/>
-              </w:rPr>
-              <w:t>High</w:t>
-            </w:r>
-          </w:p>
-        </w:tc>
-      </w:tr>
-      <w:tr>
-        <w:tc>
-          <w:tcPr>
-            <w:tcW w:type="dxa" w:w="1134"/>
-          </w:tcPr>
-          <w:p>
-            <w:r/>
-            <w:r>
-              <w:rPr>
-                <w:rFonts w:ascii="맑은 고딕" w:hAnsi="맑은 고딕" w:eastAsia="맑은 고딕"/>
-                <w:sz w:val="16"/>
-              </w:rPr>
-              <w:t>REQ-1103</w:t>
-            </w:r>
-          </w:p>
-        </w:tc>
-        <w:tc>
-          <w:tcPr>
-            <w:tcW w:type="dxa" w:w="1928"/>
-          </w:tcPr>
-          <w:p>
-            <w:r/>
-            <w:r>
-              <w:rPr>
-                <w:rFonts w:ascii="맑은 고딕" w:hAnsi="맑은 고딕" w:eastAsia="맑은 고딕"/>
-                <w:sz w:val="16"/>
-              </w:rPr>
-              <w:t>하향 드릴다운</w:t>
-            </w:r>
-          </w:p>
-        </w:tc>
-        <w:tc>
-          <w:tcPr>
-            <w:tcW w:type="dxa" w:w="5386"/>
-          </w:tcPr>
-          <w:p>
-            <w:r/>
-            <w:r>
-              <w:rPr>
-                <w:rFonts w:ascii="맑은 고딕" w:hAnsi="맑은 고딕" w:eastAsia="맑은 고딕"/>
-                <w:sz w:val="16"/>
-              </w:rPr>
-              <w:t>사용자는 상위 수준의 지표에서 그 값을 만들어낸 하위 수준으로 이동할 수 있어야 한다.</w:t>
-            </w:r>
-          </w:p>
-        </w:tc>
-        <w:tc>
-          <w:tcPr>
-            <w:tcW w:type="dxa" w:w="907"/>
-          </w:tcPr>
-          <w:p>
-            <w:r/>
-            <w:r>
-              <w:rPr>
-                <w:rFonts w:ascii="맑은 고딕" w:hAnsi="맑은 고딕" w:eastAsia="맑은 고딕"/>
-                <w:sz w:val="16"/>
-              </w:rPr>
-              <w:t>High</w:t>
-            </w:r>
-          </w:p>
-        </w:tc>
-      </w:tr>
-      <w:tr>
-        <w:tc>
-          <w:tcPr>
-            <w:tcW w:type="dxa" w:w="1134"/>
-          </w:tcPr>
-          <w:p>
-            <w:r/>
-            <w:r>
-              <w:rPr>
-                <w:rFonts w:ascii="맑은 고딕" w:hAnsi="맑은 고딕" w:eastAsia="맑은 고딕"/>
-                <w:sz w:val="16"/>
-              </w:rPr>
-              <w:t>REQ-1104</w:t>
-            </w:r>
-          </w:p>
-        </w:tc>
-        <w:tc>
-          <w:tcPr>
-            <w:tcW w:type="dxa" w:w="1928"/>
-          </w:tcPr>
-          <w:p>
-            <w:r/>
-            <w:r>
-              <w:rPr>
-                <w:rFonts w:ascii="맑은 고딕" w:hAnsi="맑은 고딕" w:eastAsia="맑은 고딕"/>
-                <w:sz w:val="16"/>
-              </w:rPr>
-              <w:t>근거 추적(설명가능성)</w:t>
-            </w:r>
-          </w:p>
-        </w:tc>
-        <w:tc>
-          <w:tcPr>
-            <w:tcW w:type="dxa" w:w="5386"/>
-          </w:tcPr>
-          <w:p>
-            <w:r/>
-            <w:r>
-              <w:rPr>
-                <w:rFonts w:ascii="맑은 고딕" w:hAnsi="맑은 고딕" w:eastAsia="맑은 고딕"/>
-                <w:sz w:val="16"/>
-              </w:rPr>
-              <w:t>시스템은 상위 지표에 대해 "이 값이 나온 이유"를 기여한 하위 데이터 항목의 목록·기여도 형태로 제시할 수 있어야 한다.</w:t>
-            </w:r>
-          </w:p>
-        </w:tc>
-        <w:tc>
-          <w:tcPr>
-            <w:tcW w:type="dxa" w:w="907"/>
-          </w:tcPr>
-          <w:p>
-            <w:r/>
-            <w:r>
-              <w:rPr>
-                <w:rFonts w:ascii="맑은 고딕" w:hAnsi="맑은 고딕" w:eastAsia="맑은 고딕"/>
-                <w:sz w:val="16"/>
-              </w:rPr>
-              <w:t>High</w:t>
-            </w:r>
-          </w:p>
-        </w:tc>
-      </w:tr>
-      <w:tr>
-        <w:tc>
-          <w:tcPr>
-            <w:tcW w:type="dxa" w:w="1134"/>
-          </w:tcPr>
-          <w:p>
-            <w:r/>
-            <w:r>
-              <w:rPr>
-                <w:rFonts w:ascii="맑은 고딕" w:hAnsi="맑은 고딕" w:eastAsia="맑은 고딕"/>
-                <w:sz w:val="16"/>
-              </w:rPr>
-              <w:t>REQ-1105</w:t>
-            </w:r>
-          </w:p>
-        </w:tc>
-        <w:tc>
-          <w:tcPr>
-            <w:tcW w:type="dxa" w:w="1928"/>
-          </w:tcPr>
-          <w:p>
-            <w:r/>
-            <w:r>
-              <w:rPr>
-                <w:rFonts w:ascii="맑은 고딕" w:hAnsi="맑은 고딕" w:eastAsia="맑은 고딕"/>
-                <w:sz w:val="16"/>
-              </w:rPr>
-              <w:t>사용자 계층별 기본 뷰</w:t>
-            </w:r>
-          </w:p>
-        </w:tc>
-        <w:tc>
-          <w:tcPr>
-            <w:tcW w:type="dxa" w:w="5386"/>
-          </w:tcPr>
-          <w:p>
-            <w:r/>
-            <w:r>
-              <w:rPr>
-                <w:rFonts w:ascii="맑은 고딕" w:hAnsi="맑은 고딕" w:eastAsia="맑은 고딕"/>
-                <w:sz w:val="16"/>
-              </w:rPr>
-              <w:t>시스템은 사용자 역할(L0/L1/L2)에 따라 진입 시 기본 추상화 수준을 다르게 제공해야 한다.</w:t>
-            </w:r>
-          </w:p>
-        </w:tc>
-        <w:tc>
-          <w:tcPr>
-            <w:tcW w:type="dxa" w:w="907"/>
-          </w:tcPr>
-          <w:p>
-            <w:r/>
-            <w:r>
-              <w:rPr>
-                <w:rFonts w:ascii="맑은 고딕" w:hAnsi="맑은 고딕" w:eastAsia="맑은 고딕"/>
-                <w:sz w:val="16"/>
-              </w:rPr>
-              <w:t>Medium</w:t>
-            </w:r>
-          </w:p>
-        </w:tc>
-      </w:tr>
-    </w:tbl>
-    <w:p>
-      <w:pPr>
-        <w:spacing w:after="80"/>
-      </w:pPr>
-    </w:p>
-    <w:p>
-      <w:pPr>
-        <w:spacing w:before="200"/>
-      </w:pPr>
-      <w:r>
-        <w:rPr>
-          <w:b/>
-          <w:sz w:val="22"/>
-        </w:rPr>
-        <w:t>1.12 F12. 로컬 LLM 인터페이스 계층</w:t>
-      </w:r>
-    </w:p>
-    <w:tbl>
-      <w:tblPr>
-        <w:tblStyle w:val="TableGrid"/>
-        <w:tblW w:type="auto" w:w="0"/>
-        <w:tblLayout w:type="fixed"/>
-        <w:tblLook w:firstColumn="1" w:firstRow="1" w:lastColumn="0" w:lastRow="0" w:noHBand="0" w:noVBand="1" w:val="04A0"/>
-      </w:tblPr>
-      <w:tblGrid>
-        <w:gridCol w:w="2160"/>
-        <w:gridCol w:w="2160"/>
-        <w:gridCol w:w="2160"/>
-        <w:gridCol w:w="2160"/>
-      </w:tblGrid>
-      <w:tr>
-        <w:tc>
-          <w:tcPr>
-            <w:tcW w:type="dxa" w:w="1134"/>
-          </w:tcPr>
-          <w:p>
-            <w:r/>
-            <w:r>
-              <w:rPr>
-                <w:rFonts w:ascii="맑은 고딕" w:hAnsi="맑은 고딕" w:eastAsia="맑은 고딕"/>
-                <w:b/>
-                <w:sz w:val="16"/>
-              </w:rPr>
-              <w:t>요구사항 ID</w:t>
-            </w:r>
-          </w:p>
-        </w:tc>
-        <w:tc>
-          <w:tcPr>
-            <w:tcW w:type="dxa" w:w="1928"/>
-          </w:tcPr>
-          <w:p>
-            <w:r/>
-            <w:r>
-              <w:rPr>
-                <w:rFonts w:ascii="맑은 고딕" w:hAnsi="맑은 고딕" w:eastAsia="맑은 고딕"/>
-                <w:b/>
-                <w:sz w:val="16"/>
-              </w:rPr>
-              <w:t>요구사항 명</w:t>
-            </w:r>
-          </w:p>
-        </w:tc>
-        <w:tc>
-          <w:tcPr>
-            <w:tcW w:type="dxa" w:w="5386"/>
-          </w:tcPr>
-          <w:p>
-            <w:r/>
-            <w:r>
-              <w:rPr>
-                <w:rFonts w:ascii="맑은 고딕" w:hAnsi="맑은 고딕" w:eastAsia="맑은 고딕"/>
-                <w:b/>
-                <w:sz w:val="16"/>
-              </w:rPr>
-              <w:t>상세 설명</w:t>
-            </w:r>
-          </w:p>
-        </w:tc>
-        <w:tc>
-          <w:tcPr>
-            <w:tcW w:type="dxa" w:w="907"/>
-          </w:tcPr>
-          <w:p>
-            <w:r/>
-            <w:r>
-              <w:rPr>
-                <w:rFonts w:ascii="맑은 고딕" w:hAnsi="맑은 고딕" w:eastAsia="맑은 고딕"/>
-                <w:b/>
-                <w:sz w:val="16"/>
-              </w:rPr>
-              <w:t>중요도</w:t>
-            </w:r>
-          </w:p>
-        </w:tc>
-      </w:tr>
-      <w:tr>
-        <w:tc>
-          <w:tcPr>
-            <w:tcW w:type="dxa" w:w="1134"/>
-          </w:tcPr>
-          <w:p>
-            <w:r/>
-            <w:r>
-              <w:rPr>
-                <w:rFonts w:ascii="맑은 고딕" w:hAnsi="맑은 고딕" w:eastAsia="맑은 고딕"/>
-                <w:sz w:val="16"/>
-              </w:rPr>
-              <w:t>REQ-1201</w:t>
-            </w:r>
-          </w:p>
-        </w:tc>
-        <w:tc>
-          <w:tcPr>
-            <w:tcW w:type="dxa" w:w="1928"/>
-          </w:tcPr>
-          <w:p>
-            <w:r/>
-            <w:r>
-              <w:rPr>
-                <w:rFonts w:ascii="맑은 고딕" w:hAnsi="맑은 고딕" w:eastAsia="맑은 고딕"/>
-                <w:sz w:val="16"/>
-              </w:rPr>
-              <w:t>LLM 런타임 추상화</w:t>
-            </w:r>
-          </w:p>
-        </w:tc>
-        <w:tc>
-          <w:tcPr>
-            <w:tcW w:type="dxa" w:w="5386"/>
-          </w:tcPr>
-          <w:p>
-            <w:r/>
-            <w:r>
-              <w:rPr>
-                <w:rFonts w:ascii="맑은 고딕" w:hAnsi="맑은 고딕" w:eastAsia="맑은 고딕"/>
-                <w:sz w:val="16"/>
-              </w:rPr>
-              <w:t>시스템은 특정 모델·추론 런타임에 종속되지 않는 인터페이스 뒤에 LLM을 은닉해야 한다. 온디바이스 로컬 모델을 기본 구현체로 한다.</w:t>
-            </w:r>
-          </w:p>
-        </w:tc>
-        <w:tc>
-          <w:tcPr>
-            <w:tcW w:type="dxa" w:w="907"/>
-          </w:tcPr>
-          <w:p>
-            <w:r/>
-            <w:r>
-              <w:rPr>
-                <w:rFonts w:ascii="맑은 고딕" w:hAnsi="맑은 고딕" w:eastAsia="맑은 고딕"/>
-                <w:sz w:val="16"/>
-              </w:rPr>
-              <w:t>High</w:t>
-            </w:r>
-          </w:p>
-        </w:tc>
-      </w:tr>
-      <w:tr>
-        <w:tc>
-          <w:tcPr>
-            <w:tcW w:type="dxa" w:w="1134"/>
-          </w:tcPr>
-          <w:p>
-            <w:r/>
-            <w:r>
-              <w:rPr>
-                <w:rFonts w:ascii="맑은 고딕" w:hAnsi="맑은 고딕" w:eastAsia="맑은 고딕"/>
-                <w:sz w:val="16"/>
-              </w:rPr>
-              <w:t>REQ-1202</w:t>
-            </w:r>
-          </w:p>
-        </w:tc>
-        <w:tc>
-          <w:tcPr>
-            <w:tcW w:type="dxa" w:w="1928"/>
-          </w:tcPr>
-          <w:p>
-            <w:r/>
-            <w:r>
-              <w:rPr>
-                <w:rFonts w:ascii="맑은 고딕" w:hAnsi="맑은 고딕" w:eastAsia="맑은 고딕"/>
-                <w:sz w:val="16"/>
-              </w:rPr>
-              <w:t>도구(tool) 노출 규약</w:t>
-            </w:r>
-          </w:p>
-        </w:tc>
-        <w:tc>
-          <w:tcPr>
-            <w:tcW w:type="dxa" w:w="5386"/>
-          </w:tcPr>
-          <w:p>
-            <w:r/>
-            <w:r>
-              <w:rPr>
-                <w:rFonts w:ascii="맑은 고딕" w:hAnsi="맑은 고딕" w:eastAsia="맑은 고딕"/>
-                <w:sz w:val="16"/>
-              </w:rPr>
-              <w:t>시스템은 LLM이 호출할 수 있는 조작(노드 추가, 데이터 질의, 뷰 전환 등)을 도구 형태로 선언·노출해야 하며, 도구 집합은 확장점(E7)으로 분야별 확장 가능해야 한다.</w:t>
-            </w:r>
-          </w:p>
-        </w:tc>
-        <w:tc>
-          <w:tcPr>
-            <w:tcW w:type="dxa" w:w="907"/>
-          </w:tcPr>
-          <w:p>
-            <w:r/>
-            <w:r>
-              <w:rPr>
-                <w:rFonts w:ascii="맑은 고딕" w:hAnsi="맑은 고딕" w:eastAsia="맑은 고딕"/>
-                <w:sz w:val="16"/>
-              </w:rPr>
-              <w:t>High</w:t>
-            </w:r>
-          </w:p>
-        </w:tc>
-      </w:tr>
-      <w:tr>
-        <w:tc>
-          <w:tcPr>
-            <w:tcW w:type="dxa" w:w="1134"/>
-          </w:tcPr>
-          <w:p>
-            <w:r/>
-            <w:r>
-              <w:rPr>
-                <w:rFonts w:ascii="맑은 고딕" w:hAnsi="맑은 고딕" w:eastAsia="맑은 고딕"/>
-                <w:sz w:val="16"/>
-              </w:rPr>
-              <w:t>REQ-1203</w:t>
-            </w:r>
-          </w:p>
-        </w:tc>
-        <w:tc>
-          <w:tcPr>
-            <w:tcW w:type="dxa" w:w="1928"/>
-          </w:tcPr>
-          <w:p>
-            <w:r/>
-            <w:r>
-              <w:rPr>
-                <w:rFonts w:ascii="맑은 고딕" w:hAnsi="맑은 고딕" w:eastAsia="맑은 고딕"/>
-                <w:sz w:val="16"/>
-              </w:rPr>
-              <w:t>태스크 분해 → 노드 생성</w:t>
-            </w:r>
-          </w:p>
-        </w:tc>
-        <w:tc>
-          <w:tcPr>
-            <w:tcW w:type="dxa" w:w="5386"/>
-          </w:tcPr>
-          <w:p>
-            <w:r/>
-            <w:r>
-              <w:rPr>
-                <w:rFonts w:ascii="맑은 고딕" w:hAnsi="맑은 고딕" w:eastAsia="맑은 고딕"/>
-                <w:sz w:val="16"/>
-              </w:rPr>
-              <w:t>시스템은 사용자의 자연어 지시를 서브태스크로 분해하고, 각 서브태스크를 F10 캔버스 위의 노드로 자동 생성해야 한다. 사용자는 생성된 노드를 더블클릭해 개별 결과를 확인할 수 있다.</w:t>
-            </w:r>
-          </w:p>
-        </w:tc>
-        <w:tc>
-          <w:tcPr>
-            <w:tcW w:type="dxa" w:w="907"/>
-          </w:tcPr>
-          <w:p>
-            <w:r/>
-            <w:r>
-              <w:rPr>
-                <w:rFonts w:ascii="맑은 고딕" w:hAnsi="맑은 고딕" w:eastAsia="맑은 고딕"/>
-                <w:sz w:val="16"/>
-              </w:rPr>
-              <w:t>High</w:t>
-            </w:r>
-          </w:p>
-        </w:tc>
-      </w:tr>
-      <w:tr>
-        <w:tc>
-          <w:tcPr>
-            <w:tcW w:type="dxa" w:w="1134"/>
-          </w:tcPr>
-          <w:p>
-            <w:r/>
-            <w:r>
-              <w:rPr>
-                <w:rFonts w:ascii="맑은 고딕" w:hAnsi="맑은 고딕" w:eastAsia="맑은 고딕"/>
-                <w:sz w:val="16"/>
-              </w:rPr>
-              <w:t>REQ-1204</w:t>
-            </w:r>
-          </w:p>
-        </w:tc>
-        <w:tc>
-          <w:tcPr>
-            <w:tcW w:type="dxa" w:w="1928"/>
-          </w:tcPr>
-          <w:p>
-            <w:r/>
-            <w:r>
-              <w:rPr>
-                <w:rFonts w:ascii="맑은 고딕" w:hAnsi="맑은 고딕" w:eastAsia="맑은 고딕"/>
-                <w:sz w:val="16"/>
-              </w:rPr>
-              <w:t>제안-검토-수락 절차</w:t>
-            </w:r>
-          </w:p>
-        </w:tc>
-        <w:tc>
-          <w:tcPr>
-            <w:tcW w:type="dxa" w:w="5386"/>
-          </w:tcPr>
-          <w:p>
-            <w:r/>
-            <w:r>
-              <w:rPr>
-                <w:rFonts w:ascii="맑은 고딕" w:hAnsi="맑은 고딕" w:eastAsia="맑은 고딕"/>
-                <w:sz w:val="16"/>
-              </w:rPr>
-              <w:t>시스템은 LLM이 생성한 구성을 제안 상태로 표시하고, 사용자가 검토·수정한 뒤 명시적으로 수락해야 반영되도록 해야 한다. LLM 출력이 검토 없이 운영 상태에 적용되어서는 안 된다.</w:t>
-            </w:r>
-          </w:p>
-        </w:tc>
-        <w:tc>
-          <w:tcPr>
-            <w:tcW w:type="dxa" w:w="907"/>
-          </w:tcPr>
-          <w:p>
-            <w:r/>
-            <w:r>
-              <w:rPr>
-                <w:rFonts w:ascii="맑은 고딕" w:hAnsi="맑은 고딕" w:eastAsia="맑은 고딕"/>
-                <w:sz w:val="16"/>
-              </w:rPr>
-              <w:t>High</w:t>
-            </w:r>
-          </w:p>
-        </w:tc>
-      </w:tr>
-      <w:tr>
-        <w:tc>
-          <w:tcPr>
-            <w:tcW w:type="dxa" w:w="1134"/>
-          </w:tcPr>
-          <w:p>
-            <w:r/>
-            <w:r>
-              <w:rPr>
-                <w:rFonts w:ascii="맑은 고딕" w:hAnsi="맑은 고딕" w:eastAsia="맑은 고딕"/>
-                <w:sz w:val="16"/>
-              </w:rPr>
-              <w:t>REQ-1205</w:t>
-            </w:r>
-          </w:p>
-        </w:tc>
-        <w:tc>
-          <w:tcPr>
-            <w:tcW w:type="dxa" w:w="1928"/>
-          </w:tcPr>
-          <w:p>
-            <w:r/>
-            <w:r>
-              <w:rPr>
-                <w:rFonts w:ascii="맑은 고딕" w:hAnsi="맑은 고딕" w:eastAsia="맑은 고딕"/>
-                <w:sz w:val="16"/>
-              </w:rPr>
-              <w:t>데이터 가공 계층</w:t>
-            </w:r>
-          </w:p>
-        </w:tc>
-        <w:tc>
-          <w:tcPr>
-            <w:tcW w:type="dxa" w:w="5386"/>
-          </w:tcPr>
-          <w:p>
-            <w:r/>
-            <w:r>
-              <w:rPr>
-                <w:rFonts w:ascii="맑은 고딕" w:hAnsi="맑은 고딕" w:eastAsia="맑은 고딕"/>
-                <w:sz w:val="16"/>
-              </w:rPr>
-              <w:t>시스템은 원본 데이터를 렌더러에 넘기기 전에 LLM으로 한 번 가공(요약·이상 설명·자연어 레이블링)하는 경로를 파이프라인 노드 형태로 제공해야 한다.</w:t>
-            </w:r>
-          </w:p>
-        </w:tc>
-        <w:tc>
-          <w:tcPr>
-            <w:tcW w:type="dxa" w:w="907"/>
-          </w:tcPr>
-          <w:p>
-            <w:r/>
-            <w:r>
-              <w:rPr>
-                <w:rFonts w:ascii="맑은 고딕" w:hAnsi="맑은 고딕" w:eastAsia="맑은 고딕"/>
-                <w:sz w:val="16"/>
-              </w:rPr>
-              <w:t>Medium</w:t>
-            </w:r>
-          </w:p>
-        </w:tc>
-      </w:tr>
-      <w:tr>
-        <w:tc>
-          <w:tcPr>
-            <w:tcW w:type="dxa" w:w="1134"/>
-          </w:tcPr>
-          <w:p>
-            <w:r/>
-            <w:r>
-              <w:rPr>
-                <w:rFonts w:ascii="맑은 고딕" w:hAnsi="맑은 고딕" w:eastAsia="맑은 고딕"/>
-                <w:sz w:val="16"/>
-              </w:rPr>
-              <w:t>REQ-1206</w:t>
-            </w:r>
-          </w:p>
-        </w:tc>
-        <w:tc>
-          <w:tcPr>
-            <w:tcW w:type="dxa" w:w="1928"/>
-          </w:tcPr>
-          <w:p>
-            <w:r/>
-            <w:r>
-              <w:rPr>
-                <w:rFonts w:ascii="맑은 고딕" w:hAnsi="맑은 고딕" w:eastAsia="맑은 고딕"/>
-                <w:sz w:val="16"/>
-              </w:rPr>
-              <w:t>LLM 미가용 시 성능 저하 허용</w:t>
-            </w:r>
-          </w:p>
-        </w:tc>
-        <w:tc>
-          <w:tcPr>
-            <w:tcW w:type="dxa" w:w="5386"/>
-          </w:tcPr>
-          <w:p>
-            <w:r/>
-            <w:r>
-              <w:rPr>
-                <w:rFonts w:ascii="맑은 고딕" w:hAnsi="맑은 고딕" w:eastAsia="맑은 고딕"/>
-                <w:sz w:val="16"/>
-              </w:rPr>
-              <w:t>시스템은 LLM이 연결되지 않았거나 응답하지 않을 때 관련 기능만 비활성화하고 나머지는 정상 동작해야 한다.</w:t>
-            </w:r>
-          </w:p>
-        </w:tc>
-        <w:tc>
-          <w:tcPr>
-            <w:tcW w:type="dxa" w:w="907"/>
-          </w:tcPr>
-          <w:p>
-            <w:r/>
-            <w:r>
-              <w:rPr>
-                <w:rFonts w:ascii="맑은 고딕" w:hAnsi="맑은 고딕" w:eastAsia="맑은 고딕"/>
-                <w:sz w:val="16"/>
-              </w:rPr>
-              <w:t>High</w:t>
-            </w:r>
-          </w:p>
-        </w:tc>
-      </w:tr>
-      <w:tr>
-        <w:tc>
-          <w:tcPr>
-            <w:tcW w:type="dxa" w:w="1134"/>
-          </w:tcPr>
-          <w:p>
-            <w:r/>
-            <w:r>
-              <w:rPr>
-                <w:rFonts w:ascii="맑은 고딕" w:hAnsi="맑은 고딕" w:eastAsia="맑은 고딕"/>
-                <w:sz w:val="16"/>
-              </w:rPr>
-              <w:t>REQ-1207</w:t>
-            </w:r>
-          </w:p>
-        </w:tc>
-        <w:tc>
-          <w:tcPr>
-            <w:tcW w:type="dxa" w:w="1928"/>
-          </w:tcPr>
-          <w:p>
-            <w:r/>
-            <w:r>
-              <w:rPr>
-                <w:rFonts w:ascii="맑은 고딕" w:hAnsi="맑은 고딕" w:eastAsia="맑은 고딕"/>
-                <w:sz w:val="16"/>
-              </w:rPr>
-              <w:t>LLM 관여 표시</w:t>
-            </w:r>
-          </w:p>
-        </w:tc>
-        <w:tc>
-          <w:tcPr>
-            <w:tcW w:type="dxa" w:w="5386"/>
-          </w:tcPr>
-          <w:p>
-            <w:r/>
-            <w:r>
-              <w:rPr>
-                <w:rFonts w:ascii="맑은 고딕" w:hAnsi="맑은 고딕" w:eastAsia="맑은 고딕"/>
-                <w:sz w:val="16"/>
-              </w:rPr>
-              <w:t>시스템은 화면상의 어떤 내용이 LLM에 의해 생성·가공된 것인지 사용자가 구별할 수 있게 표시해야 한다.</w:t>
-            </w:r>
-          </w:p>
-        </w:tc>
-        <w:tc>
-          <w:tcPr>
-            <w:tcW w:type="dxa" w:w="907"/>
-          </w:tcPr>
-          <w:p>
-            <w:r/>
-            <w:r>
-              <w:rPr>
-                <w:rFonts w:ascii="맑은 고딕" w:hAnsi="맑은 고딕" w:eastAsia="맑은 고딕"/>
-                <w:sz w:val="16"/>
-              </w:rPr>
-              <w:t>High</w:t>
-            </w:r>
-          </w:p>
-        </w:tc>
-      </w:tr>
-    </w:tbl>
-    <w:p>
-      <w:pPr>
-        <w:spacing w:after="80"/>
-      </w:pPr>
-    </w:p>
-    <w:p>
-      <w:pPr>
-        <w:spacing w:before="200"/>
-      </w:pPr>
-      <w:r>
-        <w:rPr>
-          <w:b/>
-          <w:sz w:val="22"/>
-        </w:rPr>
-        <w:t>1.13 F13. 음성 인터페이스</w:t>
-      </w:r>
-    </w:p>
-    <w:tbl>
-      <w:tblPr>
-        <w:tblStyle w:val="TableGrid"/>
-        <w:tblW w:type="auto" w:w="0"/>
-        <w:tblLayout w:type="fixed"/>
-        <w:tblLook w:firstColumn="1" w:firstRow="1" w:lastColumn="0" w:lastRow="0" w:noHBand="0" w:noVBand="1" w:val="04A0"/>
-      </w:tblPr>
-      <w:tblGrid>
-        <w:gridCol w:w="2160"/>
-        <w:gridCol w:w="2160"/>
-        <w:gridCol w:w="2160"/>
-        <w:gridCol w:w="2160"/>
-      </w:tblGrid>
-      <w:tr>
-        <w:tc>
-          <w:tcPr>
-            <w:tcW w:type="dxa" w:w="1134"/>
-          </w:tcPr>
-          <w:p>
-            <w:r/>
-            <w:r>
-              <w:rPr>
-                <w:rFonts w:ascii="맑은 고딕" w:hAnsi="맑은 고딕" w:eastAsia="맑은 고딕"/>
-                <w:b/>
-                <w:sz w:val="16"/>
-              </w:rPr>
-              <w:t>요구사항 ID</w:t>
-            </w:r>
-          </w:p>
-        </w:tc>
-        <w:tc>
-          <w:tcPr>
-            <w:tcW w:type="dxa" w:w="1928"/>
-          </w:tcPr>
-          <w:p>
-            <w:r/>
-            <w:r>
-              <w:rPr>
-                <w:rFonts w:ascii="맑은 고딕" w:hAnsi="맑은 고딕" w:eastAsia="맑은 고딕"/>
-                <w:b/>
-                <w:sz w:val="16"/>
-              </w:rPr>
-              <w:t>요구사항 명</w:t>
-            </w:r>
-          </w:p>
-        </w:tc>
-        <w:tc>
-          <w:tcPr>
-            <w:tcW w:type="dxa" w:w="5386"/>
-          </w:tcPr>
-          <w:p>
-            <w:r/>
-            <w:r>
-              <w:rPr>
-                <w:rFonts w:ascii="맑은 고딕" w:hAnsi="맑은 고딕" w:eastAsia="맑은 고딕"/>
-                <w:b/>
-                <w:sz w:val="16"/>
-              </w:rPr>
-              <w:t>상세 설명</w:t>
-            </w:r>
-          </w:p>
-        </w:tc>
-        <w:tc>
-          <w:tcPr>
-            <w:tcW w:type="dxa" w:w="907"/>
-          </w:tcPr>
-          <w:p>
-            <w:r/>
-            <w:r>
-              <w:rPr>
-                <w:rFonts w:ascii="맑은 고딕" w:hAnsi="맑은 고딕" w:eastAsia="맑은 고딕"/>
-                <w:b/>
-                <w:sz w:val="16"/>
-              </w:rPr>
-              <w:t>중요도</w:t>
-            </w:r>
-          </w:p>
-        </w:tc>
-      </w:tr>
-      <w:tr>
-        <w:tc>
-          <w:tcPr>
-            <w:tcW w:type="dxa" w:w="1134"/>
-          </w:tcPr>
-          <w:p>
-            <w:r/>
-            <w:r>
-              <w:rPr>
-                <w:rFonts w:ascii="맑은 고딕" w:hAnsi="맑은 고딕" w:eastAsia="맑은 고딕"/>
-                <w:sz w:val="16"/>
-              </w:rPr>
-              <w:t>REQ-1301</w:t>
-            </w:r>
-          </w:p>
-        </w:tc>
-        <w:tc>
-          <w:tcPr>
-            <w:tcW w:type="dxa" w:w="1928"/>
-          </w:tcPr>
-          <w:p>
-            <w:r/>
-            <w:r>
-              <w:rPr>
-                <w:rFonts w:ascii="맑은 고딕" w:hAnsi="맑은 고딕" w:eastAsia="맑은 고딕"/>
-                <w:sz w:val="16"/>
-              </w:rPr>
-              <w:t>STT 입력 → 액션 트리거</w:t>
-            </w:r>
-          </w:p>
-        </w:tc>
-        <w:tc>
-          <w:tcPr>
-            <w:tcW w:type="dxa" w:w="5386"/>
-          </w:tcPr>
-          <w:p>
-            <w:r/>
-            <w:r>
-              <w:rPr>
-                <w:rFonts w:ascii="맑은 고딕" w:hAnsi="맑은 고딕" w:eastAsia="맑은 고딕"/>
-                <w:sz w:val="16"/>
-              </w:rPr>
-              <w:t>시스템은 음성을 텍스트로 변환해 기존 클릭 이벤트와 동일한 액션 트리거로 처리해야 한다. 음성은 추가 입력 수단이며 기존 조작을 대체 강제하지 않는다.</w:t>
-            </w:r>
-          </w:p>
-        </w:tc>
-        <w:tc>
-          <w:tcPr>
-            <w:tcW w:type="dxa" w:w="907"/>
-          </w:tcPr>
-          <w:p>
-            <w:r/>
-            <w:r>
-              <w:rPr>
-                <w:rFonts w:ascii="맑은 고딕" w:hAnsi="맑은 고딕" w:eastAsia="맑은 고딕"/>
-                <w:sz w:val="16"/>
-              </w:rPr>
-              <w:t>High</w:t>
-            </w:r>
-          </w:p>
-        </w:tc>
-      </w:tr>
-      <w:tr>
-        <w:tc>
-          <w:tcPr>
-            <w:tcW w:type="dxa" w:w="1134"/>
-          </w:tcPr>
-          <w:p>
-            <w:r/>
-            <w:r>
-              <w:rPr>
-                <w:rFonts w:ascii="맑은 고딕" w:hAnsi="맑은 고딕" w:eastAsia="맑은 고딕"/>
-                <w:sz w:val="16"/>
-              </w:rPr>
-              <w:t>REQ-1302</w:t>
-            </w:r>
-          </w:p>
-        </w:tc>
-        <w:tc>
-          <w:tcPr>
-            <w:tcW w:type="dxa" w:w="1928"/>
-          </w:tcPr>
-          <w:p>
-            <w:r/>
-            <w:r>
-              <w:rPr>
-                <w:rFonts w:ascii="맑은 고딕" w:hAnsi="맑은 고딕" w:eastAsia="맑은 고딕"/>
-                <w:sz w:val="16"/>
-              </w:rPr>
-              <w:t>STT 엔진 추상화</w:t>
-            </w:r>
-          </w:p>
-        </w:tc>
-        <w:tc>
-          <w:tcPr>
-            <w:tcW w:type="dxa" w:w="5386"/>
-          </w:tcPr>
-          <w:p>
-            <w:r/>
-            <w:r>
-              <w:rPr>
-                <w:rFonts w:ascii="맑은 고딕" w:hAnsi="맑은 고딕" w:eastAsia="맑은 고딕"/>
-                <w:sz w:val="16"/>
-              </w:rPr>
-              <w:t>시스템은 특정 STT 엔진에 종속되지 않는 인터페이스를 제공해야 한다.</w:t>
-            </w:r>
-          </w:p>
-        </w:tc>
-        <w:tc>
-          <w:tcPr>
-            <w:tcW w:type="dxa" w:w="907"/>
-          </w:tcPr>
-          <w:p>
-            <w:r/>
-            <w:r>
-              <w:rPr>
-                <w:rFonts w:ascii="맑은 고딕" w:hAnsi="맑은 고딕" w:eastAsia="맑은 고딕"/>
-                <w:sz w:val="16"/>
-              </w:rPr>
-              <w:t>Medium</w:t>
-            </w:r>
-          </w:p>
-        </w:tc>
-      </w:tr>
-      <w:tr>
-        <w:tc>
-          <w:tcPr>
-            <w:tcW w:type="dxa" w:w="1134"/>
-          </w:tcPr>
-          <w:p>
-            <w:r/>
-            <w:r>
-              <w:rPr>
-                <w:rFonts w:ascii="맑은 고딕" w:hAnsi="맑은 고딕" w:eastAsia="맑은 고딕"/>
-                <w:sz w:val="16"/>
-              </w:rPr>
-              <w:t>REQ-1303</w:t>
-            </w:r>
-          </w:p>
-        </w:tc>
-        <w:tc>
-          <w:tcPr>
-            <w:tcW w:type="dxa" w:w="1928"/>
-          </w:tcPr>
-          <w:p>
-            <w:r/>
-            <w:r>
-              <w:rPr>
-                <w:rFonts w:ascii="맑은 고딕" w:hAnsi="맑은 고딕" w:eastAsia="맑은 고딕"/>
-                <w:sz w:val="16"/>
-              </w:rPr>
-              <w:t>인식 결과 확인</w:t>
-            </w:r>
-          </w:p>
-        </w:tc>
-        <w:tc>
-          <w:tcPr>
-            <w:tcW w:type="dxa" w:w="5386"/>
-          </w:tcPr>
-          <w:p>
-            <w:r/>
-            <w:r>
-              <w:rPr>
-                <w:rFonts w:ascii="맑은 고딕" w:hAnsi="맑은 고딕" w:eastAsia="맑은 고딕"/>
-                <w:sz w:val="16"/>
-              </w:rPr>
-              <w:t>시스템은 인식된 발화를 사용자에게 표시하고, 액션 실행 전 확인 기회를 제공해야 한다. 특히 F9 제어 액션은 음성만으로 즉시 실행되어서는 안 된다.</w:t>
-            </w:r>
-          </w:p>
-        </w:tc>
-        <w:tc>
-          <w:tcPr>
-            <w:tcW w:type="dxa" w:w="907"/>
-          </w:tcPr>
-          <w:p>
-            <w:r/>
-            <w:r>
-              <w:rPr>
-                <w:rFonts w:ascii="맑은 고딕" w:hAnsi="맑은 고딕" w:eastAsia="맑은 고딕"/>
-                <w:sz w:val="16"/>
-              </w:rPr>
-              <w:t>High</w:t>
-            </w:r>
-          </w:p>
-        </w:tc>
-      </w:tr>
-      <w:tr>
-        <w:tc>
-          <w:tcPr>
-            <w:tcW w:type="dxa" w:w="1134"/>
-          </w:tcPr>
-          <w:p>
-            <w:r/>
-            <w:r>
-              <w:rPr>
-                <w:rFonts w:ascii="맑은 고딕" w:hAnsi="맑은 고딕" w:eastAsia="맑은 고딕"/>
-                <w:sz w:val="16"/>
-              </w:rPr>
-              <w:t>REQ-1304</w:t>
-            </w:r>
-          </w:p>
-        </w:tc>
-        <w:tc>
-          <w:tcPr>
-            <w:tcW w:type="dxa" w:w="1928"/>
-          </w:tcPr>
-          <w:p>
-            <w:r/>
-            <w:r>
-              <w:rPr>
-                <w:rFonts w:ascii="맑은 고딕" w:hAnsi="맑은 고딕" w:eastAsia="맑은 고딕"/>
-                <w:sz w:val="16"/>
-              </w:rPr>
-              <w:t>명령 어휘 확장</w:t>
-            </w:r>
-          </w:p>
-        </w:tc>
-        <w:tc>
-          <w:tcPr>
-            <w:tcW w:type="dxa" w:w="5386"/>
-          </w:tcPr>
-          <w:p>
-            <w:r/>
-            <w:r>
-              <w:rPr>
-                <w:rFonts w:ascii="맑은 고딕" w:hAnsi="맑은 고딕" w:eastAsia="맑은 고딕"/>
-                <w:sz w:val="16"/>
-              </w:rPr>
-              <w:t>개발자는 분야별 발화 표현과 액션의 매핑(확장점 E8)을 등록할 수 있어야 한다.</w:t>
-            </w:r>
-          </w:p>
-        </w:tc>
-        <w:tc>
-          <w:tcPr>
-            <w:tcW w:type="dxa" w:w="907"/>
-          </w:tcPr>
-          <w:p>
-            <w:r/>
-            <w:r>
-              <w:rPr>
-                <w:rFonts w:ascii="맑은 고딕" w:hAnsi="맑은 고딕" w:eastAsia="맑은 고딕"/>
-                <w:sz w:val="16"/>
-              </w:rPr>
-              <w:t>Medium</w:t>
-            </w:r>
-          </w:p>
-        </w:tc>
-      </w:tr>
-      <w:tr>
-        <w:tc>
-          <w:tcPr>
-            <w:tcW w:type="dxa" w:w="1134"/>
-          </w:tcPr>
-          <w:p>
-            <w:r/>
-            <w:r>
-              <w:rPr>
-                <w:rFonts w:ascii="맑은 고딕" w:hAnsi="맑은 고딕" w:eastAsia="맑은 고딕"/>
-                <w:sz w:val="16"/>
-              </w:rPr>
-              <w:t>REQ-1305</w:t>
-            </w:r>
-          </w:p>
-        </w:tc>
-        <w:tc>
-          <w:tcPr>
-            <w:tcW w:type="dxa" w:w="1928"/>
-          </w:tcPr>
-          <w:p>
-            <w:r/>
-            <w:r>
-              <w:rPr>
-                <w:rFonts w:ascii="맑은 고딕" w:hAnsi="맑은 고딕" w:eastAsia="맑은 고딕"/>
-                <w:sz w:val="16"/>
-              </w:rPr>
-              <w:t>발화 원문 감사 기록</w:t>
-            </w:r>
-          </w:p>
-        </w:tc>
-        <w:tc>
-          <w:tcPr>
-            <w:tcW w:type="dxa" w:w="5386"/>
-          </w:tcPr>
-          <w:p>
-            <w:r/>
-            <w:r>
-              <w:rPr>
-                <w:rFonts w:ascii="맑은 고딕" w:hAnsi="맑은 고딕" w:eastAsia="맑은 고딕"/>
-                <w:sz w:val="16"/>
-              </w:rPr>
-              <w:t>시스템은 음성으로 발행된 액션에 대해 인식된 발화 원문을 감사 로그에 함께 기록해야 한다. (REQ-907/908 연계)</w:t>
-            </w:r>
-          </w:p>
-        </w:tc>
-        <w:tc>
-          <w:tcPr>
-            <w:tcW w:type="dxa" w:w="907"/>
-          </w:tcPr>
-          <w:p>
-            <w:r/>
-            <w:r>
-              <w:rPr>
-                <w:rFonts w:ascii="맑은 고딕" w:hAnsi="맑은 고딕" w:eastAsia="맑은 고딕"/>
-                <w:sz w:val="16"/>
-              </w:rPr>
-              <w:t>High</w:t>
-            </w:r>
-          </w:p>
-        </w:tc>
-      </w:tr>
-    </w:tbl>
-    <w:p>
-      <w:pPr>
-        <w:spacing w:after="80"/>
-      </w:pPr>
-    </w:p>
-    <w:p>
-      <w:pPr>
-        <w:spacing w:before="200"/>
-      </w:pPr>
-      <w:r>
-        <w:rPr>
-          <w:b/>
-          <w:sz w:val="22"/>
-        </w:rPr>
-        <w:t>1.14 비기능 요구사항</w:t>
-      </w:r>
-    </w:p>
-    <w:tbl>
-      <w:tblPr>
-        <w:tblStyle w:val="TableGrid"/>
-        <w:tblW w:type="auto" w:w="0"/>
-        <w:tblLayout w:type="fixed"/>
-        <w:tblLook w:firstColumn="1" w:firstRow="1" w:lastColumn="0" w:lastRow="0" w:noHBand="0" w:noVBand="1" w:val="04A0"/>
-      </w:tblPr>
-      <w:tblGrid>
-        <w:gridCol w:w="1728"/>
-        <w:gridCol w:w="1728"/>
-        <w:gridCol w:w="1728"/>
-        <w:gridCol w:w="1728"/>
-        <w:gridCol w:w="1728"/>
-      </w:tblGrid>
-      <w:tr>
-        <w:tc>
-          <w:tcPr>
-            <w:tcW w:type="dxa" w:w="1020"/>
-          </w:tcPr>
-          <w:p>
-            <w:r/>
-            <w:r>
-              <w:rPr>
-                <w:rFonts w:ascii="맑은 고딕" w:hAnsi="맑은 고딕" w:eastAsia="맑은 고딕"/>
-                <w:b/>
-                <w:sz w:val="16"/>
-              </w:rPr>
-              <w:t>ID</w:t>
-            </w:r>
-          </w:p>
-        </w:tc>
-        <w:tc>
-          <w:tcPr>
-            <w:tcW w:type="dxa" w:w="850"/>
-          </w:tcPr>
-          <w:p>
-            <w:r/>
-            <w:r>
-              <w:rPr>
-                <w:rFonts w:ascii="맑은 고딕" w:hAnsi="맑은 고딕" w:eastAsia="맑은 고딕"/>
-                <w:b/>
-                <w:sz w:val="16"/>
-              </w:rPr>
-              <w:t>구분</w:t>
-            </w:r>
-          </w:p>
-        </w:tc>
-        <w:tc>
-          <w:tcPr>
-            <w:tcW w:type="dxa" w:w="1587"/>
-          </w:tcPr>
-          <w:p>
-            <w:r/>
-            <w:r>
-              <w:rPr>
-                <w:rFonts w:ascii="맑은 고딕" w:hAnsi="맑은 고딕" w:eastAsia="맑은 고딕"/>
-                <w:b/>
-                <w:sz w:val="16"/>
-              </w:rPr>
-              <w:t>요구사항 명</w:t>
-            </w:r>
-          </w:p>
-        </w:tc>
-        <w:tc>
-          <w:tcPr>
-            <w:tcW w:type="dxa" w:w="4989"/>
-          </w:tcPr>
-          <w:p>
-            <w:r/>
-            <w:r>
-              <w:rPr>
-                <w:rFonts w:ascii="맑은 고딕" w:hAnsi="맑은 고딕" w:eastAsia="맑은 고딕"/>
-                <w:b/>
-                <w:sz w:val="16"/>
-              </w:rPr>
-              <w:t>상세 설명</w:t>
-            </w:r>
-          </w:p>
-        </w:tc>
-        <w:tc>
-          <w:tcPr>
-            <w:tcW w:type="dxa" w:w="907"/>
-          </w:tcPr>
-          <w:p>
-            <w:r/>
-            <w:r>
-              <w:rPr>
-                <w:rFonts w:ascii="맑은 고딕" w:hAnsi="맑은 고딕" w:eastAsia="맑은 고딕"/>
-                <w:b/>
-                <w:sz w:val="16"/>
-              </w:rPr>
-              <w:t>중요도</w:t>
-            </w:r>
-          </w:p>
-        </w:tc>
-      </w:tr>
-      <w:tr>
-        <w:tc>
-          <w:tcPr>
-            <w:tcW w:type="dxa" w:w="1020"/>
-          </w:tcPr>
-          <w:p>
-            <w:r/>
-            <w:r>
-              <w:rPr>
-                <w:rFonts w:ascii="맑은 고딕" w:hAnsi="맑은 고딕" w:eastAsia="맑은 고딕"/>
-                <w:sz w:val="16"/>
-              </w:rPr>
-              <w:t>NFR-001</w:t>
-            </w:r>
-          </w:p>
-        </w:tc>
-        <w:tc>
-          <w:tcPr>
-            <w:tcW w:type="dxa" w:w="850"/>
-          </w:tcPr>
-          <w:p>
-            <w:r/>
-            <w:r>
-              <w:rPr>
-                <w:rFonts w:ascii="맑은 고딕" w:hAnsi="맑은 고딕" w:eastAsia="맑은 고딕"/>
-                <w:sz w:val="16"/>
-              </w:rPr>
-              <w:t>보안</w:t>
-            </w:r>
-          </w:p>
-        </w:tc>
-        <w:tc>
-          <w:tcPr>
-            <w:tcW w:type="dxa" w:w="1587"/>
-          </w:tcPr>
-          <w:p>
-            <w:r/>
-            <w:r>
-              <w:rPr>
-                <w:rFonts w:ascii="맑은 고딕" w:hAnsi="맑은 고딕" w:eastAsia="맑은 고딕"/>
-                <w:sz w:val="16"/>
-              </w:rPr>
-              <w:t>제어 액션 권한 관리</w:t>
-            </w:r>
-          </w:p>
-        </w:tc>
-        <w:tc>
-          <w:tcPr>
-            <w:tcW w:type="dxa" w:w="4989"/>
-          </w:tcPr>
-          <w:p>
-            <w:r/>
-            <w:r>
-              <w:rPr>
-                <w:rFonts w:ascii="맑은 고딕" w:hAnsi="맑은 고딕" w:eastAsia="맑은 고딕"/>
-                <w:sz w:val="16"/>
-              </w:rPr>
-              <w:t>시스템은 F9 제어 액션 발행 권한을 역할 기반(RBAC)으로 관리해야 하며, 권한 없는 사용자의 명령 발행 시도는 차단하고 오류를 표시해야 한다.</w:t>
-            </w:r>
-          </w:p>
-        </w:tc>
-        <w:tc>
-          <w:tcPr>
-            <w:tcW w:type="dxa" w:w="907"/>
-          </w:tcPr>
-          <w:p>
-            <w:r/>
-            <w:r>
-              <w:rPr>
-                <w:rFonts w:ascii="맑은 고딕" w:hAnsi="맑은 고딕" w:eastAsia="맑은 고딕"/>
-                <w:sz w:val="16"/>
-              </w:rPr>
-              <w:t>High</w:t>
-            </w:r>
-          </w:p>
-        </w:tc>
-      </w:tr>
-      <w:tr>
-        <w:tc>
-          <w:tcPr>
-            <w:tcW w:type="dxa" w:w="1020"/>
-          </w:tcPr>
-          <w:p>
-            <w:r/>
-            <w:r>
-              <w:rPr>
-                <w:rFonts w:ascii="맑은 고딕" w:hAnsi="맑은 고딕" w:eastAsia="맑은 고딕"/>
-                <w:sz w:val="16"/>
-              </w:rPr>
-              <w:t>NFR-002</w:t>
-            </w:r>
-          </w:p>
-        </w:tc>
-        <w:tc>
-          <w:tcPr>
-            <w:tcW w:type="dxa" w:w="850"/>
-          </w:tcPr>
-          <w:p>
-            <w:r/>
-            <w:r>
-              <w:rPr>
-                <w:rFonts w:ascii="맑은 고딕" w:hAnsi="맑은 고딕" w:eastAsia="맑은 고딕"/>
-                <w:sz w:val="16"/>
-              </w:rPr>
-              <w:t>보안</w:t>
-            </w:r>
-          </w:p>
-        </w:tc>
-        <w:tc>
-          <w:tcPr>
-            <w:tcW w:type="dxa" w:w="1587"/>
-          </w:tcPr>
-          <w:p>
-            <w:r/>
-            <w:r>
-              <w:rPr>
-                <w:rFonts w:ascii="맑은 고딕" w:hAnsi="맑은 고딕" w:eastAsia="맑은 고딕"/>
-                <w:sz w:val="16"/>
-              </w:rPr>
-              <w:t>제어 명령 감사 로그</w:t>
-            </w:r>
-          </w:p>
-        </w:tc>
-        <w:tc>
-          <w:tcPr>
-            <w:tcW w:type="dxa" w:w="4989"/>
-          </w:tcPr>
-          <w:p>
-            <w:r/>
-            <w:r>
-              <w:rPr>
-                <w:rFonts w:ascii="맑은 고딕" w:hAnsi="맑은 고딕" w:eastAsia="맑은 고딕"/>
-                <w:sz w:val="16"/>
-              </w:rPr>
-              <w:t>시스템은 모든 제어 명령의 발행자, 발행 시각, 대상, 파라미터, 발행 경로, 결과를 감사 로그로 기록해야 하며, 로그는 사후 조회 가능해야 한다.</w:t>
-            </w:r>
-          </w:p>
-        </w:tc>
-        <w:tc>
-          <w:tcPr>
-            <w:tcW w:type="dxa" w:w="907"/>
-          </w:tcPr>
-          <w:p>
-            <w:r/>
-            <w:r>
-              <w:rPr>
-                <w:rFonts w:ascii="맑은 고딕" w:hAnsi="맑은 고딕" w:eastAsia="맑은 고딕"/>
-                <w:sz w:val="16"/>
-              </w:rPr>
-              <w:t>High</w:t>
-            </w:r>
-          </w:p>
-        </w:tc>
-      </w:tr>
-      <w:tr>
-        <w:tc>
-          <w:tcPr>
-            <w:tcW w:type="dxa" w:w="1020"/>
-          </w:tcPr>
-          <w:p>
-            <w:r/>
-            <w:r>
-              <w:rPr>
-                <w:rFonts w:ascii="맑은 고딕" w:hAnsi="맑은 고딕" w:eastAsia="맑은 고딕"/>
-                <w:sz w:val="16"/>
-              </w:rPr>
-              <w:t>NFR-003</w:t>
-            </w:r>
-          </w:p>
-        </w:tc>
-        <w:tc>
-          <w:tcPr>
-            <w:tcW w:type="dxa" w:w="850"/>
-          </w:tcPr>
-          <w:p>
-            <w:r/>
-            <w:r>
-              <w:rPr>
-                <w:rFonts w:ascii="맑은 고딕" w:hAnsi="맑은 고딕" w:eastAsia="맑은 고딕"/>
-                <w:sz w:val="16"/>
-              </w:rPr>
-              <w:t>보안</w:t>
-            </w:r>
-          </w:p>
-        </w:tc>
-        <w:tc>
-          <w:tcPr>
-            <w:tcW w:type="dxa" w:w="1587"/>
-          </w:tcPr>
-          <w:p>
-            <w:r/>
-            <w:r>
-              <w:rPr>
-                <w:rFonts w:ascii="맑은 고딕" w:hAnsi="맑은 고딕" w:eastAsia="맑은 고딕"/>
-                <w:sz w:val="16"/>
-              </w:rPr>
-              <w:t>명령 발행 전 검증</w:t>
-            </w:r>
-          </w:p>
-        </w:tc>
-        <w:tc>
-          <w:tcPr>
-            <w:tcW w:type="dxa" w:w="4989"/>
-          </w:tcPr>
-          <w:p>
-            <w:r/>
-            <w:r>
-              <w:rPr>
-                <w:rFonts w:ascii="맑은 고딕" w:hAnsi="맑은 고딕" w:eastAsia="맑은 고딕"/>
-                <w:sz w:val="16"/>
-              </w:rPr>
-              <w:t>시스템은 제어 명령을 발행하기 전 파라미터가 선언된 허용 범위 내에 있는지 클라이언트 단에서 1차 검증해야 한다. (최종 검증은 백엔드 책임, REQ-906 참조)</w:t>
-            </w:r>
-          </w:p>
-        </w:tc>
-        <w:tc>
-          <w:tcPr>
-            <w:tcW w:type="dxa" w:w="907"/>
-          </w:tcPr>
-          <w:p>
-            <w:r/>
-            <w:r>
-              <w:rPr>
-                <w:rFonts w:ascii="맑은 고딕" w:hAnsi="맑은 고딕" w:eastAsia="맑은 고딕"/>
-                <w:sz w:val="16"/>
-              </w:rPr>
-              <w:t>High</w:t>
-            </w:r>
-          </w:p>
-        </w:tc>
-      </w:tr>
-      <w:tr>
-        <w:tc>
-          <w:tcPr>
-            <w:tcW w:type="dxa" w:w="1020"/>
-          </w:tcPr>
-          <w:p>
-            <w:r/>
-            <w:r>
-              <w:rPr>
-                <w:rFonts w:ascii="맑은 고딕" w:hAnsi="맑은 고딕" w:eastAsia="맑은 고딕"/>
-                <w:sz w:val="16"/>
-              </w:rPr>
-              <w:t>NFR-004</w:t>
-            </w:r>
-          </w:p>
-        </w:tc>
-        <w:tc>
-          <w:tcPr>
-            <w:tcW w:type="dxa" w:w="850"/>
-          </w:tcPr>
-          <w:p>
-            <w:r/>
-            <w:r>
-              <w:rPr>
-                <w:rFonts w:ascii="맑은 고딕" w:hAnsi="맑은 고딕" w:eastAsia="맑은 고딕"/>
-                <w:sz w:val="16"/>
-              </w:rPr>
-              <w:t>성능</w:t>
-            </w:r>
-          </w:p>
-        </w:tc>
-        <w:tc>
-          <w:tcPr>
-            <w:tcW w:type="dxa" w:w="1587"/>
-          </w:tcPr>
-          <w:p>
-            <w:r/>
-            <w:r>
-              <w:rPr>
-                <w:rFonts w:ascii="맑은 고딕" w:hAnsi="맑은 고딕" w:eastAsia="맑은 고딕"/>
-                <w:sz w:val="16"/>
-              </w:rPr>
-              <w:t>대시보드 반영 지연 시간</w:t>
-            </w:r>
-          </w:p>
-        </w:tc>
-        <w:tc>
-          <w:tcPr>
-            <w:tcW w:type="dxa" w:w="4989"/>
-          </w:tcPr>
-          <w:p>
-            <w:r/>
-            <w:r>
-              <w:rPr>
-                <w:rFonts w:ascii="맑은 고딕" w:hAnsi="맑은 고딕" w:eastAsia="맑은 고딕"/>
-                <w:sz w:val="16"/>
-              </w:rPr>
-              <w:t>시스템은 라이프사이클 이벤트 수신 후 정해진 목표 시간 이내에 가시화 컴포넌트 생성·삭제를 완료해야 한다. (목표 수치는 분야별 문서에서 정의)</w:t>
-            </w:r>
-          </w:p>
-        </w:tc>
-        <w:tc>
-          <w:tcPr>
-            <w:tcW w:type="dxa" w:w="907"/>
-          </w:tcPr>
-          <w:p>
-            <w:r/>
-            <w:r>
-              <w:rPr>
-                <w:rFonts w:ascii="맑은 고딕" w:hAnsi="맑은 고딕" w:eastAsia="맑은 고딕"/>
-                <w:sz w:val="16"/>
-              </w:rPr>
-              <w:t>Medium</w:t>
-            </w:r>
-          </w:p>
-        </w:tc>
-      </w:tr>
-      <w:tr>
-        <w:tc>
-          <w:tcPr>
-            <w:tcW w:type="dxa" w:w="1020"/>
-          </w:tcPr>
-          <w:p>
-            <w:r/>
-            <w:r>
-              <w:rPr>
-                <w:rFonts w:ascii="맑은 고딕" w:hAnsi="맑은 고딕" w:eastAsia="맑은 고딕"/>
-                <w:sz w:val="16"/>
-              </w:rPr>
-              <w:t>NFR-005</w:t>
-            </w:r>
-          </w:p>
-        </w:tc>
-        <w:tc>
-          <w:tcPr>
-            <w:tcW w:type="dxa" w:w="850"/>
-          </w:tcPr>
-          <w:p>
-            <w:r/>
-            <w:r>
-              <w:rPr>
-                <w:rFonts w:ascii="맑은 고딕" w:hAnsi="맑은 고딕" w:eastAsia="맑은 고딕"/>
-                <w:sz w:val="16"/>
-              </w:rPr>
-              <w:t>호환성</w:t>
-            </w:r>
-          </w:p>
-        </w:tc>
-        <w:tc>
-          <w:tcPr>
-            <w:tcW w:type="dxa" w:w="1587"/>
-          </w:tcPr>
-          <w:p>
-            <w:r/>
-            <w:r>
-              <w:rPr>
-                <w:rFonts w:ascii="맑은 고딕" w:hAnsi="맑은 고딕" w:eastAsia="맑은 고딕"/>
-                <w:sz w:val="16"/>
-              </w:rPr>
-              <w:t>관측 스택 비종속성</w:t>
-            </w:r>
-          </w:p>
-        </w:tc>
-        <w:tc>
-          <w:tcPr>
-            <w:tcW w:type="dxa" w:w="4989"/>
-          </w:tcPr>
-          <w:p>
-            <w:r/>
-            <w:r>
-              <w:rPr>
-                <w:rFonts w:ascii="맑은 고딕" w:hAnsi="맑은 고딕" w:eastAsia="맑은 고딕"/>
-                <w:sz w:val="16"/>
-              </w:rPr>
-              <w:t>시스템은 특정 관측 스택(OTel / Prometheus / Grafana) 구현체를 DataSource 인터페이스(F7) 뒤로 은닉해, 구현체 교체 시 상위 계층 코드 변경 없이 동작해야 한다.</w:t>
-            </w:r>
-          </w:p>
-        </w:tc>
-        <w:tc>
-          <w:tcPr>
-            <w:tcW w:type="dxa" w:w="907"/>
-          </w:tcPr>
-          <w:p>
-            <w:r/>
-            <w:r>
-              <w:rPr>
-                <w:rFonts w:ascii="맑은 고딕" w:hAnsi="맑은 고딕" w:eastAsia="맑은 고딕"/>
-                <w:sz w:val="16"/>
-              </w:rPr>
-              <w:t>High</w:t>
-            </w:r>
-          </w:p>
-        </w:tc>
-      </w:tr>
-      <w:tr>
-        <w:tc>
-          <w:tcPr>
-            <w:tcW w:type="dxa" w:w="1020"/>
-          </w:tcPr>
-          <w:p>
-            <w:r/>
-            <w:r>
-              <w:rPr>
-                <w:rFonts w:ascii="맑은 고딕" w:hAnsi="맑은 고딕" w:eastAsia="맑은 고딕"/>
-                <w:sz w:val="16"/>
-              </w:rPr>
-              <w:t>NFR-006</w:t>
-            </w:r>
-          </w:p>
-        </w:tc>
-        <w:tc>
-          <w:tcPr>
-            <w:tcW w:type="dxa" w:w="850"/>
-          </w:tcPr>
-          <w:p>
-            <w:r/>
-            <w:r>
-              <w:rPr>
-                <w:rFonts w:ascii="맑은 고딕" w:hAnsi="맑은 고딕" w:eastAsia="맑은 고딕"/>
-                <w:sz w:val="16"/>
-              </w:rPr>
-              <w:t>확장성</w:t>
-            </w:r>
-          </w:p>
-        </w:tc>
-        <w:tc>
-          <w:tcPr>
-            <w:tcW w:type="dxa" w:w="1587"/>
-          </w:tcPr>
-          <w:p>
-            <w:r/>
-            <w:r>
-              <w:rPr>
-                <w:rFonts w:ascii="맑은 고딕" w:hAnsi="맑은 고딕" w:eastAsia="맑은 고딕"/>
-                <w:sz w:val="16"/>
-              </w:rPr>
-              <w:t>코어 무변경 확장</w:t>
-            </w:r>
-          </w:p>
-        </w:tc>
-        <w:tc>
-          <w:tcPr>
-            <w:tcW w:type="dxa" w:w="4989"/>
-          </w:tcPr>
-          <w:p>
-            <w:r/>
-            <w:r>
-              <w:rPr>
-                <w:rFonts w:ascii="맑은 고딕" w:hAnsi="맑은 고딕" w:eastAsia="맑은 고딕"/>
-                <w:sz w:val="16"/>
-              </w:rPr>
-              <w:t>신규 렌더러(F5), 신규 데이터 소스(F7), 신규 이벤트 규칙(F6), 신규 노드 타입(F10), 신규 LLM 도구(F12) 를 추가할 때 코어 아키텍처 코드 수정 없이 인터페이스 구현만으로 통합되어야 한다.</w:t>
-            </w:r>
-          </w:p>
-        </w:tc>
-        <w:tc>
-          <w:tcPr>
-            <w:tcW w:type="dxa" w:w="907"/>
-          </w:tcPr>
-          <w:p>
-            <w:r/>
-            <w:r>
-              <w:rPr>
-                <w:rFonts w:ascii="맑은 고딕" w:hAnsi="맑은 고딕" w:eastAsia="맑은 고딕"/>
-                <w:sz w:val="16"/>
-              </w:rPr>
-              <w:t>High</w:t>
-            </w:r>
-          </w:p>
-        </w:tc>
-      </w:tr>
-      <w:tr>
-        <w:tc>
-          <w:tcPr>
-            <w:tcW w:type="dxa" w:w="1020"/>
-          </w:tcPr>
-          <w:p>
-            <w:r/>
-            <w:r>
-              <w:rPr>
-                <w:rFonts w:ascii="맑은 고딕" w:hAnsi="맑은 고딕" w:eastAsia="맑은 고딕"/>
-                <w:sz w:val="16"/>
-              </w:rPr>
-              <w:t>NFR-007</w:t>
-            </w:r>
-          </w:p>
-        </w:tc>
-        <w:tc>
-          <w:tcPr>
-            <w:tcW w:type="dxa" w:w="850"/>
-          </w:tcPr>
-          <w:p>
-            <w:r/>
-            <w:r>
-              <w:rPr>
-                <w:rFonts w:ascii="맑은 고딕" w:hAnsi="맑은 고딕" w:eastAsia="맑은 고딕"/>
-                <w:sz w:val="16"/>
-              </w:rPr>
-              <w:t>UI 호환성</w:t>
-            </w:r>
-          </w:p>
-        </w:tc>
-        <w:tc>
-          <w:tcPr>
-            <w:tcW w:type="dxa" w:w="1587"/>
-          </w:tcPr>
-          <w:p>
-            <w:r/>
-            <w:r>
-              <w:rPr>
-                <w:rFonts w:ascii="맑은 고딕" w:hAnsi="맑은 고딕" w:eastAsia="맑은 고딕"/>
-                <w:sz w:val="16"/>
-              </w:rPr>
-              <w:t>편집기 비종속 명세</w:t>
-            </w:r>
-          </w:p>
-        </w:tc>
-        <w:tc>
-          <w:tcPr>
-            <w:tcW w:type="dxa" w:w="4989"/>
-          </w:tcPr>
-          <w:p>
-            <w:r/>
-            <w:r>
-              <w:rPr>
-                <w:rFonts w:ascii="맑은 고딕" w:hAnsi="맑은 고딕" w:eastAsia="맑은 고딕"/>
-                <w:sz w:val="16"/>
-              </w:rPr>
-              <w:t>시스템의 설정 명세(디스크립터, 파이프라인, 규칙)는 특정 편집기 구현(데스크톱 / 웹)에 의존하지 않는 독립된 포맷으로 저장·교환되어야 한다.</w:t>
-            </w:r>
-          </w:p>
-        </w:tc>
-        <w:tc>
-          <w:tcPr>
-            <w:tcW w:type="dxa" w:w="907"/>
-          </w:tcPr>
-          <w:p>
-            <w:r/>
-            <w:r>
-              <w:rPr>
-                <w:rFonts w:ascii="맑은 고딕" w:hAnsi="맑은 고딕" w:eastAsia="맑은 고딕"/>
-                <w:sz w:val="16"/>
-              </w:rPr>
-              <w:t>Medium</w:t>
-            </w:r>
-          </w:p>
-        </w:tc>
-      </w:tr>
-      <w:tr>
-        <w:tc>
-          <w:tcPr>
-            <w:tcW w:type="dxa" w:w="1020"/>
-          </w:tcPr>
-          <w:p>
-            <w:r/>
-            <w:r>
-              <w:rPr>
-                <w:rFonts w:ascii="맑은 고딕" w:hAnsi="맑은 고딕" w:eastAsia="맑은 고딕"/>
-                <w:sz w:val="16"/>
-              </w:rPr>
-              <w:t>NFR-008</w:t>
-            </w:r>
-          </w:p>
-        </w:tc>
-        <w:tc>
-          <w:tcPr>
-            <w:tcW w:type="dxa" w:w="850"/>
-          </w:tcPr>
-          <w:p>
-            <w:r/>
-            <w:r>
-              <w:rPr>
-                <w:rFonts w:ascii="맑은 고딕" w:hAnsi="맑은 고딕" w:eastAsia="맑은 고딕"/>
-                <w:sz w:val="16"/>
-              </w:rPr>
-              <w:t>성능</w:t>
-            </w:r>
-          </w:p>
-        </w:tc>
-        <w:tc>
-          <w:tcPr>
-            <w:tcW w:type="dxa" w:w="1587"/>
-          </w:tcPr>
-          <w:p>
-            <w:r/>
-            <w:r>
-              <w:rPr>
-                <w:rFonts w:ascii="맑은 고딕" w:hAnsi="맑은 고딕" w:eastAsia="맑은 고딕"/>
-                <w:sz w:val="16"/>
-              </w:rPr>
-              <w:t>편집기 응답성</w:t>
-            </w:r>
-          </w:p>
-        </w:tc>
-        <w:tc>
-          <w:tcPr>
-            <w:tcW w:type="dxa" w:w="4989"/>
-          </w:tcPr>
-          <w:p>
-            <w:r/>
-            <w:r>
-              <w:rPr>
-                <w:rFonts w:ascii="맑은 고딕" w:hAnsi="맑은 고딕" w:eastAsia="맑은 고딕"/>
-                <w:sz w:val="16"/>
-              </w:rPr>
-              <w:t>F10 노드 편집기는 노드 수가 늘어나도 조작(드래그·연결·선택)에 대한 화면 반응이 지연되지 않아야 한다. 목표 노드 규모는 분야별 문서에서 정의한다.</w:t>
-            </w:r>
-          </w:p>
-        </w:tc>
-        <w:tc>
-          <w:tcPr>
-            <w:tcW w:type="dxa" w:w="907"/>
-          </w:tcPr>
-          <w:p>
-            <w:r/>
-            <w:r>
-              <w:rPr>
-                <w:rFonts w:ascii="맑은 고딕" w:hAnsi="맑은 고딕" w:eastAsia="맑은 고딕"/>
-                <w:sz w:val="16"/>
-              </w:rPr>
-              <w:t>Medium</w:t>
-            </w:r>
-          </w:p>
-        </w:tc>
-      </w:tr>
-      <w:tr>
-        <w:tc>
-          <w:tcPr>
-            <w:tcW w:type="dxa" w:w="1020"/>
-          </w:tcPr>
-          <w:p>
-            <w:r/>
-            <w:r>
-              <w:rPr>
-                <w:rFonts w:ascii="맑은 고딕" w:hAnsi="맑은 고딕" w:eastAsia="맑은 고딕"/>
-                <w:sz w:val="16"/>
-              </w:rPr>
-              <w:t>NFR-009</w:t>
-            </w:r>
-          </w:p>
-        </w:tc>
-        <w:tc>
-          <w:tcPr>
-            <w:tcW w:type="dxa" w:w="850"/>
-          </w:tcPr>
-          <w:p>
-            <w:r/>
-            <w:r>
-              <w:rPr>
-                <w:rFonts w:ascii="맑은 고딕" w:hAnsi="맑은 고딕" w:eastAsia="맑은 고딕"/>
-                <w:sz w:val="16"/>
-              </w:rPr>
-              <w:t>성능</w:t>
-            </w:r>
-          </w:p>
-        </w:tc>
-        <w:tc>
-          <w:tcPr>
-            <w:tcW w:type="dxa" w:w="1587"/>
-          </w:tcPr>
-          <w:p>
-            <w:r/>
-            <w:r>
-              <w:rPr>
-                <w:rFonts w:ascii="맑은 고딕" w:hAnsi="맑은 고딕" w:eastAsia="맑은 고딕"/>
-                <w:sz w:val="16"/>
-              </w:rPr>
-              <w:t>LLM 응답 시간 및 비차단</w:t>
-            </w:r>
-          </w:p>
-        </w:tc>
-        <w:tc>
-          <w:tcPr>
-            <w:tcW w:type="dxa" w:w="4989"/>
-          </w:tcPr>
-          <w:p>
-            <w:r/>
-            <w:r>
-              <w:rPr>
-                <w:rFonts w:ascii="맑은 고딕" w:hAnsi="맑은 고딕" w:eastAsia="맑은 고딕"/>
-                <w:sz w:val="16"/>
-              </w:rPr>
-              <w:t>F12 LLM 호출은 UI를 차단해서는 안 되며, 진행 상태를 표시하고 사용자가 취소할 수 있어야 한다.</w:t>
-            </w:r>
-          </w:p>
-        </w:tc>
-        <w:tc>
-          <w:tcPr>
-            <w:tcW w:type="dxa" w:w="907"/>
-          </w:tcPr>
-          <w:p>
-            <w:r/>
-            <w:r>
-              <w:rPr>
-                <w:rFonts w:ascii="맑은 고딕" w:hAnsi="맑은 고딕" w:eastAsia="맑은 고딕"/>
-                <w:sz w:val="16"/>
-              </w:rPr>
-              <w:t>High</w:t>
-            </w:r>
-          </w:p>
-        </w:tc>
-      </w:tr>
-      <w:tr>
-        <w:tc>
-          <w:tcPr>
-            <w:tcW w:type="dxa" w:w="1020"/>
-          </w:tcPr>
-          <w:p>
-            <w:r/>
-            <w:r>
-              <w:rPr>
-                <w:rFonts w:ascii="맑은 고딕" w:hAnsi="맑은 고딕" w:eastAsia="맑은 고딕"/>
-                <w:sz w:val="16"/>
-              </w:rPr>
-              <w:t>NFR-010</w:t>
-            </w:r>
-          </w:p>
-        </w:tc>
-        <w:tc>
-          <w:tcPr>
-            <w:tcW w:type="dxa" w:w="850"/>
-          </w:tcPr>
-          <w:p>
-            <w:r/>
-            <w:r>
-              <w:rPr>
-                <w:rFonts w:ascii="맑은 고딕" w:hAnsi="맑은 고딕" w:eastAsia="맑은 고딕"/>
-                <w:sz w:val="16"/>
-              </w:rPr>
-              <w:t>보안</w:t>
-            </w:r>
-          </w:p>
-        </w:tc>
-        <w:tc>
-          <w:tcPr>
-            <w:tcW w:type="dxa" w:w="1587"/>
-          </w:tcPr>
-          <w:p>
-            <w:r/>
-            <w:r>
-              <w:rPr>
-                <w:rFonts w:ascii="맑은 고딕" w:hAnsi="맑은 고딕" w:eastAsia="맑은 고딕"/>
-                <w:sz w:val="16"/>
-              </w:rPr>
-              <w:t>로컬 처리 원칙</w:t>
-            </w:r>
-          </w:p>
-        </w:tc>
-        <w:tc>
-          <w:tcPr>
-            <w:tcW w:type="dxa" w:w="4989"/>
-          </w:tcPr>
-          <w:p>
-            <w:r/>
-            <w:r>
-              <w:rPr>
-                <w:rFonts w:ascii="맑은 고딕" w:hAnsi="맑은 고딕" w:eastAsia="맑은 고딕"/>
-                <w:sz w:val="16"/>
-              </w:rPr>
-              <w:t>LLM 추론은 로컬(온디바이스)에서 수행하는 것을 기본으로 하며, 관제 데이터가 외부 서비스로 전송되지 않아야 한다. 외부 모델을 사용하는 구성은 명시적 설정으로만 허용한다.</w:t>
-            </w:r>
-          </w:p>
-        </w:tc>
-        <w:tc>
-          <w:tcPr>
-            <w:tcW w:type="dxa" w:w="907"/>
-          </w:tcPr>
-          <w:p>
-            <w:r/>
-            <w:r>
-              <w:rPr>
-                <w:rFonts w:ascii="맑은 고딕" w:hAnsi="맑은 고딕" w:eastAsia="맑은 고딕"/>
-                <w:sz w:val="16"/>
-              </w:rPr>
-              <w:t>High</w:t>
-            </w:r>
-          </w:p>
-        </w:tc>
-      </w:tr>
-      <w:tr>
-        <w:tc>
-          <w:tcPr>
-            <w:tcW w:type="dxa" w:w="1020"/>
-          </w:tcPr>
-          <w:p>
-            <w:r/>
-            <w:r>
-              <w:rPr>
-                <w:rFonts w:ascii="맑은 고딕" w:hAnsi="맑은 고딕" w:eastAsia="맑은 고딕"/>
-                <w:sz w:val="16"/>
-              </w:rPr>
-              <w:t>NFR-011</w:t>
-            </w:r>
-          </w:p>
-        </w:tc>
-        <w:tc>
-          <w:tcPr>
-            <w:tcW w:type="dxa" w:w="850"/>
-          </w:tcPr>
-          <w:p>
-            <w:r/>
-            <w:r>
-              <w:rPr>
-                <w:rFonts w:ascii="맑은 고딕" w:hAnsi="맑은 고딕" w:eastAsia="맑은 고딕"/>
-                <w:sz w:val="16"/>
-              </w:rPr>
-              <w:t>신뢰성</w:t>
-            </w:r>
-          </w:p>
-        </w:tc>
-        <w:tc>
-          <w:tcPr>
-            <w:tcW w:type="dxa" w:w="1587"/>
-          </w:tcPr>
-          <w:p>
-            <w:r/>
-            <w:r>
-              <w:rPr>
-                <w:rFonts w:ascii="맑은 고딕" w:hAnsi="맑은 고딕" w:eastAsia="맑은 고딕"/>
-                <w:sz w:val="16"/>
-              </w:rPr>
-              <w:t>관측 사실과 생성 내용의 구별</w:t>
-            </w:r>
-          </w:p>
-        </w:tc>
-        <w:tc>
-          <w:tcPr>
-            <w:tcW w:type="dxa" w:w="4989"/>
-          </w:tcPr>
-          <w:p>
-            <w:r/>
-            <w:r>
-              <w:rPr>
-                <w:rFonts w:ascii="맑은 고딕" w:hAnsi="맑은 고딕" w:eastAsia="맑은 고딕"/>
-                <w:sz w:val="16"/>
-              </w:rPr>
-              <w:t>시스템은 측정된 데이터와 LLM이 생성·추정한 내용을 화면·로그 양쪽에서 구별 가능하게 유지해야 한다.</w:t>
-            </w:r>
-          </w:p>
-        </w:tc>
-        <w:tc>
-          <w:tcPr>
-            <w:tcW w:type="dxa" w:w="907"/>
-          </w:tcPr>
-          <w:p>
-            <w:r/>
-            <w:r>
-              <w:rPr>
-                <w:rFonts w:ascii="맑은 고딕" w:hAnsi="맑은 고딕" w:eastAsia="맑은 고딕"/>
-                <w:sz w:val="16"/>
-              </w:rPr>
-              <w:t>High</w:t>
-            </w:r>
-          </w:p>
-        </w:tc>
-      </w:tr>
-    </w:tbl>
-    <w:p>
-      <w:pPr>
-        <w:spacing w:after="80"/>
-      </w:pPr>
-    </w:p>
-    <w:p>
-      <w:pPr>
-        <w:spacing w:before="200"/>
-      </w:pPr>
-      <w:r>
-        <w:rPr>
-          <w:b/>
-          <w:sz w:val="22"/>
-        </w:rPr>
-        <w:t>1.15 확장점</w:t>
-      </w:r>
-    </w:p>
-    <w:p>
-      <w:r>
-        <w:rPr>
-          <w:b w:val="0"/>
-        </w:rPr>
-        <w:t>분야별로 채워 넣는 자리다. 공통 계층에는 인터페이스만 두고 내용은 도메인 문서에서 정의한다.</w:t>
-      </w:r>
-    </w:p>
-    <w:tbl>
-      <w:tblPr>
-        <w:tblStyle w:val="TableGrid"/>
-        <w:tblW w:type="auto" w:w="0"/>
-        <w:tblLayout w:type="fixed"/>
-        <w:tblLook w:firstColumn="1" w:firstRow="1" w:lastColumn="0" w:lastRow="0" w:noHBand="0" w:noVBand="1" w:val="04A0"/>
-      </w:tblPr>
-      <w:tblGrid>
-        <w:gridCol w:w="2160"/>
-        <w:gridCol w:w="2160"/>
-        <w:gridCol w:w="2160"/>
-        <w:gridCol w:w="2160"/>
-      </w:tblGrid>
-      <w:tr>
-        <w:tc>
-          <w:tcPr>
-            <w:tcW w:type="dxa" w:w="850"/>
-          </w:tcPr>
-          <w:p>
-            <w:r/>
-            <w:r>
-              <w:rPr>
-                <w:rFonts w:ascii="맑은 고딕" w:hAnsi="맑은 고딕" w:eastAsia="맑은 고딕"/>
-                <w:b/>
-                <w:sz w:val="18"/>
-              </w:rPr>
-              <w:t>ID</w:t>
-            </w:r>
-          </w:p>
-        </w:tc>
-        <w:tc>
-          <w:tcPr>
-            <w:tcW w:type="dxa" w:w="1984"/>
-          </w:tcPr>
-          <w:p>
-            <w:r/>
-            <w:r>
-              <w:rPr>
-                <w:rFonts w:ascii="맑은 고딕" w:hAnsi="맑은 고딕" w:eastAsia="맑은 고딕"/>
-                <w:b/>
-                <w:sz w:val="18"/>
-              </w:rPr>
-              <w:t>확장점</w:t>
-            </w:r>
-          </w:p>
-        </w:tc>
-        <w:tc>
-          <w:tcPr>
-            <w:tcW w:type="dxa" w:w="3231"/>
-          </w:tcPr>
-          <w:p>
-            <w:r/>
-            <w:r>
-              <w:rPr>
-                <w:rFonts w:ascii="맑은 고딕" w:hAnsi="맑은 고딕" w:eastAsia="맑은 고딕"/>
-                <w:b/>
-                <w:sz w:val="18"/>
-              </w:rPr>
-              <w:t>캡스톤 로봇 관제</w:t>
-            </w:r>
-          </w:p>
-        </w:tc>
-        <w:tc>
-          <w:tcPr>
-            <w:tcW w:type="dxa" w:w="3288"/>
-          </w:tcPr>
-          <w:p>
-            <w:r/>
-            <w:r>
-              <w:rPr>
-                <w:rFonts w:ascii="맑은 고딕" w:hAnsi="맑은 고딕" w:eastAsia="맑은 고딕"/>
-                <w:b/>
-                <w:sz w:val="18"/>
-              </w:rPr>
-              <w:t>하천 월류방어벽</w:t>
-            </w:r>
-          </w:p>
-        </w:tc>
-      </w:tr>
-      <w:tr>
-        <w:tc>
-          <w:tcPr>
-            <w:tcW w:type="dxa" w:w="850"/>
-          </w:tcPr>
-          <w:p>
-            <w:r/>
-            <w:r>
-              <w:rPr>
-                <w:rFonts w:ascii="맑은 고딕" w:hAnsi="맑은 고딕" w:eastAsia="맑은 고딕"/>
-                <w:sz w:val="18"/>
-              </w:rPr>
-              <w:t>E1</w:t>
-            </w:r>
-          </w:p>
-        </w:tc>
-        <w:tc>
-          <w:tcPr>
-            <w:tcW w:type="dxa" w:w="1984"/>
-          </w:tcPr>
-          <w:p>
-            <w:r/>
-            <w:r>
-              <w:rPr>
-                <w:rFonts w:ascii="맑은 고딕" w:hAnsi="맑은 고딕" w:eastAsia="맑은 고딕"/>
-                <w:sz w:val="18"/>
-              </w:rPr>
-              <w:t>Entity 타입 정의</w:t>
-            </w:r>
-          </w:p>
-        </w:tc>
-        <w:tc>
-          <w:tcPr>
-            <w:tcW w:type="dxa" w:w="3231"/>
-          </w:tcPr>
-          <w:p>
-            <w:r/>
-            <w:r>
-              <w:rPr>
-                <w:rFonts w:ascii="맑은 고딕" w:hAnsi="맑은 고딕" w:eastAsia="맑은 고딕"/>
-                <w:sz w:val="18"/>
-              </w:rPr>
-              <w:t>로봇, 탐지 객체</w:t>
-            </w:r>
-          </w:p>
-        </w:tc>
-        <w:tc>
-          <w:tcPr>
-            <w:tcW w:type="dxa" w:w="3288"/>
-          </w:tcPr>
-          <w:p>
-            <w:r/>
-            <w:r>
-              <w:rPr>
-                <w:rFonts w:ascii="맑은 고딕" w:hAnsi="맑은 고딕" w:eastAsia="맑은 고딕"/>
-                <w:sz w:val="18"/>
-              </w:rPr>
-              <w:t>방어벽 게이트, 수위 센서</w:t>
-            </w:r>
-          </w:p>
-        </w:tc>
-      </w:tr>
-      <w:tr>
-        <w:tc>
-          <w:tcPr>
-            <w:tcW w:type="dxa" w:w="850"/>
-          </w:tcPr>
-          <w:p>
-            <w:r/>
-            <w:r>
-              <w:rPr>
-                <w:rFonts w:ascii="맑은 고딕" w:hAnsi="맑은 고딕" w:eastAsia="맑은 고딕"/>
-                <w:sz w:val="18"/>
-              </w:rPr>
-              <w:t>E2</w:t>
-            </w:r>
-          </w:p>
-        </w:tc>
-        <w:tc>
-          <w:tcPr>
-            <w:tcW w:type="dxa" w:w="1984"/>
-          </w:tcPr>
-          <w:p>
-            <w:r/>
-            <w:r>
-              <w:rPr>
-                <w:rFonts w:ascii="맑은 고딕" w:hAnsi="맑은 고딕" w:eastAsia="맑은 고딕"/>
-                <w:sz w:val="18"/>
-              </w:rPr>
-              <w:t>좌표·배경 어댑터</w:t>
-            </w:r>
-          </w:p>
-        </w:tc>
-        <w:tc>
-          <w:tcPr>
-            <w:tcW w:type="dxa" w:w="3231"/>
-          </w:tcPr>
-          <w:p>
-            <w:r/>
-            <w:r>
-              <w:rPr>
-                <w:rFonts w:ascii="맑은 고딕" w:hAnsi="맑은 고딕" w:eastAsia="맑은 고딕"/>
-                <w:sz w:val="18"/>
-              </w:rPr>
-              <w:t>Unity 기반 좌표계</w:t>
-            </w:r>
-          </w:p>
-        </w:tc>
-        <w:tc>
-          <w:tcPr>
-            <w:tcW w:type="dxa" w:w="3288"/>
-          </w:tcPr>
-          <w:p>
-            <w:r/>
-            <w:r>
-              <w:rPr>
-                <w:rFonts w:ascii="맑은 고딕" w:hAnsi="맑은 고딕" w:eastAsia="맑은 고딕"/>
-                <w:sz w:val="18"/>
-              </w:rPr>
-              <w:t>하천 지형·지도 좌표계</w:t>
-            </w:r>
-          </w:p>
-        </w:tc>
-      </w:tr>
-      <w:tr>
-        <w:tc>
-          <w:tcPr>
-            <w:tcW w:type="dxa" w:w="850"/>
-          </w:tcPr>
-          <w:p>
-            <w:r/>
-            <w:r>
-              <w:rPr>
-                <w:rFonts w:ascii="맑은 고딕" w:hAnsi="맑은 고딕" w:eastAsia="맑은 고딕"/>
-                <w:sz w:val="18"/>
-              </w:rPr>
-              <w:t>E3</w:t>
-            </w:r>
-          </w:p>
-        </w:tc>
-        <w:tc>
-          <w:tcPr>
-            <w:tcW w:type="dxa" w:w="1984"/>
-          </w:tcPr>
-          <w:p>
-            <w:r/>
-            <w:r>
-              <w:rPr>
-                <w:rFonts w:ascii="맑은 고딕" w:hAnsi="맑은 고딕" w:eastAsia="맑은 고딕"/>
-                <w:sz w:val="18"/>
-              </w:rPr>
-              <w:t>전용 렌더러</w:t>
-            </w:r>
-          </w:p>
-        </w:tc>
-        <w:tc>
-          <w:tcPr>
-            <w:tcW w:type="dxa" w:w="3231"/>
-          </w:tcPr>
-          <w:p>
-            <w:r/>
-            <w:r>
-              <w:rPr>
-                <w:rFonts w:ascii="맑은 고딕" w:hAnsi="맑은 고딕" w:eastAsia="맑은 고딕"/>
-                <w:sz w:val="18"/>
-              </w:rPr>
-              <w:t>실시간 텔레메트리, 영상 스트림</w:t>
-            </w:r>
-          </w:p>
-        </w:tc>
-        <w:tc>
-          <w:tcPr>
-            <w:tcW w:type="dxa" w:w="3288"/>
-          </w:tcPr>
-          <w:p>
-            <w:r/>
-            <w:r>
-              <w:rPr>
-                <w:rFonts w:ascii="맑은 고딕" w:hAnsi="맑은 고딕" w:eastAsia="맑은 고딕"/>
-                <w:sz w:val="18"/>
-              </w:rPr>
-              <w:t>수위 그래프, 임계 경보 패널</w:t>
-            </w:r>
-          </w:p>
-        </w:tc>
-      </w:tr>
-      <w:tr>
-        <w:tc>
-          <w:tcPr>
-            <w:tcW w:type="dxa" w:w="850"/>
-          </w:tcPr>
-          <w:p>
-            <w:r/>
-            <w:r>
-              <w:rPr>
-                <w:rFonts w:ascii="맑은 고딕" w:hAnsi="맑은 고딕" w:eastAsia="맑은 고딕"/>
-                <w:sz w:val="18"/>
-              </w:rPr>
-              <w:t>E4</w:t>
-            </w:r>
-          </w:p>
-        </w:tc>
-        <w:tc>
-          <w:tcPr>
-            <w:tcW w:type="dxa" w:w="1984"/>
-          </w:tcPr>
-          <w:p>
-            <w:r/>
-            <w:r>
-              <w:rPr>
-                <w:rFonts w:ascii="맑은 고딕" w:hAnsi="맑은 고딕" w:eastAsia="맑은 고딕"/>
-                <w:sz w:val="18"/>
-              </w:rPr>
-              <w:t>이벤트 규칙 세트</w:t>
-            </w:r>
-          </w:p>
-        </w:tc>
-        <w:tc>
-          <w:tcPr>
-            <w:tcW w:type="dxa" w:w="3231"/>
-          </w:tcPr>
-          <w:p>
-            <w:r/>
-            <w:r>
-              <w:rPr>
-                <w:rFonts w:ascii="맑은 고딕" w:hAnsi="맑은 고딕" w:eastAsia="맑은 고딕"/>
-                <w:sz w:val="18"/>
-              </w:rPr>
-              <w:t>이상 징후 시 긴급 제어 알림</w:t>
-            </w:r>
-          </w:p>
-        </w:tc>
-        <w:tc>
-          <w:tcPr>
-            <w:tcW w:type="dxa" w:w="3288"/>
-          </w:tcPr>
-          <w:p>
-            <w:r/>
-            <w:r>
-              <w:rPr>
-                <w:rFonts w:ascii="맑은 고딕" w:hAnsi="맑은 고딕" w:eastAsia="맑은 고딕"/>
-                <w:sz w:val="18"/>
-              </w:rPr>
-              <w:t>임계 수위 초과 시 경보·뷰 전환</w:t>
-            </w:r>
-          </w:p>
-        </w:tc>
-      </w:tr>
-      <w:tr>
-        <w:tc>
-          <w:tcPr>
-            <w:tcW w:type="dxa" w:w="850"/>
-          </w:tcPr>
-          <w:p>
-            <w:r/>
-            <w:r>
-              <w:rPr>
-                <w:rFonts w:ascii="맑은 고딕" w:hAnsi="맑은 고딕" w:eastAsia="맑은 고딕"/>
-                <w:sz w:val="18"/>
-              </w:rPr>
-              <w:t>E5</w:t>
-            </w:r>
-          </w:p>
-        </w:tc>
-        <w:tc>
-          <w:tcPr>
-            <w:tcW w:type="dxa" w:w="1984"/>
-          </w:tcPr>
-          <w:p>
-            <w:r/>
-            <w:r>
-              <w:rPr>
-                <w:rFonts w:ascii="맑은 고딕" w:hAnsi="맑은 고딕" w:eastAsia="맑은 고딕"/>
-                <w:sz w:val="18"/>
-              </w:rPr>
-              <w:t>파이프라인 프리셋</w:t>
-            </w:r>
-          </w:p>
-        </w:tc>
-        <w:tc>
-          <w:tcPr>
-            <w:tcW w:type="dxa" w:w="3231"/>
-          </w:tcPr>
-          <w:p>
-            <w:r/>
-            <w:r>
-              <w:rPr>
-                <w:rFonts w:ascii="맑은 고딕" w:hAnsi="맑은 고딕" w:eastAsia="맑은 고딕"/>
-                <w:sz w:val="18"/>
-              </w:rPr>
-              <w:t>다구역 실시간 전처리 체인</w:t>
-            </w:r>
-          </w:p>
-        </w:tc>
-        <w:tc>
-          <w:tcPr>
-            <w:tcW w:type="dxa" w:w="3288"/>
-          </w:tcPr>
-          <w:p>
-            <w:r/>
-            <w:r>
-              <w:rPr>
-                <w:rFonts w:ascii="맑은 고딕" w:hAnsi="맑은 고딕" w:eastAsia="맑은 고딕"/>
-                <w:sz w:val="18"/>
-              </w:rPr>
-              <w:t>수위 전처리, 자동 제어 입력 체인</w:t>
-            </w:r>
-          </w:p>
-        </w:tc>
-      </w:tr>
-      <w:tr>
-        <w:tc>
-          <w:tcPr>
-            <w:tcW w:type="dxa" w:w="850"/>
-          </w:tcPr>
-          <w:p>
-            <w:r/>
-            <w:r>
-              <w:rPr>
-                <w:rFonts w:ascii="맑은 고딕" w:hAnsi="맑은 고딕" w:eastAsia="맑은 고딕"/>
-                <w:sz w:val="18"/>
-              </w:rPr>
-              <w:t>E6</w:t>
-            </w:r>
-          </w:p>
-        </w:tc>
-        <w:tc>
-          <w:tcPr>
-            <w:tcW w:type="dxa" w:w="1984"/>
-          </w:tcPr>
-          <w:p>
-            <w:r/>
-            <w:r>
-              <w:rPr>
-                <w:rFonts w:ascii="맑은 고딕" w:hAnsi="맑은 고딕" w:eastAsia="맑은 고딕"/>
-                <w:sz w:val="18"/>
-              </w:rPr>
-              <w:t>제어 액션 세트</w:t>
-            </w:r>
-          </w:p>
-        </w:tc>
-        <w:tc>
-          <w:tcPr>
-            <w:tcW w:type="dxa" w:w="3231"/>
-          </w:tcPr>
-          <w:p>
-            <w:r/>
-            <w:r>
-              <w:rPr>
-                <w:rFonts w:ascii="맑은 고딕" w:hAnsi="맑은 고딕" w:eastAsia="맑은 고딕"/>
-                <w:sz w:val="18"/>
-              </w:rPr>
-              <w:t>긴급 정지·이동 명령</w:t>
-            </w:r>
-          </w:p>
-        </w:tc>
-        <w:tc>
-          <w:tcPr>
-            <w:tcW w:type="dxa" w:w="3288"/>
-          </w:tcPr>
-          <w:p>
-            <w:r/>
-            <w:r>
-              <w:rPr>
-                <w:rFonts w:ascii="맑은 고딕" w:hAnsi="맑은 고딕" w:eastAsia="맑은 고딕"/>
-                <w:sz w:val="18"/>
-              </w:rPr>
-              <w:t>방어벽 상승·하강 명령</w:t>
-            </w:r>
-          </w:p>
-        </w:tc>
-      </w:tr>
-      <w:tr>
-        <w:tc>
-          <w:tcPr>
-            <w:tcW w:type="dxa" w:w="850"/>
-          </w:tcPr>
-          <w:p>
-            <w:r/>
-            <w:r>
-              <w:rPr>
-                <w:rFonts w:ascii="맑은 고딕" w:hAnsi="맑은 고딕" w:eastAsia="맑은 고딕"/>
-                <w:sz w:val="18"/>
-              </w:rPr>
-              <w:t>E7</w:t>
-            </w:r>
-          </w:p>
-        </w:tc>
-        <w:tc>
-          <w:tcPr>
-            <w:tcW w:type="dxa" w:w="1984"/>
-          </w:tcPr>
-          <w:p>
-            <w:r/>
-            <w:r>
-              <w:rPr>
-                <w:rFonts w:ascii="맑은 고딕" w:hAnsi="맑은 고딕" w:eastAsia="맑은 고딕"/>
-                <w:sz w:val="18"/>
-              </w:rPr>
-              <w:t>LLM 도구 세트</w:t>
-            </w:r>
-          </w:p>
-        </w:tc>
-        <w:tc>
-          <w:tcPr>
-            <w:tcW w:type="dxa" w:w="3231"/>
-          </w:tcPr>
-          <w:p>
-            <w:r/>
-            <w:r>
-              <w:rPr>
-                <w:rFonts w:ascii="맑은 고딕" w:hAnsi="맑은 고딕" w:eastAsia="맑은 고딕"/>
-                <w:sz w:val="18"/>
-              </w:rPr>
-              <w:t>"○○구역 로봇 상태 보여줘"</w:t>
-            </w:r>
-          </w:p>
-        </w:tc>
-        <w:tc>
-          <w:tcPr>
-            <w:tcW w:type="dxa" w:w="3288"/>
-          </w:tcPr>
-          <w:p>
-            <w:r/>
-            <w:r>
-              <w:rPr>
-                <w:rFonts w:ascii="맑은 고딕" w:hAnsi="맑은 고딕" w:eastAsia="맑은 고딕"/>
-                <w:sz w:val="18"/>
-              </w:rPr>
-              <w:t>"수위 급상승 구간 찾아줘"</w:t>
-            </w:r>
-          </w:p>
-        </w:tc>
-      </w:tr>
-      <w:tr>
-        <w:tc>
-          <w:tcPr>
-            <w:tcW w:type="dxa" w:w="850"/>
-          </w:tcPr>
-          <w:p>
-            <w:r/>
-            <w:r>
-              <w:rPr>
-                <w:rFonts w:ascii="맑은 고딕" w:hAnsi="맑은 고딕" w:eastAsia="맑은 고딕"/>
-                <w:sz w:val="18"/>
-              </w:rPr>
-              <w:t>E8</w:t>
-            </w:r>
-          </w:p>
-        </w:tc>
-        <w:tc>
-          <w:tcPr>
-            <w:tcW w:type="dxa" w:w="1984"/>
-          </w:tcPr>
-          <w:p>
-            <w:r/>
-            <w:r>
-              <w:rPr>
-                <w:rFonts w:ascii="맑은 고딕" w:hAnsi="맑은 고딕" w:eastAsia="맑은 고딕"/>
-                <w:sz w:val="18"/>
-              </w:rPr>
-              <w:t>음성 명령 어휘</w:t>
-            </w:r>
-          </w:p>
-        </w:tc>
-        <w:tc>
-          <w:tcPr>
-            <w:tcW w:type="dxa" w:w="3231"/>
-          </w:tcPr>
-          <w:p>
-            <w:r/>
-            <w:r>
-              <w:rPr>
-                <w:rFonts w:ascii="맑은 고딕" w:hAnsi="맑은 고딕" w:eastAsia="맑은 고딕"/>
-                <w:sz w:val="18"/>
-              </w:rPr>
-              <w:t>구역명·로봇 호출명 사전</w:t>
-            </w:r>
-          </w:p>
-        </w:tc>
-        <w:tc>
-          <w:tcPr>
-            <w:tcW w:type="dxa" w:w="3288"/>
-          </w:tcPr>
-          <w:p>
-            <w:r/>
-            <w:r>
-              <w:rPr>
-                <w:rFonts w:ascii="맑은 고딕" w:hAnsi="맑은 고딕" w:eastAsia="맑은 고딕"/>
-                <w:sz w:val="18"/>
-              </w:rPr>
-              <w:t>게이트명·하천 지점명 사전</w:t>
-            </w:r>
-          </w:p>
-        </w:tc>
-      </w:tr>
-    </w:tbl>
-    <w:p>
-      <w:pPr>
-        <w:spacing w:after="80"/>
-      </w:pPr>
-    </w:p>
-    <w:p>
-      <w:pPr>
-        <w:spacing w:before="320"/>
-      </w:pPr>
-      <w:r>
-        <w:rPr>
-          <w:b/>
-          <w:sz w:val="28"/>
-        </w:rPr>
-        <w:t>2. 전제 및 채널 구분 원칙</w:t>
+        <w:t>1. 전제 및 채널 구분 원칙</w:t>
       </w:r>
     </w:p>
     <w:p>
@@ -7672,7 +94,7 @@
           <w:b/>
           <w:sz w:val="22"/>
         </w:rPr>
-        <w:t>2.1. 전제</w:t>
+        <w:t>1.1. 전제</w:t>
       </w:r>
     </w:p>
     <w:p>
@@ -7716,7 +138,7 @@
           <w:b/>
           <w:sz w:val="22"/>
         </w:rPr>
-        <w:t>2.2. 두 개의 계층 축</w:t>
+        <w:t>1.2. 두 개의 계층 축</w:t>
       </w:r>
     </w:p>
     <w:p>
@@ -7801,7 +223,7 @@
                 <w:b/>
                 <w:sz w:val="18"/>
               </w:rPr>
-              <w:t>대응 요구사항</w:t>
+              <w:t>대응 기능</w:t>
             </w:r>
           </w:p>
         </w:tc>
@@ -7863,7 +285,7 @@
                 <w:rFonts w:ascii="맑은 고딕" w:hAnsi="맑은 고딕" w:eastAsia="맑은 고딕"/>
                 <w:sz w:val="18"/>
               </w:rPr>
-              <w:t>F3</w:t>
+              <w:t>공간 계층 모델</w:t>
             </w:r>
           </w:p>
         </w:tc>
@@ -7925,7 +347,7 @@
                 <w:rFonts w:ascii="맑은 고딕" w:hAnsi="맑은 고딕" w:eastAsia="맑은 고딕"/>
                 <w:sz w:val="18"/>
               </w:rPr>
-              <w:t>F11</w:t>
+              <w:t>추상화 계층 뷰</w:t>
             </w:r>
           </w:p>
         </w:tc>
@@ -8309,7 +731,7 @@
           <w:b/>
           <w:sz w:val="22"/>
         </w:rPr>
-        <w:t>2.3. 채널 구분 원칙</w:t>
+        <w:t>1.3. 채널 구분 원칙</w:t>
       </w:r>
     </w:p>
     <w:p>
@@ -8648,7 +1070,7 @@
           <w:b/>
           <w:sz w:val="28"/>
         </w:rPr>
-        <w:t>3. OTel 담당과 맞춰야 할 것</w:t>
+        <w:t>2. OTel 담당과 맞춰야 할 것</w:t>
       </w:r>
     </w:p>
     <w:p>
@@ -8668,7 +1090,7 @@
           <w:b/>
           <w:sz w:val="22"/>
         </w:rPr>
-        <w:t>3.1. 받아야 하는 것</w:t>
+        <w:t>2.1. 받아야 하는 것</w:t>
       </w:r>
     </w:p>
     <w:tbl>
@@ -9507,7 +1929,7 @@
         <w:rPr>
           <w:b w:val="0"/>
         </w:rPr>
-        <w:t>2.2절의 Zone / Node / Entity가 관측 스택에서 어떤 resource attribute와 라벨로 표현되는지 정해져야 한다. 하드웨어 파트는 이미 로봇에 agent_id·domain, 센서에 sensor_id·site_id·domain을 공통 라벨로 두었다. 이 값들과 Entity·Node의 대응을 확정해야 한다. Zone은 선택 계층이므로 현 단계에서는 domain으로 대체한다.</w:t>
+        <w:t>1.2절의 Entity / Node / Zone이 관측 스택에서 어떤 resource attribute와 라벨로 표현되는지 정해져야 한다. 하드웨어 파트는 이미 로봇에 agent_id·domain, 센서에 sensor_id·site_id·domain을 공통 라벨로 두었다. 이 값들과 Entity·Node의 대응을 확정해야 한다. Zone은 선택 계층이므로 현 단계에서는 domain으로 대체한다.</w:t>
       </w:r>
     </w:p>
     <w:p>
@@ -9547,7 +1969,7 @@
           <w:b/>
           <w:sz w:val="22"/>
         </w:rPr>
-        <w:t>3.2. 줘야 하는 것</w:t>
+        <w:t>2.2. 줘야 하는 것</w:t>
       </w:r>
     </w:p>
     <w:tbl>
@@ -10346,7 +2768,7 @@
           <w:b/>
           <w:sz w:val="22"/>
         </w:rPr>
-        <w:t>3.3. 채널 결정이 필요한 항목</w:t>
+        <w:t>2.3. 채널 결정이 필요한 항목</w:t>
       </w:r>
     </w:p>
     <w:tbl>
@@ -10609,7 +3031,7 @@
                 <w:rFonts w:ascii="맑은 고딕" w:hAnsi="맑은 고딕" w:eastAsia="맑은 고딕"/>
                 <w:sz w:val="18"/>
               </w:rPr>
-              <w:t>하드웨어 토픽이 2단이라 조정 필요. 5장 H-1</w:t>
+              <w:t>하드웨어 토픽이 2단이라 조정 필요. 4장 H-1</w:t>
             </w:r>
           </w:p>
         </w:tc>
@@ -10733,7 +3155,7 @@
                 <w:rFonts w:ascii="맑은 고딕" w:hAnsi="맑은 고딕" w:eastAsia="맑은 고딕"/>
                 <w:sz w:val="18"/>
               </w:rPr>
-              <w:t>하드웨어가 초안 제시. 5장 H-3 참조</w:t>
+              <w:t>하드웨어가 초안 제시. 4장 H-3 참조</w:t>
             </w:r>
           </w:p>
         </w:tc>
@@ -10947,7 +3369,7 @@
           <w:b/>
           <w:sz w:val="22"/>
         </w:rPr>
-        <w:t>3.4. 표준 명명 규약 제안</w:t>
+        <w:t>2.4. 표준 명명 규약 제안</w:t>
       </w:r>
     </w:p>
     <w:p>
@@ -11063,7 +3485,7 @@
           <w:b/>
           <w:sz w:val="28"/>
         </w:rPr>
-        <w:t>4. AI 담당과 맞춰야 할 것</w:t>
+        <w:t>3. AI 담당과 맞춰야 할 것</w:t>
       </w:r>
     </w:p>
     <w:p>
@@ -11079,7 +3501,7 @@
         <w:rPr>
           <w:b w:val="0"/>
         </w:rPr>
-        <w:t>AI 담당 요구사항 정의서의 인지 모듈 출력과 의사결정 모듈 출력을 가시화가 소비한다. 아래는 그 출력을 화면에 그리기 위해 추가로 필요한 것이다. 식별자 체계와 좌표계 기준은 데이터를 생성하는 하드웨어 쪽이 원천이므로 5장으로 옮겼고, 실행 상태에 관한 항목은 AI도 소비자이므로 제외했다. 남은 요청은 네 건이다.</w:t>
+        <w:t>AI 담당 요구사항 정의서의 인지 모듈 출력과 의사결정 모듈 출력을 가시화가 소비한다. 아래는 그 출력을 화면에 그리기 위해 추가로 필요한 것이다. 식별자 체계와 좌표계 기준은 데이터를 생성하는 하드웨어 쪽이 원천이므로 4장으로 옮겼고, 실행 상태에 관한 항목은 AI도 소비자이므로 제외했다. 남은 요청은 네 건이다.</w:t>
       </w:r>
     </w:p>
     <w:p>
@@ -11091,7 +3513,7 @@
           <w:b/>
           <w:sz w:val="22"/>
         </w:rPr>
-        <w:t>4.1. 요청 사항</w:t>
+        <w:t>3.1. 요청 사항</w:t>
       </w:r>
     </w:p>
     <w:tbl>
@@ -11152,7 +3574,7 @@
                 <w:b/>
                 <w:sz w:val="18"/>
               </w:rPr>
-              <w:t>대응 요구사항</w:t>
+              <w:t>관련 요구사항</w:t>
             </w:r>
           </w:p>
         </w:tc>
@@ -11215,7 +3637,7 @@
                 <w:rFonts w:ascii="맑은 고딕" w:hAnsi="맑은 고딕" w:eastAsia="맑은 고딕"/>
                 <w:sz w:val="18"/>
               </w:rPr>
-              <w:t>REQ-407, REQ-504</w:t>
+              <w:t>미디어 데이터 타입 지원, 중첩 렌더링</w:t>
             </w:r>
           </w:p>
         </w:tc>
@@ -11277,7 +3699,7 @@
                 <w:rFonts w:ascii="맑은 고딕" w:hAnsi="맑은 고딕" w:eastAsia="맑은 고딕"/>
                 <w:sz w:val="18"/>
               </w:rPr>
-              <w:t>REQ-504</w:t>
+              <w:t>중첩 렌더링</w:t>
             </w:r>
           </w:p>
         </w:tc>
@@ -11339,7 +3761,7 @@
                 <w:rFonts w:ascii="맑은 고딕" w:hAnsi="맑은 고딕" w:eastAsia="맑은 고딕"/>
                 <w:sz w:val="18"/>
               </w:rPr>
-              <w:t>REQ-1101, REQ-1102</w:t>
+              <w:t>추상화 수준 선언, 집약 규칙 정의</w:t>
             </w:r>
           </w:p>
         </w:tc>
@@ -11401,7 +3823,7 @@
                 <w:rFonts w:ascii="맑은 고딕" w:hAnsi="맑은 고딕" w:eastAsia="맑은 고딕"/>
                 <w:sz w:val="18"/>
               </w:rPr>
-              <w:t>REQ-1104</w:t>
+              <w:t>근거 추적과 설명가능성</w:t>
             </w:r>
           </w:p>
         </w:tc>
@@ -11656,7 +4078,7 @@
         <w:rPr>
           <w:b w:val="0"/>
         </w:rPr>
-        <w:t>예측 AI의 위험도, 의사결정 모듈의 priority는 이미 판단이 들어간 집약값이다. F11 계층 뷰에서 상위 수준에 놓여야 하며, 가시화가 이를 원본으로 오인해 다시 집약하면 이중 집약이 된다. 어떤 출력이 원본이고 어떤 것이 집약인지, 집약이라면 어떤 입력으로부터 산출됐는지 표기가 필요하다.</w:t>
+        <w:t>예측 AI의 위험도, 의사결정 모듈의 priority는 이미 판단이 들어간 집약값이다. 추상화 계층 뷰에서 상위 수준에 놓여야 하며, 가시화가 이를 원본으로 오인해 다시 집약하면 이중 집약이 된다. 어떤 출력이 원본이고 어떤 것이 집약인지, 집약이라면 어떤 입력으로부터 산출됐는지 표기가 필요하다.</w:t>
       </w:r>
     </w:p>
     <w:p>
@@ -11676,7 +4098,7 @@
         <w:rPr>
           <w:b w:val="0"/>
         </w:rPr>
-        <w:t>AI 담당 문서의 의사결정 출력에는 reason 필드가 있으나 "로그·디버깅용"으로 규정되어 있다. REQ-1104는 상위 지표에 대해 기여한 하위 데이터 항목의 목록과 기여도를 요구한다. reason을 사람이 읽는 문자열이 아니라 기여 항목의 구조로 확장할 수 있는지 협의가 필요하다.</w:t>
+        <w:t>AI 담당 문서의 의사결정 출력에는 reason 필드가 있으나 "로그·디버깅용"으로 규정되어 있다. 가시화 요구사항은 상위 지표에 대해 기여한 하위 데이터 항목의 목록과 기여도를 요구한다. reason을 사람이 읽는 문자열이 아니라 기여 항목의 구조로 확장할 수 있는지 협의가 필요하다.</w:t>
       </w:r>
     </w:p>
     <w:p>
@@ -11696,7 +4118,7 @@
           <w:b/>
           <w:sz w:val="22"/>
         </w:rPr>
-        <w:t>4.2. AI 담당에 요청하지 않기로 한 것</w:t>
+        <w:t>3.2. AI 담당에 요청하지 않기로 한 것</w:t>
       </w:r>
     </w:p>
     <w:p>
@@ -11811,7 +4233,7 @@
                 <w:rFonts w:ascii="맑은 고딕" w:hAnsi="맑은 고딕" w:eastAsia="맑은 고딕"/>
                 <w:sz w:val="18"/>
               </w:rPr>
-              <w:t>AI 출력에는 confidence와 model_version이 상시 포함되고 하드웨어 출력에는 sensor_id·health·seq가 붙는다. 출처가 이미 구별되므로 추가 요청이 필요 없다. 파생 체인 표기는 A-3·A-4가 이미 담당한다. NFR-011은 본래 LLM 한정 요건이고 LLM 계층은 가시화가 만드는 것이므로 AI 파트의 몫이 아니다</w:t>
+              <w:t>AI 출력에는 confidence와 model_version이 상시 포함되고 하드웨어 출력에는 sensor_id·health·seq가 붙는다. 출처가 이미 구별되므로 추가 요청이 필요 없다. 파생 체인 표기는 A-3·A-4가 이미 담당한다. 관측 사실과 생성 내용을 구별하라는 요건은 본래 LLM 한정이고 LLM 계층은 가시화가 만드는 것이므로 AI 파트의 몫이 아니다</w:t>
             </w:r>
           </w:p>
         </w:tc>
@@ -11831,7 +4253,7 @@
           <w:b/>
           <w:sz w:val="22"/>
         </w:rPr>
-        <w:t>4.3. 가시화가 참고하는 AI 출력 필드</w:t>
+        <w:t>3.3. 가시화가 참고하는 AI 출력 필드</w:t>
       </w:r>
     </w:p>
     <w:p>
@@ -11867,7 +4289,7 @@
           <w:b/>
           <w:sz w:val="22"/>
         </w:rPr>
-        <w:t>4.4. 가시화가 AI에 제공하는 것</w:t>
+        <w:t>3.4. 가시화가 AI에 제공하는 것</w:t>
       </w:r>
     </w:p>
     <w:p>
@@ -11875,7 +4297,7 @@
         <w:pStyle w:val="ListBullet"/>
       </w:pPr>
       <w:r>
-        <w:t>오브젝트 디텍션은 F4 파이프라인의 transform 노드로 호출된다. 노드 입출력 계약과 등록 방식을 가시화가 정의해 전달한다.</w:t>
+        <w:t>오브젝트 디텍션은 해석 파이프라인의 transform 노드로 호출된다. 노드 입출력 계약과 등록 방식을 가시화가 정의해 전달한다.</w:t>
       </w:r>
     </w:p>
     <w:p>
@@ -11883,7 +4305,7 @@
         <w:pStyle w:val="ListBullet"/>
       </w:pPr>
       <w:r>
-        <w:t>F12 로컬 LLM 계층과 예측 AI의 경계: F12는 가시화 조작을 자연어로 분해하는 계층이고, 예측 AI는 도메인 판단을 산출한다. 서로 침범하지 않는다. LLM이 예측 결과를 소비할 수는 있다.</w:t>
+        <w:t>로컬 LLM 계층과 예측 AI의 경계: 로컬 LLM 계층은 가시화 조작을 자연어로 분해하는 계층이고, 예측 AI는 도메인 판단을 산출한다. 서로 침범하지 않는다. LLM이 예측 결과를 소비할 수는 있다.</w:t>
       </w:r>
     </w:p>
     <w:p>
@@ -11903,7 +4325,7 @@
           <w:b/>
           <w:sz w:val="28"/>
         </w:rPr>
-        <w:t>5. 하드웨어 담당과 맞춰야 할 것</w:t>
+        <w:t>4. 하드웨어 담당과 맞춰야 할 것</w:t>
       </w:r>
     </w:p>
     <w:p>
@@ -11931,7 +4353,7 @@
           <w:b/>
           <w:sz w:val="22"/>
         </w:rPr>
-        <w:t>5.1. 그대로 채택하는 것</w:t>
+        <w:t>4.1. 그대로 채택하는 것</w:t>
       </w:r>
     </w:p>
     <w:tbl>
@@ -12340,7 +4762,7 @@
           <w:b/>
           <w:sz w:val="22"/>
         </w:rPr>
-        <w:t>5.2. 요청 사항</w:t>
+        <w:t>4.2. 요청 사항</w:t>
       </w:r>
     </w:p>
     <w:tbl>
@@ -12401,7 +4823,7 @@
                 <w:b/>
                 <w:sz w:val="18"/>
               </w:rPr>
-              <w:t>대응 요구사항</w:t>
+              <w:t>관련 요구사항</w:t>
             </w:r>
           </w:p>
         </w:tc>
@@ -12464,7 +4886,7 @@
                 <w:rFonts w:ascii="맑은 고딕" w:hAnsi="맑은 고딕" w:eastAsia="맑은 고딕"/>
                 <w:sz w:val="18"/>
               </w:rPr>
-              <w:t>REQ-301, REQ-302</w:t>
+              <w:t>공간 계층 구조, 좌표계 정합 기준</w:t>
             </w:r>
           </w:p>
         </w:tc>
@@ -12526,7 +4948,7 @@
                 <w:rFonts w:ascii="맑은 고딕" w:hAnsi="맑은 고딕" w:eastAsia="맑은 고딕"/>
                 <w:sz w:val="18"/>
               </w:rPr>
-              <w:t>REQ-302, E2</w:t>
+              <w:t>좌표계 정합 기준, 좌표·배경 어댑터</w:t>
             </w:r>
           </w:p>
         </w:tc>
@@ -12588,7 +5010,7 @@
                 <w:rFonts w:ascii="맑은 고딕" w:hAnsi="맑은 고딕" w:eastAsia="맑은 고딕"/>
                 <w:sz w:val="18"/>
               </w:rPr>
-              <w:t>REQ-203, I-10</w:t>
+              <w:t>미배포와 장애의 구분 표시, I-10</w:t>
             </w:r>
           </w:p>
         </w:tc>
@@ -12650,7 +5072,7 @@
                 <w:rFonts w:ascii="맑은 고딕" w:hAnsi="맑은 고딕" w:eastAsia="맑은 고딕"/>
                 <w:sz w:val="18"/>
               </w:rPr>
-              <w:t>REQ-502, REQ-704</w:t>
+              <w:t>영상 스트림 1급 렌더러, 스트림 소스 지원</w:t>
             </w:r>
           </w:p>
         </w:tc>
@@ -12712,7 +5134,7 @@
                 <w:rFonts w:ascii="맑은 고딕" w:hAnsi="맑은 고딕" w:eastAsia="맑은 고딕"/>
                 <w:sz w:val="18"/>
               </w:rPr>
-              <w:t>F9 전체</w:t>
+              <w:t>제어 액션 바인딩 전체</w:t>
             </w:r>
           </w:p>
         </w:tc>
@@ -12774,7 +5196,7 @@
                 <w:rFonts w:ascii="맑은 고딕" w:hAnsi="맑은 고딕" w:eastAsia="맑은 고딕"/>
                 <w:sz w:val="18"/>
               </w:rPr>
-              <w:t>REQ-903, REQ-904</w:t>
+              <w:t>명령 발행 후 상태 반영, 실패·타임아웃 처리</w:t>
             </w:r>
           </w:p>
         </w:tc>
@@ -13277,7 +5699,7 @@
         <w:rPr>
           <w:b w:val="0"/>
         </w:rPr>
-        <w:t>하드웨어 문서는 "명령 성공 여부는 ack가 아니라 state 토픽의 levee_state로 최종 확인한다"고 규정했다. 이것은 가시화의 REQ-903 낙관적 반영 대 확인 후 반영 선택에 직접 대응한다. 즉 게이트 개폐는 확인 후 반영으로 구현해야 하며, ack 수신만으로 화면 상태를 바꾸면 안 된다.</w:t>
+        <w:t>하드웨어 문서는 "명령 성공 여부는 ack가 아니라 state 토픽의 levee_state로 최종 확인한다"고 규정했다. 이것은 가시화의 낙관적 반영 대 확인 후 반영 선택에 직접 대응한다. 즉 게이트 개폐는 확인 후 반영으로 구현해야 하며, ack 수신만으로 화면 상태를 바꾸면 안 된다.</w:t>
       </w:r>
     </w:p>
     <w:p>
@@ -13297,7 +5719,7 @@
           <w:b/>
           <w:sz w:val="28"/>
         </w:rPr>
-        <w:t>6. 종합</w:t>
+        <w:t>5. 종합</w:t>
       </w:r>
     </w:p>
     <w:p>
@@ -13309,7 +5731,7 @@
           <w:b/>
           <w:sz w:val="22"/>
         </w:rPr>
-        <w:t>6.1. 합의 우선순위</w:t>
+        <w:t>5.1. 합의 우선순위</w:t>
       </w:r>
     </w:p>
     <w:tbl>
@@ -13848,7 +6270,7 @@
           <w:b/>
           <w:sz w:val="22"/>
         </w:rPr>
-        <w:t>6.2. 세 파트에 공통으로 걸린 질문</w:t>
+        <w:t>5.2. 세 파트에 공통으로 걸린 질문</w:t>
       </w:r>
     </w:p>
     <w:p>
@@ -13884,7 +6306,7 @@
           <w:b/>
           <w:sz w:val="22"/>
         </w:rPr>
-        <w:t>6.3. 가시화 측이 지키는 것</w:t>
+        <w:t>5.3. 가시화 측이 지키는 것</w:t>
       </w:r>
     </w:p>
     <w:p>
